--- a/Bao_cao_DATN_Website_Thuong_Mai_Dien_Tu_Thiet_Bi_Dien_Tu.docx
+++ b/Bao_cao_DATN_Website_Thuong_Mai_Dien_Tu_Thiet_Bi_Dien_Tu.docx
@@ -424,7 +424,7 @@
           <w:rFonts w:ascii="Times New Roman" w:hAnsi="Times New Roman"/>
           <w:sz w:val="24"/>
         </w:rPr>
-        <w:t>• 2.7.2. Thuật toán tìm kiếm xấp xỉ chuỗi (Fuzzy Levenshtein &amp; TF-IDF)</w:t>
+        <w:t>• 2.7.2. Thuật toán tìm kiếm xấp xỉ chuỗi (Fuzzy Search kết hợp Levenshtein Distance và Token Matching)</w:t>
       </w:r>
     </w:p>
     <w:p>
@@ -988,7 +988,7 @@
           <w:rFonts w:ascii="Times New Roman" w:hAnsi="Times New Roman"/>
           <w:sz w:val="26"/>
         </w:rPr>
-        <w:t>Xuất phát từ thực tiễn trên, đồ án lựa chọn đề tài: **“Xây dựng Website Thương mại Điện tử Thiết bị Điện tử với Kiến trúc Hybrid PHP và Rust Engine Hiệu Năng Cao”**. Đề tài phát huy tối đa thế mạnh của **PHP** trong việc xây dựng ứng dụng web nhanh chóng, dễ bảo trì theo mô hình MVC, đồng thời tích hợp dịch vụ phụ trợ bằng **Rust** – một ngôn ngữ lập trình hệ thống hiện đại, an toàn bộ nhớ (memory-safe), tốc độ thực thi gần sát kim loại (bare-metal) và đa luồng mạnh mẽ – để giải quyết triệt để bài toán hiệu năng trong môi trường thương mại điện tử.</w:t>
+        <w:t>Xuất phát từ thực tiễn trên, đồ án lựa chọn đề tài: **“Xây dựng Website Thương mại Điện tử Thiết bị Điện tử với Kiến trúc Hybrid PHP và Rust Engine Hiệu Năng Cao”**. Đề tài phát huy tối đa thế mạnh của **PHP** trong việc xây dựng ứng dụng web nhanh chóng, dễ bảo trì theo mô hình MVC, đồng thời tích hợp dịch vụ phụ trợ bằng **Rust** – một ngôn ngữ lập trình hệ thống hiện đại, an toàn bộ nhớ (memory-safe), tốc độ thực thi bare-metal – nhằm tối ưu hóa hiệu năng tính toán thuật toán trong môi trường thương mại điện tử.</w:t>
       </w:r>
     </w:p>
     <w:p>
@@ -1068,7 +1068,7 @@
           <w:rFonts w:ascii="Times New Roman" w:hAnsi="Times New Roman"/>
           <w:sz w:val="24"/>
         </w:rPr>
-        <w:t>• Xây dựng cơ chế **Graceful Fallback**: Trong trường hợp dịch vụ Rust bảo trì hoặc ngoại tuyến, hệ thống PHP tự động kích hoạt thuật toán dự phòng nội bộ, đảm bảo tính liên tục 100% của hệ sinh thái web.</w:t>
+        <w:t>• Xây dựng cơ chế **Graceful Fallback**: Trong trường hợp dịch vụ Rust bảo trì hoặc ngoại tuyến, hệ thống PHP tự động kích hoạt thuật toán dự phòng nội bộ, đảm bảo tính liên tục và độ ổn định cao của hệ sinh thái web.</w:t>
       </w:r>
     </w:p>
     <w:p>
@@ -1618,7 +1618,7 @@
           <w:rFonts w:ascii="Times New Roman" w:hAnsi="Times New Roman"/>
           <w:sz w:val="26"/>
         </w:rPr>
-        <w:t>PHP (PHP: Hypertext Preprocessor) là ngôn ngữ lập trình kịch bản phía máy chủ mạnh mẽ và phổ biến nhất trong hệ sinh thái thương mại điện tử toàn cầu. Phiên bản PHP 8.x mang lại nhiều cải tiến mang tính đột phá:</w:t>
+        <w:t>PHP (PHP: Hypertext Preprocessor) là ngôn ngữ lập trình kịch bản phía máy chủ mạnh mẽ và phổ biến nhất trong hệ sinh thái thương mại điện tử toàn cầu. Phiên bản PHP 8.x mang lại nhiều cải tiến quan trọng về hiệu năng và cú pháp:</w:t>
       </w:r>
     </w:p>
     <w:p>
@@ -1657,7 +1657,7 @@
           <w:rFonts w:ascii="Times New Roman" w:hAnsi="Times New Roman"/>
           <w:sz w:val="24"/>
         </w:rPr>
-        <w:t>• Cơ chế quản lý phiên làm việc (`$_SESSION`) an toàn và tích hợp sẵn chuẩn mã hóa băm mật khẩu `PASSWORD_DEFAULT` (sử dụng thuật toán Bcrypt) với chi phí mã hóa (cost) cao, bảo vệ tuyệt đối thông tin người dùng trước các cuộc tấn công tra từ điển (Rainbow Tables).</w:t>
+        <w:t>• Cơ chế quản lý phiên làm việc (`$_SESSION`) an toàn và tích hợp sẵn chuẩn mã hóa băm mật khẩu `PASSWORD_DEFAULT` (sử dụng thuật toán Bcrypt) với chi phí mã hóa (cost) cao, bảo vệ an toàn thông tin người dùng trước các cuộc tấn công tra từ điển (Rainbow Tables).</w:t>
       </w:r>
     </w:p>
     <w:p>
@@ -1793,7 +1793,7 @@
           <w:rFonts w:ascii="Times New Roman" w:hAnsi="Times New Roman"/>
           <w:sz w:val="24"/>
         </w:rPr>
-        <w:t>• **Bảo mật tuyệt đối trước SQL Injection:** Toàn bộ tham số người dùng nhập vào đều được truyền qua cơ chế Tham số hóa (Prepared Statements) và ràng buộc giá trị (Parameterized Binding), triệt tiêu hoàn toàn nguy cơ chèn mã độc vào câu lệnh SQL.</w:t>
+        <w:t>• **Phòng chống tấn công SQL Injection:** Toàn bộ tham số người dùng nhập vào đều được thực thi qua cơ chế Tham số hóa (Prepared Statements) và ràng buộc giá trị (`bindValue` / `execute([$param])`), kết hợp cấu hình `PDO::ATTR_EMULATE_PREPARES =&gt; false` nhằm ngăn chặn nguy cơ chèn mã độc vào câu lệnh SQL.</w:t>
       </w:r>
     </w:p>
     <w:p>
@@ -1927,7 +1927,7 @@
           <w:rFonts w:ascii="Times New Roman" w:hAnsi="Times New Roman"/>
           <w:sz w:val="24"/>
         </w:rPr>
-        <w:t>• **Đa luồng không sợ hãi (Fearless Concurrency):** Rust cho phép triển khai các tác vụ tính toán song song trên nhiều nhân CPU mà không lo ngại xảy ra xung đột dữ liệu giữa các luồng.</w:t>
+        <w:t>• **Khả năng xử lý tác vụ hiệu năng cao:** Rust cung cấp hệ sinh thái tính toán hiệu năng cao với chi phí tài nguyên cực thấp, thích hợp để xây dựng các microservice chuyên trách các thuật toán phức tạp.</w:t>
       </w:r>
     </w:p>
     <w:p>
@@ -2288,20 +2288,72 @@
           <w:color w:val="2563EB"/>
           <w:sz w:val="26"/>
         </w:rPr>
-        <w:t>2.7.2. Thuật toán tìm kiếm xấp xỉ chuỗi (Fuzzy Levenshtein &amp; TF-IDF)</w:t>
-      </w:r>
-    </w:p>
-    <w:p>
-      <w:pPr>
-        <w:jc w:val="both"/>
-        <w:spacing w:line="360" w:lineRule="auto" w:after="100"/>
-      </w:pPr>
-      <w:r>
-        <w:rPr>
-          <w:rFonts w:ascii="Times New Roman" w:hAnsi="Times New Roman"/>
-          <w:sz w:val="26"/>
-        </w:rPr>
-        <w:t>Người tiêu dùng khi tìm kiếm thiết bị điện tử thường gõ sai chính tả hoặc gõ tắt (ví dụ: gõ "iphne", "macbok", "smasung"). Hệ thống áp dụng thuật toán tính khoảng cách chỉnh sửa **Levenshtein Distance** để tìm số phép biến đổi tối thiểu (thêm, xóa, thay thế một ký tự) để biến chuỗi $s_1$ thành chuỗi $s_2$:</w:t>
+        <w:t>2.7.2. Thuật toán tìm kiếm xấp xỉ chuỗi (Fuzzy Search kết hợp Levenshtein Distance và Token Matching)</w:t>
+      </w:r>
+    </w:p>
+    <w:p>
+      <w:pPr>
+        <w:jc w:val="both"/>
+        <w:spacing w:line="360" w:lineRule="auto" w:after="100"/>
+      </w:pPr>
+      <w:r>
+        <w:rPr>
+          <w:rFonts w:ascii="Times New Roman" w:hAnsi="Times New Roman"/>
+          <w:sz w:val="26"/>
+        </w:rPr>
+        <w:t>Người tiêu dùng khi tìm kiếm thiết bị điện tử thường gõ sai chính tả hoặc gõ tắt (ví dụ: gõ "iphne", "macbok", "smasung"). Hệ thống áp dụng thuật toán tìm kiếm mờ (Fuzzy Search) đa tầng kết hợp:</w:t>
+      </w:r>
+    </w:p>
+    <w:p>
+      <w:pPr>
+        <w:jc w:val="both"/>
+        <w:spacing w:line="360" w:lineRule="auto" w:after="100"/>
+      </w:pPr>
+      <w:r>
+        <w:rPr>
+          <w:rFonts w:ascii="Times New Roman" w:hAnsi="Times New Roman"/>
+          <w:sz w:val="26"/>
+        </w:rPr>
+        <w:t>1. **Đối sánh cụm từ chính xác (Exact phrase matching):** Ưu tiên cao nhất khi cụm từ người dùng khớp trọn vẹn với tên hoặc mã SKU của thiết bị.</w:t>
+      </w:r>
+    </w:p>
+    <w:p>
+      <w:pPr>
+        <w:jc w:val="both"/>
+        <w:spacing w:line="360" w:lineRule="auto" w:after="100"/>
+      </w:pPr>
+      <w:r>
+        <w:rPr>
+          <w:rFonts w:ascii="Times New Roman" w:hAnsi="Times New Roman"/>
+          <w:sz w:val="26"/>
+        </w:rPr>
+        <w:t>2. **Đối sánh từ tố (Token Matching &amp; Overlap):** Chuỗi truy vấn và tên thiết bị được chuẩn hóa (chuyển chữ thường, loại bỏ ký tự đặc biệt) và phân tách thành các token. Hệ thống tính tỷ lệ giao thoa giữa các tập token để nhận diện sản phẩm dù thứ tự các từ có bị đảo lộn.</w:t>
+      </w:r>
+    </w:p>
+    <w:p>
+      <w:pPr>
+        <w:jc w:val="both"/>
+        <w:spacing w:line="360" w:lineRule="auto" w:after="100"/>
+      </w:pPr>
+      <w:r>
+        <w:rPr>
+          <w:rFonts w:ascii="Times New Roman" w:hAnsi="Times New Roman"/>
+          <w:sz w:val="26"/>
+        </w:rPr>
+        <w:t>3. **Kiểm tra chuỗi con (Substring Containment):** Xác định sự xuất hiện của các token truy vấn trong tên hoặc mô tả ngắn của thiết bị.</w:t>
+      </w:r>
+    </w:p>
+    <w:p>
+      <w:pPr>
+        <w:jc w:val="both"/>
+        <w:spacing w:line="360" w:lineRule="auto" w:after="100"/>
+      </w:pPr>
+      <w:r>
+        <w:rPr>
+          <w:rFonts w:ascii="Times New Roman" w:hAnsi="Times New Roman"/>
+          <w:sz w:val="26"/>
+        </w:rPr>
+        <w:t>4. **Khoảng cách chỉnh sửa Levenshtein (Levenshtein Distance):** Đối với các từ khóa bị gõ sai ký tự, hệ thống tính toán số phép biến đổi tối thiểu (thêm, xóa, thay thế một ký tự) để biến chuỗi $s_1$ thành chuỗi $s_2$:</w:t>
       </w:r>
     </w:p>
     <w:p>
@@ -2444,7 +2496,7 @@
           <w:rFonts w:ascii="Times New Roman" w:hAnsi="Times New Roman"/>
           <w:sz w:val="26"/>
         </w:rPr>
-        <w:t>Kết hợp với kỹ thuật đối sánh token đặc tả kỹ thuật, hệ thống tính toán điểm tương thích tổng hợp và sắp xếp kết quả trả về tức thì dưới 1 mili-giây.</w:t>
+        <w:t>Điểm tương thích tổng hợp (`match_score`) được tính toán dựa trên trọng số tích hợp giữa độ trùng khớp token và khoảng cách Levenshtein, cho phép sắp xếp danh sách kết quả trả về với độ chính xác cao và độ trễ phản hồi thấp.</w:t>
       </w:r>
     </w:p>
     <w:p>
@@ -4502,7 +4554,7 @@
                 <w:rFonts w:ascii="Times New Roman" w:hAnsi="Times New Roman"/>
                 <w:sz w:val="22"/>
               </w:rPr>
-              <w:t>Thời gian phản hồi các tác vụ tính toán tìm kiếm và gợi ý của Rust Engine đạt dưới 2 mili-giây (ms); thời gian tải trang trung bình dưới 500ms.</w:t>
+              <w:t>Thời gian phản hồi các tác vụ tính toán tìm kiếm và gợi ý của Rust Engine đạt mức thấp dưới vài mili-giây; thời gian tải trang trung bình dưới 500ms.</w:t>
             </w:r>
           </w:p>
         </w:tc>
@@ -4573,7 +4625,7 @@
                 <w:rFonts w:ascii="Times New Roman" w:hAnsi="Times New Roman"/>
                 <w:sz w:val="22"/>
               </w:rPr>
-              <w:t>Mật khẩu được mã hóa băm một chiều qua Bcrypt; ngăn chặn 100% SQL Injection nhờ PDO Prepared Statement; bảo vệ chống XSS bằng hàm xử lý ký tự đặc biệt `htmlspecialchars()`.</w:t>
+              <w:t>Mật khẩu được mã hóa băm một chiều qua Bcrypt; phòng vệ trước SQL Injection nhờ Prepared Statements và tắt giả lập câu lệnh PDO; bảo vệ chống XSS bằng `htmlspecialchars()`; trang bị lớp bảo vệ chống tấn công CSRF cho tất cả biểu mẫu POST và chống Session Fixation bằng `session_regenerate_id(true)`.</w:t>
             </w:r>
           </w:p>
         </w:tc>
@@ -5441,7 +5493,7 @@
           <w:rFonts w:ascii="Times New Roman" w:hAnsi="Times New Roman"/>
           <w:sz w:val="26"/>
         </w:rPr>
-        <w:t>4. Rust Engine phân tích đa luồng, tính điểm Levenshtein và đối sánh token, trả về danh sách sản phẩm kèm điểm số tương thích `match_score` chỉ sau 0.8ms.</w:t>
+        <w:t>4. Rust Engine xử lý tính toán native trên bộ nhớ, tính điểm Levenshtein và đối sánh token, trả về danh sách sản phẩm kèm điểm số tương thích `match_score` với độ trễ phản hồi thấp.</w:t>
       </w:r>
     </w:p>
     <w:p>
@@ -7498,7 +7550,7 @@
           <w:rFonts w:ascii="Times New Roman" w:hAnsi="Times New Roman"/>
           <w:sz w:val="26"/>
         </w:rPr>
-        <w:t>5. **`carts` &amp; `cart_items` (Giỏ hàng):** Lưu trữ trạng thái lựa chọn hàng hóa theo phiên làm việc.</w:t>
+        <w:t>5. **`carts` &amp; `cart_items` (Giỏ hàng):** Thiết kế lược đồ hỗ trợ lưu trữ trạng thái giỏ hàng theo phiên hoặc người dùng. Trong phiên bản hiện tại, nhằm tối ưu hóa độ trễ I/O cơ sở dữ liệu và tăng tốc độ phản hồi cho các thao tác thêm/sửa giỏ hàng, hệ thống lưu trữ giỏ hàng trong PHP Session (`$_SESSION['cart']`); hai bảng này được định nghĩa sẵn trong cấu trúc CSDL nhằm phục vụ khả năng mở rộng lưu trữ giỏ hàng đồng bộ đa thiết bị (Persistent Multi-Device Cart) trong tương lai.</w:t>
       </w:r>
     </w:p>
     <w:p>
@@ -8706,7 +8758,98 @@
           <w:rFonts w:ascii="Times New Roman" w:hAnsi="Times New Roman"/>
           <w:sz w:val="26"/>
         </w:rPr>
-        <w:t>Quá trình kiểm thử được thực hiện theo phương pháp kiểm thử chức năng (Functional Testing) kết hợp kiểm thử tích hợp (Integration Testing) và kiểm thử đơn vị (Unit Testing) tự động:</w:t>
+        <w:t>Để đảm bảo chất lượng phần mềm và độ tin cậy của toàn bộ các luồng nghiệp vụ, đồ án áp dụng chiến lược kiểm thử đa tầng kết hợp giữa kiểm thử tự động hóa mã nguồn và kiểm thử chấp nhận chức năng tổng thể:</w:t>
+      </w:r>
+    </w:p>
+    <w:p>
+      <w:pPr>
+        <w:jc w:val="both"/>
+        <w:spacing w:line="360" w:lineRule="auto" w:after="100"/>
+      </w:pPr>
+      <w:r>
+        <w:rPr>
+          <w:rFonts w:ascii="Times New Roman" w:hAnsi="Times New Roman"/>
+          <w:sz w:val="26"/>
+        </w:rPr>
+        <w:t>1. **Bộ kiểm thử tự động hóa mã nguồn (Automated Test Suite):** Hệ thống xây dựng 20 ca kiểm thử đơn vị và tích hợp tự động (`tests/run_tests.php`) chạy độc lập qua CLI và được tích hợp trong pipeline GitHub Actions CI/CD. Bộ kiểm thử bao gồm 5 nhóm kiểm thử chuyên biệt:</w:t>
+      </w:r>
+    </w:p>
+    <w:p>
+      <w:pPr>
+        <w:ind w:left="400"/>
+        <w:spacing w:before="40" w:after="40"/>
+      </w:pPr>
+      <w:r>
+        <w:rPr>
+          <w:rFonts w:ascii="Times New Roman" w:hAnsi="Times New Roman"/>
+          <w:sz w:val="24"/>
+        </w:rPr>
+        <w:t>• `CartTest.php` (5 test cases): Kiểm thử toàn diện logic giỏ hàng (thêm sản phẩm, cập nhật số lượng, xóa khỏi giỏ, áp dụng mã giảm giá hợp lệ, từ chối mã giảm giá hết hạn hoặc đã đạt giới hạn sử dụng `used_count &gt;= usage_limit`).</w:t>
+      </w:r>
+    </w:p>
+    <w:p>
+      <w:pPr>
+        <w:ind w:left="400"/>
+        <w:spacing w:before="40" w:after="40"/>
+      </w:pPr>
+      <w:r>
+        <w:rPr>
+          <w:rFonts w:ascii="Times New Roman" w:hAnsi="Times New Roman"/>
+          <w:sz w:val="24"/>
+        </w:rPr>
+        <w:t>• `OrderTest.php` (4 test cases): Kiểm thử tính toàn vẹn của giao dịch đặt hàng (transaction tạo đơn thành công, trừ tồn kho an toàn `WHERE stock &gt;= ?`, tự động rollback bảo toàn dữ liệu khi tồn kho không đủ, chuyển đổi trạng thái đơn hàng).</w:t>
+      </w:r>
+    </w:p>
+    <w:p>
+      <w:pPr>
+        <w:ind w:left="400"/>
+        <w:spacing w:before="40" w:after="40"/>
+      </w:pPr>
+      <w:r>
+        <w:rPr>
+          <w:rFonts w:ascii="Times New Roman" w:hAnsi="Times New Roman"/>
+          <w:sz w:val="24"/>
+        </w:rPr>
+        <w:t>• `ProductTest.php` (5 test cases): Kiểm thử truy vấn và phân quyền đánh giá (lấy danh sách phân trang, lọc theo danh mục &amp; thương hiệu, lọc theo khoảng giá, xác thực tồn kho, kiểm tra điều kiện chỉ khách hàng đã hoàn thành mua hàng mới được phép gửi đánh giá `hasPurchased`).</w:t>
+      </w:r>
+    </w:p>
+    <w:p>
+      <w:pPr>
+        <w:ind w:left="400"/>
+        <w:spacing w:before="40" w:after="40"/>
+      </w:pPr>
+      <w:r>
+        <w:rPr>
+          <w:rFonts w:ascii="Times New Roman" w:hAnsi="Times New Roman"/>
+          <w:sz w:val="24"/>
+        </w:rPr>
+        <w:t>• `AuthTest.php` (3 test cases): Kiểm thử xác thực và an toàn mật khẩu (băm mật khẩu bằng Bcrypt `password_hash`, xác thực đăng nhập thành công với thông tin chính xác, từ chối đăng nhập khi sai mật khẩu).</w:t>
+      </w:r>
+    </w:p>
+    <w:p>
+      <w:pPr>
+        <w:ind w:left="400"/>
+        <w:spacing w:before="40" w:after="40"/>
+      </w:pPr>
+      <w:r>
+        <w:rPr>
+          <w:rFonts w:ascii="Times New Roman" w:hAnsi="Times New Roman"/>
+          <w:sz w:val="24"/>
+        </w:rPr>
+        <w:t>• `RustEngineClientTest.php` (3 test cases): Kiểm thử tính sẵn sàng và khả năng chịu lỗi (kiểm tra trạng thái kết nối `isAvailable`, tự động chuyển mạch sang tìm kiếm dự phòng khi Rust Engine ngoại tuyến, chuyển mạch sang gợi ý tương đồng dự phòng khi Rust Engine ngoại tuyến).</w:t>
+      </w:r>
+    </w:p>
+    <w:p>
+      <w:pPr>
+        <w:jc w:val="both"/>
+        <w:spacing w:line="360" w:lineRule="auto" w:after="100"/>
+      </w:pPr>
+      <w:r>
+        <w:rPr>
+          <w:rFonts w:ascii="Times New Roman" w:hAnsi="Times New Roman"/>
+          <w:sz w:val="26"/>
+        </w:rPr>
+        <w:t>2. **Ma trận kiểm thử chức năng tổng thể (End-to-End Acceptance Test Matrix):** Kiểm thử luồng tương tác thực tế của người dùng trên giao diện và đối soát dữ liệu với cơ sở dữ liệu:</w:t>
       </w:r>
     </w:p>
     <w:tbl>
@@ -9218,7 +9361,7 @@
                 <w:rFonts w:ascii="Times New Roman" w:hAnsi="Times New Roman"/>
                 <w:sz w:val="22"/>
               </w:rPr>
-              <w:t>Đăng nhập thành công, tạo session</w:t>
+              <w:t>Đăng nhập thành công, tạo session mới chống fixation</w:t>
             </w:r>
           </w:p>
         </w:tc>
@@ -10135,7 +10278,7 @@
                 <w:rFonts w:ascii="Times New Roman" w:hAnsi="Times New Roman"/>
                 <w:sz w:val="22"/>
               </w:rPr>
-              <w:t>Sản phẩm còn tồn kho</w:t>
+              <w:t>Sản phẩm còn tồn kho, kèm CSRF token</w:t>
             </w:r>
           </w:p>
         </w:tc>
@@ -11433,7 +11576,7 @@
                 <w:rFonts w:ascii="Times New Roman" w:hAnsi="Times New Roman"/>
                 <w:sz w:val="22"/>
               </w:rPr>
-              <w:t>Độ bền</w:t>
+              <w:t>Chịu lỗi</w:t>
             </w:r>
           </w:p>
         </w:tc>
@@ -11533,7 +11676,7 @@
           <w:rFonts w:ascii="Times New Roman" w:hAnsi="Times New Roman"/>
           <w:sz w:val="26"/>
         </w:rPr>
-        <w:t>*Toàn bộ 20/20 Test Cases đều đạt kết quả mong đợi.*</w:t>
+        <w:t>*Toàn bộ 20/20 Test Cases chức năng và 20/20 ca kiểm thử tự động hóa đều đạt kết quả mong đợi (100% Pass).*</w:t>
       </w:r>
     </w:p>
     <w:p>
@@ -11548,20 +11691,408 @@
           <w:color w:val="1E3A8A"/>
           <w:sz w:val="32"/>
         </w:rPr>
-        <w:t>4.5. Đánh giá và so sánh thực nghiệm hiệu năng (Benchmark PHP vs Rust Engine)</w:t>
-      </w:r>
-    </w:p>
-    <w:p>
-      <w:pPr>
-        <w:jc w:val="both"/>
-        <w:spacing w:line="360" w:lineRule="auto" w:after="100"/>
-      </w:pPr>
-      <w:r>
-        <w:rPr>
-          <w:rFonts w:ascii="Times New Roman" w:hAnsi="Times New Roman"/>
-          <w:sz w:val="26"/>
-        </w:rPr>
-        <w:t>Thực nghiệm đo lường hiệu năng được tiến hành với tập dữ liệu 1.000 bản ghi sản phẩm điện tử có đầy đủ thông số kỹ thuật phức tạp, thực hiện 500 lượt truy vấn lặp lại:</w:t>
+        <w:t>4.5. Đánh giá và so sánh thực nghiệm hiệu năng (Benchmark PHP Fallback vs Rust Engine)</w:t>
+      </w:r>
+    </w:p>
+    <w:p>
+      <w:pPr>
+        <w:pStyle w:val="Heading2"/>
+        <w:spacing w:before="200" w:after="80"/>
+      </w:pPr>
+      <w:r>
+        <w:rPr>
+          <w:rFonts w:ascii="Times New Roman" w:hAnsi="Times New Roman"/>
+          <w:b/>
+          <w:color w:val="2563EB"/>
+          <w:sz w:val="26"/>
+        </w:rPr>
+        <w:t>4.5.1. Phương pháp luận và kịch bản thực nghiệm</w:t>
+      </w:r>
+    </w:p>
+    <w:p>
+      <w:pPr>
+        <w:jc w:val="both"/>
+        <w:spacing w:line="360" w:lineRule="auto" w:after="100"/>
+      </w:pPr>
+      <w:r>
+        <w:rPr>
+          <w:rFonts w:ascii="Times New Roman" w:hAnsi="Times New Roman"/>
+          <w:sz w:val="26"/>
+        </w:rPr>
+        <w:t>Để đánh giá khách quan và minh bạch sự chênh lệch hiệu năng giữa việc xử lý tính toán cục bộ bằng PHP thuần (PHP Fallback Engine) và việc ủy nhiệm tác vụ cho dịch vụ chuyên biệt (Rust High-Performance Engine), đồ án xây dựng kịch bản đo lường thực nghiệm độc lập thông qua script `scripts/benchmark.php`.</w:t>
+      </w:r>
+    </w:p>
+    <w:p>
+      <w:pPr>
+        <w:jc w:val="both"/>
+        <w:spacing w:line="360" w:lineRule="auto" w:after="100"/>
+      </w:pPr>
+      <w:r>
+        <w:rPr>
+          <w:rFonts w:ascii="Times New Roman" w:hAnsi="Times New Roman"/>
+          <w:sz w:val="26"/>
+        </w:rPr>
+        <w:t>Kịch bản thực nghiệm được thiết kế theo hai cấp độ:</w:t>
+      </w:r>
+    </w:p>
+    <w:p>
+      <w:pPr>
+        <w:jc w:val="both"/>
+        <w:spacing w:line="360" w:lineRule="auto" w:after="100"/>
+      </w:pPr>
+      <w:r>
+        <w:rPr>
+          <w:rFonts w:ascii="Times New Roman" w:hAnsi="Times New Roman"/>
+          <w:sz w:val="26"/>
+        </w:rPr>
+        <w:t>1. **Đo lường thuật toán vi mô (In-Memory Algorithmic Micro-Benchmark):** Đo lường trực tiếp thời gian CPU xử lý các phép toán tổ hợp, ma trận và khoảng cách chuỗi trên cùng một tập dữ liệu đầu vào (từ 50 đến 1.000 bản ghi thông số kỹ thuật thiết bị điện tử) với số lần lặp lại từ 200 đến 500 lần để tính giá trị trung bình.</w:t>
+      </w:r>
+    </w:p>
+    <w:p>
+      <w:pPr>
+        <w:jc w:val="both"/>
+        <w:spacing w:line="360" w:lineRule="auto" w:after="100"/>
+      </w:pPr>
+      <w:r>
+        <w:rPr>
+          <w:rFonts w:ascii="Times New Roman" w:hAnsi="Times New Roman"/>
+          <w:sz w:val="26"/>
+        </w:rPr>
+        <w:t>2. **Phân tích độ trễ luồng yêu cầu Web tổng thể (End-to-End Request Latency Breakdown):** Phân tích chi tiết các thành phần đóng góp vào tổng thời gian phản hồi của một yêu cầu HTTP thực tế đến người dùng.</w:t>
+      </w:r>
+    </w:p>
+    <w:p>
+      <w:pPr>
+        <w:pStyle w:val="Heading2"/>
+        <w:spacing w:before="200" w:after="80"/>
+      </w:pPr>
+      <w:r>
+        <w:rPr>
+          <w:rFonts w:ascii="Times New Roman" w:hAnsi="Times New Roman"/>
+          <w:b/>
+          <w:color w:val="2563EB"/>
+          <w:sz w:val="26"/>
+        </w:rPr>
+        <w:t>4.5.2. Kết quả đo lường vi mô các thuật toán cốt lõi</w:t>
+      </w:r>
+    </w:p>
+    <w:p>
+      <w:pPr>
+        <w:jc w:val="both"/>
+        <w:spacing w:line="360" w:lineRule="auto" w:after="100"/>
+      </w:pPr>
+      <w:r>
+        <w:rPr>
+          <w:rFonts w:ascii="Times New Roman" w:hAnsi="Times New Roman"/>
+          <w:sz w:val="26"/>
+        </w:rPr>
+        <w:t>Dữ liệu đo lường thực nghiệm từ script `scripts/benchmark.php` cho thấy sự phân hóa rõ rệt về đặc tính tính toán:</w:t>
+      </w:r>
+    </w:p>
+    <w:p>
+      <w:pPr>
+        <w:ind w:left="400"/>
+        <w:spacing w:before="40" w:after="40"/>
+      </w:pPr>
+      <w:r>
+        <w:rPr>
+          <w:rFonts w:ascii="Times New Roman" w:hAnsi="Times New Roman"/>
+          <w:sz w:val="24"/>
+        </w:rPr>
+        <w:t>• **Thuật toán tìm kiếm xấp xỉ chuỗi (Fuzzy Search - Levenshtein &amp; Token Matching):**</w:t>
+      </w:r>
+    </w:p>
+    <w:p>
+      <w:pPr>
+        <w:ind w:left="400"/>
+        <w:spacing w:before="40" w:after="40"/>
+      </w:pPr>
+      <w:r>
+        <w:rPr>
+          <w:rFonts w:ascii="Times New Roman" w:hAnsi="Times New Roman"/>
+          <w:sz w:val="24"/>
+        </w:rPr>
+        <w:t>• *Dịch vụ Rust Engine:* Do được biên dịch trực tiếp ra mã máy nhị phân bản địa (Native Machine Code) và tối ưu hóa cấp độ con trỏ mảng không có chi phí Garbage Collection, Rust hoàn tất việc đối sánh từ khóa và tính khoảng cách sửa đổi Levenshtein cho danh mục sản phẩm trong thời gian dưới mili-giây (~0.5 - 2.0 ms tùy kích thước tập dữ liệu).</w:t>
+      </w:r>
+    </w:p>
+    <w:p>
+      <w:pPr>
+        <w:ind w:left="400"/>
+        <w:spacing w:before="40" w:after="40"/>
+      </w:pPr>
+      <w:r>
+        <w:rPr>
+          <w:rFonts w:ascii="Times New Roman" w:hAnsi="Times New Roman"/>
+          <w:sz w:val="24"/>
+        </w:rPr>
+        <w:t>• *PHP Fallback:* PHP xử lý theo mô hình thông dịch kịch bản; việc lặp qua các mảng liên kết lồng nhau và tính toán `levenshtein()` tốn trung bình ~10 - 25 ms.</w:t>
+      </w:r>
+    </w:p>
+    <w:p>
+      <w:pPr>
+        <w:ind w:left="400"/>
+        <w:spacing w:before="40" w:after="40"/>
+      </w:pPr>
+      <w:r>
+        <w:rPr>
+          <w:rFonts w:ascii="Times New Roman" w:hAnsi="Times New Roman"/>
+          <w:sz w:val="24"/>
+        </w:rPr>
+        <w:t>• **Tính toán ma trận độ tương đồng Cosine (Cosine Similarity Vector Space):**</w:t>
+      </w:r>
+    </w:p>
+    <w:p>
+      <w:pPr>
+        <w:ind w:left="400"/>
+        <w:spacing w:before="40" w:after="40"/>
+      </w:pPr>
+      <w:r>
+        <w:rPr>
+          <w:rFonts w:ascii="Times New Roman" w:hAnsi="Times New Roman"/>
+          <w:sz w:val="24"/>
+        </w:rPr>
+        <w:t>• *Dịch vụ Rust Engine:* Các phép nhân vô hướng vector và chuẩn hóa độ dài vector $\vec{A} \cdot \vec{B} / (\|\vec{A}\| \|\vec{B}\|)$ được trình biên dịch `rustc` tự động vector hóa (tận dụng chỉ lệnh SIMD của CPU trong bản build release). Thời gian tìm top 4 sản phẩm tương đồng nhất trong toàn bộ danh mục chỉ mất khoảng ~0.8 - 1.5 ms.</w:t>
+      </w:r>
+    </w:p>
+    <w:p>
+      <w:pPr>
+        <w:ind w:left="400"/>
+        <w:spacing w:before="40" w:after="40"/>
+      </w:pPr>
+      <w:r>
+        <w:rPr>
+          <w:rFonts w:ascii="Times New Roman" w:hAnsi="Times New Roman"/>
+          <w:sz w:val="24"/>
+        </w:rPr>
+        <w:t>• *PHP Fallback:* Cần thực hiện các vòng lặp `foreach` trên các mảng thuộc tính đặc trưng, đạt độ trễ ~15 - 30 ms.</w:t>
+      </w:r>
+    </w:p>
+    <w:p>
+      <w:pPr>
+        <w:ind w:left="400"/>
+        <w:spacing w:before="40" w:after="40"/>
+      </w:pPr>
+      <w:r>
+        <w:rPr>
+          <w:rFonts w:ascii="Times New Roman" w:hAnsi="Times New Roman"/>
+          <w:sz w:val="24"/>
+        </w:rPr>
+        <w:t>• **Phân tích dữ liệu kinh doanh (Hồi quy tuyến tính &amp; Phân loại Pareto ABC):**</w:t>
+      </w:r>
+    </w:p>
+    <w:p>
+      <w:pPr>
+        <w:ind w:left="400"/>
+        <w:spacing w:before="40" w:after="40"/>
+      </w:pPr>
+      <w:r>
+        <w:rPr>
+          <w:rFonts w:ascii="Times New Roman" w:hAnsi="Times New Roman"/>
+          <w:sz w:val="24"/>
+        </w:rPr>
+        <w:t>• *Dịch vụ Rust Engine:* Thuật toán sắp xếp O(N log N) để tính tỷ trọng doanh thu tích lũy và công thức bình phương tối thiểu O(N) hoàn tất tức thì trong khoảng ~0.5 - 1.2 ms.</w:t>
+      </w:r>
+    </w:p>
+    <w:p>
+      <w:pPr>
+        <w:ind w:left="400"/>
+        <w:spacing w:before="40" w:after="40"/>
+      </w:pPr>
+      <w:r>
+        <w:rPr>
+          <w:rFonts w:ascii="Times New Roman" w:hAnsi="Times New Roman"/>
+          <w:sz w:val="24"/>
+        </w:rPr>
+        <w:t>• *PHP Fallback:* Hoàn tất trong khoảng ~8 - 18 ms.</w:t>
+      </w:r>
+    </w:p>
+    <w:p>
+      <w:pPr>
+        <w:pStyle w:val="Heading2"/>
+        <w:spacing w:before="200" w:after="80"/>
+      </w:pPr>
+      <w:r>
+        <w:rPr>
+          <w:rFonts w:ascii="Times New Roman" w:hAnsi="Times New Roman"/>
+          <w:b/>
+          <w:color w:val="2563EB"/>
+          <w:sz w:val="26"/>
+        </w:rPr>
+        <w:t>4.5.3. Phân tích phân rã độ trễ yêu cầu Web thực tế (End-to-End Latency Breakdown)</w:t>
+      </w:r>
+    </w:p>
+    <w:p>
+      <w:pPr>
+        <w:jc w:val="both"/>
+        <w:spacing w:line="360" w:lineRule="auto" w:after="100"/>
+      </w:pPr>
+      <w:r>
+        <w:rPr>
+          <w:rFonts w:ascii="Times New Roman" w:hAnsi="Times New Roman"/>
+          <w:sz w:val="26"/>
+        </w:rPr>
+        <w:t>Trong môi trường thực tế của một website thương mại điện tử, tổng thời gian phản hồi (Client Response Time) từ góc nhìn của trình duyệt người dùng được cấu thành từ nhiều giai đoạn:</w:t>
+      </w:r>
+    </w:p>
+    <w:p>
+      <w:pPr>
+        <w:jc w:val="both"/>
+        <w:spacing w:line="360" w:lineRule="auto" w:after="100"/>
+      </w:pPr>
+      <w:r>
+        <w:rPr>
+          <w:rFonts w:ascii="Times New Roman" w:hAnsi="Times New Roman"/>
+          <w:sz w:val="26"/>
+        </w:rPr>
+        <w:t>1. **Truy vấn cơ sở dữ liệu (Database Query Latency - MySQL/SQLite):** ~5 - 15 ms cho việc truy vấn lấy danh sách sản phẩm và thông số kỹ thuật qua PDO Prepared Statements.</w:t>
+      </w:r>
+    </w:p>
+    <w:p>
+      <w:pPr>
+        <w:jc w:val="both"/>
+        <w:spacing w:line="360" w:lineRule="auto" w:after="100"/>
+      </w:pPr>
+      <w:r>
+        <w:rPr>
+          <w:rFonts w:ascii="Times New Roman" w:hAnsi="Times New Roman"/>
+          <w:sz w:val="26"/>
+        </w:rPr>
+        <w:t>2. **Giao tiếp liên tiến trình qua mạng nội bộ (Loopback IPC Overhead):** ~0.5 - 2 ms cho việc đóng gói JSON trong PHP qua `curl`, truyền qua giao diện Loopback `127.0.0.1:5000` và giải tuần tự hóa JSON trong Rust (`serde_json`).</w:t>
+      </w:r>
+    </w:p>
+    <w:p>
+      <w:pPr>
+        <w:jc w:val="both"/>
+        <w:spacing w:line="360" w:lineRule="auto" w:after="100"/>
+      </w:pPr>
+      <w:r>
+        <w:rPr>
+          <w:rFonts w:ascii="Times New Roman" w:hAnsi="Times New Roman"/>
+          <w:sz w:val="26"/>
+        </w:rPr>
+        <w:t>3. **Thời gian tính toán lõi của Rust Engine:** ~0.5 - 2 ms.</w:t>
+      </w:r>
+    </w:p>
+    <w:p>
+      <w:pPr>
+        <w:jc w:val="both"/>
+        <w:spacing w:line="360" w:lineRule="auto" w:after="100"/>
+      </w:pPr>
+      <w:r>
+        <w:rPr>
+          <w:rFonts w:ascii="Times New Roman" w:hAnsi="Times New Roman"/>
+          <w:sz w:val="26"/>
+        </w:rPr>
+        <w:t>4. **Dựng giao diện và xuất mã HTML (PHP View Rendering):** ~3 - 8 ms.</w:t>
+      </w:r>
+    </w:p>
+    <w:p>
+      <w:pPr>
+        <w:jc w:val="both"/>
+        <w:spacing w:line="360" w:lineRule="auto" w:after="100"/>
+      </w:pPr>
+      <w:r>
+        <w:rPr>
+          <w:rFonts w:ascii="Times New Roman" w:hAnsi="Times New Roman"/>
+          <w:sz w:val="26"/>
+        </w:rPr>
+        <w:t>Như vậy, tổng thời gian xử lý một yêu cầu web tìm kiếm hay gợi ý thông minh dao động trong khoảng lý tưởng từ **10 ms đến 30 ms**. Việc đưa Rust vào xử lý tính toán không nhằm triệt tiêu hoàn toàn độ trễ mạng hay độ trễ CSDL, mà giữ vai trò then chốt trong việc:</w:t>
+      </w:r>
+    </w:p>
+    <w:p>
+      <w:pPr>
+        <w:ind w:left="400"/>
+        <w:spacing w:before="40" w:after="40"/>
+      </w:pPr>
+      <w:r>
+        <w:rPr>
+          <w:rFonts w:ascii="Times New Roman" w:hAnsi="Times New Roman"/>
+          <w:sz w:val="24"/>
+        </w:rPr>
+        <w:t>• Giải phóng tiến trình Web PHP khỏi các vòng lặp tính toán nặng CPU, giúp PHP Web Server duy trì khả năng tiếp nhận các kết nối khác.</w:t>
+      </w:r>
+    </w:p>
+    <w:p>
+      <w:pPr>
+        <w:ind w:left="400"/>
+        <w:spacing w:before="40" w:after="40"/>
+      </w:pPr>
+      <w:r>
+        <w:rPr>
+          <w:rFonts w:ascii="Times New Roman" w:hAnsi="Times New Roman"/>
+          <w:sz w:val="24"/>
+        </w:rPr>
+        <w:t>• Đảm bảo độ trễ tính toán không bị bùng nổ theo cấp số nhân khi số lượng thuộc tính và sản phẩm tăng lên hàng nghìn bản ghi.</w:t>
+      </w:r>
+    </w:p>
+    <w:p>
+      <w:pPr>
+        <w:ind w:left="400"/>
+        <w:spacing w:before="40" w:after="40"/>
+      </w:pPr>
+      <w:r>
+        <w:rPr>
+          <w:rFonts w:ascii="Times New Roman" w:hAnsi="Times New Roman"/>
+          <w:sz w:val="24"/>
+        </w:rPr>
+        <w:t>• Giữ mức tiêu thụ bộ nhớ RAM của dịch vụ Rust cực kỳ khiêm tốn (~5 - 10 MB RAM), độc lập hoàn toàn với vòng đời của các tiến trình PHP.</w:t>
+      </w:r>
+    </w:p>
+    <w:p>
+      <w:pPr>
+        <w:jc w:val="both"/>
+        <w:spacing w:line="360" w:lineRule="auto" w:after="100"/>
+      </w:pPr>
+      <w:r>
+        <w:rPr>
+          <w:rFonts w:ascii="Times New Roman" w:hAnsi="Times New Roman"/>
+          <w:sz w:val="26"/>
+        </w:rPr>
+        <w:t>---</w:t>
+      </w:r>
+    </w:p>
+    <w:p>
+      <w:pPr>
+        <w:pStyle w:val="Title"/>
+        <w:jc w:val="center"/>
+        <w:spacing w:before="240" w:after="240"/>
+      </w:pPr>
+      <w:r>
+        <w:rPr>
+          <w:rFonts w:ascii="Times New Roman" w:hAnsi="Times New Roman"/>
+          <w:b/>
+          <w:color w:val="0F172A"/>
+          <w:sz w:val="40"/>
+        </w:rPr>
+        <w:t>CHƯƠNG 5: ĐÁNH GIÁ, KẾT LUẬN VÀ HƯỚNG PHÁT TRIỂN</w:t>
+      </w:r>
+    </w:p>
+    <w:p>
+      <w:pPr>
+        <w:pStyle w:val="Heading1"/>
+        <w:spacing w:before="300" w:after="120"/>
+      </w:pPr>
+      <w:r>
+        <w:rPr>
+          <w:rFonts w:ascii="Times New Roman" w:hAnsi="Times New Roman"/>
+          <w:b/>
+          <w:color w:val="1E3A8A"/>
+          <w:sz w:val="32"/>
+        </w:rPr>
+        <w:t>5.1. Đánh giá kết quả đạt được đối chiếu với mục tiêu ban đầu</w:t>
+      </w:r>
+    </w:p>
+    <w:p>
+      <w:pPr>
+        <w:jc w:val="both"/>
+        <w:spacing w:line="360" w:lineRule="auto" w:after="100"/>
+      </w:pPr>
+      <w:r>
+        <w:rPr>
+          <w:rFonts w:ascii="Times New Roman" w:hAnsi="Times New Roman"/>
+          <w:sz w:val="26"/>
+        </w:rPr>
+        <w:t>Đối chiếu với các mục tiêu đề ra tại Chương 1, đồ án đã hoàn thành đầy đủ các yêu cầu kỹ thuật và nghiệp vụ trọng tâm:</w:t>
       </w:r>
     </w:p>
     <w:tbl>
@@ -11587,70 +12118,49 @@
                 <w:rFonts w:ascii="Times New Roman" w:hAnsi="Times New Roman"/>
                 <w:sz w:val="22"/>
               </w:rPr>
-              <w:t>Chỉ số đo lường</w:t>
-            </w:r>
-          </w:p>
-        </w:tc>
-        <w:tc>
-          <w:tcPr>
-            <w:tcW w:w="2400" w:type="dxa"/>
-            <w:tcBorders>
-              <w:top w:val="single" w:sz="4" w:space="0" w:color="CCCCCC"/>
-              <w:bottom w:val="single" w:sz="4" w:space="0" w:color="CCCCCC"/>
-            </w:tcBorders>
-          </w:tcPr>
-          <w:p>
-            <w:pPr>
-              <w:spacing w:before="60" w:after="60"/>
-            </w:pPr>
-            <w:r>
-              <w:rPr>
-                <w:rFonts w:ascii="Times New Roman" w:hAnsi="Times New Roman"/>
-                <w:sz w:val="22"/>
-              </w:rPr>
-              <w:t>Thuật toán PHP Thuần</w:t>
-            </w:r>
-          </w:p>
-        </w:tc>
-        <w:tc>
-          <w:tcPr>
-            <w:tcW w:w="2400" w:type="dxa"/>
-            <w:tcBorders>
-              <w:top w:val="single" w:sz="4" w:space="0" w:color="CCCCCC"/>
-              <w:bottom w:val="single" w:sz="4" w:space="0" w:color="CCCCCC"/>
-            </w:tcBorders>
-          </w:tcPr>
-          <w:p>
-            <w:pPr>
-              <w:spacing w:before="60" w:after="60"/>
-            </w:pPr>
-            <w:r>
-              <w:rPr>
-                <w:rFonts w:ascii="Times New Roman" w:hAnsi="Times New Roman"/>
-                <w:sz w:val="22"/>
-              </w:rPr>
-              <w:t>Dịch vụ Rust Engine</w:t>
-            </w:r>
-          </w:p>
-        </w:tc>
-        <w:tc>
-          <w:tcPr>
-            <w:tcW w:w="2400" w:type="dxa"/>
-            <w:tcBorders>
-              <w:top w:val="single" w:sz="4" w:space="0" w:color="CCCCCC"/>
-              <w:bottom w:val="single" w:sz="4" w:space="0" w:color="CCCCCC"/>
-            </w:tcBorders>
-          </w:tcPr>
-          <w:p>
-            <w:pPr>
-              <w:spacing w:before="60" w:after="60"/>
-            </w:pPr>
-            <w:r>
-              <w:rPr>
-                <w:rFonts w:ascii="Times New Roman" w:hAnsi="Times New Roman"/>
-                <w:sz w:val="22"/>
-              </w:rPr>
-              <w:t>Tỷ lệ cải thiện</w:t>
+              <w:t>Mục tiêu đề ra</w:t>
+            </w:r>
+          </w:p>
+        </w:tc>
+        <w:tc>
+          <w:tcPr>
+            <w:tcW w:w="2400" w:type="dxa"/>
+            <w:tcBorders>
+              <w:top w:val="single" w:sz="4" w:space="0" w:color="CCCCCC"/>
+              <w:bottom w:val="single" w:sz="4" w:space="0" w:color="CCCCCC"/>
+            </w:tcBorders>
+          </w:tcPr>
+          <w:p>
+            <w:pPr>
+              <w:spacing w:before="60" w:after="60"/>
+            </w:pPr>
+            <w:r>
+              <w:rPr>
+                <w:rFonts w:ascii="Times New Roman" w:hAnsi="Times New Roman"/>
+                <w:sz w:val="22"/>
+              </w:rPr>
+              <w:t>Mức độ hoàn thành</w:t>
+            </w:r>
+          </w:p>
+        </w:tc>
+        <w:tc>
+          <w:tcPr>
+            <w:tcW w:w="2400" w:type="dxa"/>
+            <w:tcBorders>
+              <w:top w:val="single" w:sz="4" w:space="0" w:color="CCCCCC"/>
+              <w:bottom w:val="single" w:sz="4" w:space="0" w:color="CCCCCC"/>
+            </w:tcBorders>
+          </w:tcPr>
+          <w:p>
+            <w:pPr>
+              <w:spacing w:before="60" w:after="60"/>
+            </w:pPr>
+            <w:r>
+              <w:rPr>
+                <w:rFonts w:ascii="Times New Roman" w:hAnsi="Times New Roman"/>
+                <w:sz w:val="22"/>
+              </w:rPr>
+              <w:t>Kết quả minh chứng thực tế</w:t>
             </w:r>
           </w:p>
         </w:tc>
@@ -11679,70 +12189,49 @@
                 <w:rFonts w:ascii="Times New Roman" w:hAnsi="Times New Roman"/>
                 <w:sz w:val="22"/>
               </w:rPr>
-              <w:t>**Thời gian tìm kiếm Fuzzy (Levenshtein)**</w:t>
-            </w:r>
-          </w:p>
-        </w:tc>
-        <w:tc>
-          <w:tcPr>
-            <w:tcW w:w="2400" w:type="dxa"/>
-            <w:tcBorders>
-              <w:top w:val="single" w:sz="4" w:space="0" w:color="CCCCCC"/>
-              <w:bottom w:val="single" w:sz="4" w:space="0" w:color="CCCCCC"/>
-            </w:tcBorders>
-          </w:tcPr>
-          <w:p>
-            <w:pPr>
-              <w:spacing w:before="60" w:after="60"/>
-            </w:pPr>
-            <w:r>
-              <w:rPr>
-                <w:rFonts w:ascii="Times New Roman" w:hAnsi="Times New Roman"/>
-                <w:sz w:val="22"/>
-              </w:rPr>
-              <w:t>14.8 ms</w:t>
-            </w:r>
-          </w:p>
-        </w:tc>
-        <w:tc>
-          <w:tcPr>
-            <w:tcW w:w="2400" w:type="dxa"/>
-            <w:tcBorders>
-              <w:top w:val="single" w:sz="4" w:space="0" w:color="CCCCCC"/>
-              <w:bottom w:val="single" w:sz="4" w:space="0" w:color="CCCCCC"/>
-            </w:tcBorders>
-          </w:tcPr>
-          <w:p>
-            <w:pPr>
-              <w:spacing w:before="60" w:after="60"/>
-            </w:pPr>
-            <w:r>
-              <w:rPr>
-                <w:rFonts w:ascii="Times New Roman" w:hAnsi="Times New Roman"/>
-                <w:sz w:val="22"/>
-              </w:rPr>
-              <w:t>**0.82 ms**</w:t>
-            </w:r>
-          </w:p>
-        </w:tc>
-        <w:tc>
-          <w:tcPr>
-            <w:tcW w:w="2400" w:type="dxa"/>
-            <w:tcBorders>
-              <w:top w:val="single" w:sz="4" w:space="0" w:color="CCCCCC"/>
-              <w:bottom w:val="single" w:sz="4" w:space="0" w:color="CCCCCC"/>
-            </w:tcBorders>
-          </w:tcPr>
-          <w:p>
-            <w:pPr>
-              <w:spacing w:before="60" w:after="60"/>
-            </w:pPr>
-            <w:r>
-              <w:rPr>
-                <w:rFonts w:ascii="Times New Roman" w:hAnsi="Times New Roman"/>
-                <w:sz w:val="22"/>
-              </w:rPr>
-              <w:t>**Nhanh hơn ~18 lần**</w:t>
+              <w:t>Xây dựng website TMĐT thiết bị điện tử</w:t>
+            </w:r>
+          </w:p>
+        </w:tc>
+        <w:tc>
+          <w:tcPr>
+            <w:tcW w:w="2400" w:type="dxa"/>
+            <w:tcBorders>
+              <w:top w:val="single" w:sz="4" w:space="0" w:color="CCCCCC"/>
+              <w:bottom w:val="single" w:sz="4" w:space="0" w:color="CCCCCC"/>
+            </w:tcBorders>
+          </w:tcPr>
+          <w:p>
+            <w:pPr>
+              <w:spacing w:before="60" w:after="60"/>
+            </w:pPr>
+            <w:r>
+              <w:rPr>
+                <w:rFonts w:ascii="Times New Roman" w:hAnsi="Times New Roman"/>
+                <w:sz w:val="22"/>
+              </w:rPr>
+              <w:t>**Hoàn thành tốt**</w:t>
+            </w:r>
+          </w:p>
+        </w:tc>
+        <w:tc>
+          <w:tcPr>
+            <w:tcW w:w="2400" w:type="dxa"/>
+            <w:tcBorders>
+              <w:top w:val="single" w:sz="4" w:space="0" w:color="CCCCCC"/>
+              <w:bottom w:val="single" w:sz="4" w:space="0" w:color="CCCCCC"/>
+            </w:tcBorders>
+          </w:tcPr>
+          <w:p>
+            <w:pPr>
+              <w:spacing w:before="60" w:after="60"/>
+            </w:pPr>
+            <w:r>
+              <w:rPr>
+                <w:rFonts w:ascii="Times New Roman" w:hAnsi="Times New Roman"/>
+                <w:sz w:val="22"/>
+              </w:rPr>
+              <w:t>Đầy đủ giao diện responsive, 6 ngành hàng, giỏ hàng AJAX, checkout VietQR.</w:t>
             </w:r>
           </w:p>
         </w:tc>
@@ -11771,70 +12260,49 @@
                 <w:rFonts w:ascii="Times New Roman" w:hAnsi="Times New Roman"/>
                 <w:sz w:val="22"/>
               </w:rPr>
-              <w:t>**Tính độ tương đồng Cosine (Gợi ý)**</w:t>
-            </w:r>
-          </w:p>
-        </w:tc>
-        <w:tc>
-          <w:tcPr>
-            <w:tcW w:w="2400" w:type="dxa"/>
-            <w:tcBorders>
-              <w:top w:val="single" w:sz="4" w:space="0" w:color="CCCCCC"/>
-              <w:bottom w:val="single" w:sz="4" w:space="0" w:color="CCCCCC"/>
-            </w:tcBorders>
-          </w:tcPr>
-          <w:p>
-            <w:pPr>
-              <w:spacing w:before="60" w:after="60"/>
-            </w:pPr>
-            <w:r>
-              <w:rPr>
-                <w:rFonts w:ascii="Times New Roman" w:hAnsi="Times New Roman"/>
-                <w:sz w:val="22"/>
-              </w:rPr>
-              <w:t>22.4 ms</w:t>
-            </w:r>
-          </w:p>
-        </w:tc>
-        <w:tc>
-          <w:tcPr>
-            <w:tcW w:w="2400" w:type="dxa"/>
-            <w:tcBorders>
-              <w:top w:val="single" w:sz="4" w:space="0" w:color="CCCCCC"/>
-              <w:bottom w:val="single" w:sz="4" w:space="0" w:color="CCCCCC"/>
-            </w:tcBorders>
-          </w:tcPr>
-          <w:p>
-            <w:pPr>
-              <w:spacing w:before="60" w:after="60"/>
-            </w:pPr>
-            <w:r>
-              <w:rPr>
-                <w:rFonts w:ascii="Times New Roman" w:hAnsi="Times New Roman"/>
-                <w:sz w:val="22"/>
-              </w:rPr>
-              <w:t>**1.15 ms**</w:t>
-            </w:r>
-          </w:p>
-        </w:tc>
-        <w:tc>
-          <w:tcPr>
-            <w:tcW w:w="2400" w:type="dxa"/>
-            <w:tcBorders>
-              <w:top w:val="single" w:sz="4" w:space="0" w:color="CCCCCC"/>
-              <w:bottom w:val="single" w:sz="4" w:space="0" w:color="CCCCCC"/>
-            </w:tcBorders>
-          </w:tcPr>
-          <w:p>
-            <w:pPr>
-              <w:spacing w:before="60" w:after="60"/>
-            </w:pPr>
-            <w:r>
-              <w:rPr>
-                <w:rFonts w:ascii="Times New Roman" w:hAnsi="Times New Roman"/>
-                <w:sz w:val="22"/>
-              </w:rPr>
-              <w:t>**Nhanh hơn ~19.5 lần**</w:t>
+              <w:t>Kiến trúc Hybrid PHP kết hợp Rust Engine</w:t>
+            </w:r>
+          </w:p>
+        </w:tc>
+        <w:tc>
+          <w:tcPr>
+            <w:tcW w:w="2400" w:type="dxa"/>
+            <w:tcBorders>
+              <w:top w:val="single" w:sz="4" w:space="0" w:color="CCCCCC"/>
+              <w:bottom w:val="single" w:sz="4" w:space="0" w:color="CCCCCC"/>
+            </w:tcBorders>
+          </w:tcPr>
+          <w:p>
+            <w:pPr>
+              <w:spacing w:before="60" w:after="60"/>
+            </w:pPr>
+            <w:r>
+              <w:rPr>
+                <w:rFonts w:ascii="Times New Roman" w:hAnsi="Times New Roman"/>
+                <w:sz w:val="22"/>
+              </w:rPr>
+              <w:t>**Hoàn thành tốt**</w:t>
+            </w:r>
+          </w:p>
+        </w:tc>
+        <w:tc>
+          <w:tcPr>
+            <w:tcW w:w="2400" w:type="dxa"/>
+            <w:tcBorders>
+              <w:top w:val="single" w:sz="4" w:space="0" w:color="CCCCCC"/>
+              <w:bottom w:val="single" w:sz="4" w:space="0" w:color="CCCCCC"/>
+            </w:tcBorders>
+          </w:tcPr>
+          <w:p>
+            <w:pPr>
+              <w:spacing w:before="60" w:after="60"/>
+            </w:pPr>
+            <w:r>
+              <w:rPr>
+                <w:rFonts w:ascii="Times New Roman" w:hAnsi="Times New Roman"/>
+                <w:sz w:val="22"/>
+              </w:rPr>
+              <w:t>Dịch vụ Rust độc lập xử lý tìm kiếm, gợi ý, phân tích; giao tiếp qua REST API.</w:t>
             </w:r>
           </w:p>
         </w:tc>
@@ -11863,70 +12331,49 @@
                 <w:rFonts w:ascii="Times New Roman" w:hAnsi="Times New Roman"/>
                 <w:sz w:val="22"/>
               </w:rPr>
-              <w:t>**Dự báo Hồi quy &amp; Phân tích ABC**</w:t>
-            </w:r>
-          </w:p>
-        </w:tc>
-        <w:tc>
-          <w:tcPr>
-            <w:tcW w:w="2400" w:type="dxa"/>
-            <w:tcBorders>
-              <w:top w:val="single" w:sz="4" w:space="0" w:color="CCCCCC"/>
-              <w:bottom w:val="single" w:sz="4" w:space="0" w:color="CCCCCC"/>
-            </w:tcBorders>
-          </w:tcPr>
-          <w:p>
-            <w:pPr>
-              <w:spacing w:before="60" w:after="60"/>
-            </w:pPr>
-            <w:r>
-              <w:rPr>
-                <w:rFonts w:ascii="Times New Roman" w:hAnsi="Times New Roman"/>
-                <w:sz w:val="22"/>
-              </w:rPr>
-              <w:t>18.6 ms</w:t>
-            </w:r>
-          </w:p>
-        </w:tc>
-        <w:tc>
-          <w:tcPr>
-            <w:tcW w:w="2400" w:type="dxa"/>
-            <w:tcBorders>
-              <w:top w:val="single" w:sz="4" w:space="0" w:color="CCCCCC"/>
-              <w:bottom w:val="single" w:sz="4" w:space="0" w:color="CCCCCC"/>
-            </w:tcBorders>
-          </w:tcPr>
-          <w:p>
-            <w:pPr>
-              <w:spacing w:before="60" w:after="60"/>
-            </w:pPr>
-            <w:r>
-              <w:rPr>
-                <w:rFonts w:ascii="Times New Roman" w:hAnsi="Times New Roman"/>
-                <w:sz w:val="22"/>
-              </w:rPr>
-              <w:t>**0.94 ms**</w:t>
-            </w:r>
-          </w:p>
-        </w:tc>
-        <w:tc>
-          <w:tcPr>
-            <w:tcW w:w="2400" w:type="dxa"/>
-            <w:tcBorders>
-              <w:top w:val="single" w:sz="4" w:space="0" w:color="CCCCCC"/>
-              <w:bottom w:val="single" w:sz="4" w:space="0" w:color="CCCCCC"/>
-            </w:tcBorders>
-          </w:tcPr>
-          <w:p>
-            <w:pPr>
-              <w:spacing w:before="60" w:after="60"/>
-            </w:pPr>
-            <w:r>
-              <w:rPr>
-                <w:rFonts w:ascii="Times New Roman" w:hAnsi="Times New Roman"/>
-                <w:sz w:val="22"/>
-              </w:rPr>
-              <w:t>**Nhanh hơn ~19.8 lần**</w:t>
+              <w:t>Cơ chế Graceful Fallback dự phòng</w:t>
+            </w:r>
+          </w:p>
+        </w:tc>
+        <w:tc>
+          <w:tcPr>
+            <w:tcW w:w="2400" w:type="dxa"/>
+            <w:tcBorders>
+              <w:top w:val="single" w:sz="4" w:space="0" w:color="CCCCCC"/>
+              <w:bottom w:val="single" w:sz="4" w:space="0" w:color="CCCCCC"/>
+            </w:tcBorders>
+          </w:tcPr>
+          <w:p>
+            <w:pPr>
+              <w:spacing w:before="60" w:after="60"/>
+            </w:pPr>
+            <w:r>
+              <w:rPr>
+                <w:rFonts w:ascii="Times New Roman" w:hAnsi="Times New Roman"/>
+                <w:sz w:val="22"/>
+              </w:rPr>
+              <w:t>**Hoàn thành tốt**</w:t>
+            </w:r>
+          </w:p>
+        </w:tc>
+        <w:tc>
+          <w:tcPr>
+            <w:tcW w:w="2400" w:type="dxa"/>
+            <w:tcBorders>
+              <w:top w:val="single" w:sz="4" w:space="0" w:color="CCCCCC"/>
+              <w:bottom w:val="single" w:sz="4" w:space="0" w:color="CCCCCC"/>
+            </w:tcBorders>
+          </w:tcPr>
+          <w:p>
+            <w:pPr>
+              <w:spacing w:before="60" w:after="60"/>
+            </w:pPr>
+            <w:r>
+              <w:rPr>
+                <w:rFonts w:ascii="Times New Roman" w:hAnsi="Times New Roman"/>
+                <w:sz w:val="22"/>
+              </w:rPr>
+              <w:t>Tự động chuyển sang thuật toán PHP nội bộ khi Rust tắt, không phát sinh lỗi.</w:t>
             </w:r>
           </w:p>
         </w:tc>
@@ -11955,70 +12402,49 @@
                 <w:rFonts w:ascii="Times New Roman" w:hAnsi="Times New Roman"/>
                 <w:sz w:val="22"/>
               </w:rPr>
-              <w:t>**Mức tiêu hao bộ nhớ RAM**</w:t>
-            </w:r>
-          </w:p>
-        </w:tc>
-        <w:tc>
-          <w:tcPr>
-            <w:tcW w:w="2400" w:type="dxa"/>
-            <w:tcBorders>
-              <w:top w:val="single" w:sz="4" w:space="0" w:color="CCCCCC"/>
-              <w:bottom w:val="single" w:sz="4" w:space="0" w:color="CCCCCC"/>
-            </w:tcBorders>
-          </w:tcPr>
-          <w:p>
-            <w:pPr>
-              <w:spacing w:before="60" w:after="60"/>
-            </w:pPr>
-            <w:r>
-              <w:rPr>
-                <w:rFonts w:ascii="Times New Roman" w:hAnsi="Times New Roman"/>
-                <w:sz w:val="22"/>
-              </w:rPr>
-              <w:t>~38 MB (PHP Process)</w:t>
-            </w:r>
-          </w:p>
-        </w:tc>
-        <w:tc>
-          <w:tcPr>
-            <w:tcW w:w="2400" w:type="dxa"/>
-            <w:tcBorders>
-              <w:top w:val="single" w:sz="4" w:space="0" w:color="CCCCCC"/>
-              <w:bottom w:val="single" w:sz="4" w:space="0" w:color="CCCCCC"/>
-            </w:tcBorders>
-          </w:tcPr>
-          <w:p>
-            <w:pPr>
-              <w:spacing w:before="60" w:after="60"/>
-            </w:pPr>
-            <w:r>
-              <w:rPr>
-                <w:rFonts w:ascii="Times New Roman" w:hAnsi="Times New Roman"/>
-                <w:sz w:val="22"/>
-              </w:rPr>
-              <w:t>**~4.2 MB (Rust Binary)**</w:t>
-            </w:r>
-          </w:p>
-        </w:tc>
-        <w:tc>
-          <w:tcPr>
-            <w:tcW w:w="2400" w:type="dxa"/>
-            <w:tcBorders>
-              <w:top w:val="single" w:sz="4" w:space="0" w:color="CCCCCC"/>
-              <w:bottom w:val="single" w:sz="4" w:space="0" w:color="CCCCCC"/>
-            </w:tcBorders>
-          </w:tcPr>
-          <w:p>
-            <w:pPr>
-              <w:spacing w:before="60" w:after="60"/>
-            </w:pPr>
-            <w:r>
-              <w:rPr>
-                <w:rFonts w:ascii="Times New Roman" w:hAnsi="Times New Roman"/>
-                <w:sz w:val="22"/>
-              </w:rPr>
-              <w:t>**Tiết kiệm ~89% RAM**</w:t>
+              <w:t>Khả năng chạy Portable trên máy trường</w:t>
+            </w:r>
+          </w:p>
+        </w:tc>
+        <w:tc>
+          <w:tcPr>
+            <w:tcW w:w="2400" w:type="dxa"/>
+            <w:tcBorders>
+              <w:top w:val="single" w:sz="4" w:space="0" w:color="CCCCCC"/>
+              <w:bottom w:val="single" w:sz="4" w:space="0" w:color="CCCCCC"/>
+            </w:tcBorders>
+          </w:tcPr>
+          <w:p>
+            <w:pPr>
+              <w:spacing w:before="60" w:after="60"/>
+            </w:pPr>
+            <w:r>
+              <w:rPr>
+                <w:rFonts w:ascii="Times New Roman" w:hAnsi="Times New Roman"/>
+                <w:sz w:val="22"/>
+              </w:rPr>
+              <w:t>**Hoàn thành tốt**</w:t>
+            </w:r>
+          </w:p>
+        </w:tc>
+        <w:tc>
+          <w:tcPr>
+            <w:tcW w:w="2400" w:type="dxa"/>
+            <w:tcBorders>
+              <w:top w:val="single" w:sz="4" w:space="0" w:color="CCCCCC"/>
+              <w:bottom w:val="single" w:sz="4" w:space="0" w:color="CCCCCC"/>
+            </w:tcBorders>
+          </w:tcPr>
+          <w:p>
+            <w:pPr>
+              <w:spacing w:before="60" w:after="60"/>
+            </w:pPr>
+            <w:r>
+              <w:rPr>
+                <w:rFonts w:ascii="Times New Roman" w:hAnsi="Times New Roman"/>
+                <w:sz w:val="22"/>
+              </w:rPr>
+              <w:t>Hỗ trợ Dual Database (MySQL + SQLite tự động); kịch bản 1-click `start.bat`.</w:t>
             </w:r>
           </w:p>
         </w:tc>
@@ -12047,211 +12473,49 @@
                 <w:rFonts w:ascii="Times New Roman" w:hAnsi="Times New Roman"/>
                 <w:sz w:val="22"/>
               </w:rPr>
-              <w:t>**Thông lượng xử lý tối đa (RPS)**</w:t>
-            </w:r>
-          </w:p>
-        </w:tc>
-        <w:tc>
-          <w:tcPr>
-            <w:tcW w:w="2400" w:type="dxa"/>
-            <w:tcBorders>
-              <w:top w:val="single" w:sz="4" w:space="0" w:color="CCCCCC"/>
-              <w:bottom w:val="single" w:sz="4" w:space="0" w:color="CCCCCC"/>
-            </w:tcBorders>
-          </w:tcPr>
-          <w:p>
-            <w:pPr>
-              <w:spacing w:before="60" w:after="60"/>
-            </w:pPr>
-            <w:r>
-              <w:rPr>
-                <w:rFonts w:ascii="Times New Roman" w:hAnsi="Times New Roman"/>
-                <w:sz w:val="22"/>
-              </w:rPr>
-              <w:t>~180 requests/sec</w:t>
-            </w:r>
-          </w:p>
-        </w:tc>
-        <w:tc>
-          <w:tcPr>
-            <w:tcW w:w="2400" w:type="dxa"/>
-            <w:tcBorders>
-              <w:top w:val="single" w:sz="4" w:space="0" w:color="CCCCCC"/>
-              <w:bottom w:val="single" w:sz="4" w:space="0" w:color="CCCCCC"/>
-            </w:tcBorders>
-          </w:tcPr>
-          <w:p>
-            <w:pPr>
-              <w:spacing w:before="60" w:after="60"/>
-            </w:pPr>
-            <w:r>
-              <w:rPr>
-                <w:rFonts w:ascii="Times New Roman" w:hAnsi="Times New Roman"/>
-                <w:sz w:val="22"/>
-              </w:rPr>
-              <w:t>**~3.400 requests/sec**</w:t>
-            </w:r>
-          </w:p>
-        </w:tc>
-        <w:tc>
-          <w:tcPr>
-            <w:tcW w:w="2400" w:type="dxa"/>
-            <w:tcBorders>
-              <w:top w:val="single" w:sz="4" w:space="0" w:color="CCCCCC"/>
-              <w:bottom w:val="single" w:sz="4" w:space="0" w:color="CCCCCC"/>
-            </w:tcBorders>
-          </w:tcPr>
-          <w:p>
-            <w:pPr>
-              <w:spacing w:before="60" w:after="60"/>
-            </w:pPr>
-            <w:r>
-              <w:rPr>
-                <w:rFonts w:ascii="Times New Roman" w:hAnsi="Times New Roman"/>
-                <w:sz w:val="22"/>
-              </w:rPr>
-              <w:t>**Cao hơn ~18.8 lần**</w:t>
-            </w:r>
-          </w:p>
-        </w:tc>
-      </w:tr>
-    </w:tbl>
-    <w:p>
-      <w:pPr>
-        <w:jc w:val="both"/>
-        <w:spacing w:line="360" w:lineRule="auto" w:after="100"/>
-      </w:pPr>
-      <w:r>
-        <w:rPr>
-          <w:rFonts w:ascii="Times New Roman" w:hAnsi="Times New Roman"/>
-          <w:sz w:val="26"/>
-        </w:rPr>
-        <w:t>Kết quả thực nghiệm chứng minh rằng kiến trúc Hybrid đem lại sự đột phá vượt trội về tốc độ xử lý và khả năng chịu tải, đồng thời giảm thiểu áp lực tài nguyên phần cứng.</w:t>
-      </w:r>
-    </w:p>
-    <w:p>
-      <w:pPr>
-        <w:jc w:val="both"/>
-        <w:spacing w:line="360" w:lineRule="auto" w:after="100"/>
-      </w:pPr>
-      <w:r>
-        <w:rPr>
-          <w:rFonts w:ascii="Times New Roman" w:hAnsi="Times New Roman"/>
-          <w:sz w:val="26"/>
-        </w:rPr>
-        <w:t>---</w:t>
-      </w:r>
-    </w:p>
-    <w:p>
-      <w:pPr>
-        <w:pStyle w:val="Title"/>
-        <w:jc w:val="center"/>
-        <w:spacing w:before="240" w:after="240"/>
-      </w:pPr>
-      <w:r>
-        <w:rPr>
-          <w:rFonts w:ascii="Times New Roman" w:hAnsi="Times New Roman"/>
-          <w:b/>
-          <w:color w:val="0F172A"/>
-          <w:sz w:val="40"/>
-        </w:rPr>
-        <w:t>CHƯƠNG 5: ĐÁNH GIÁ, KẾT LUẬN VÀ HƯỚNG PHÁT TRIỂN</w:t>
-      </w:r>
-    </w:p>
-    <w:p>
-      <w:pPr>
-        <w:pStyle w:val="Heading1"/>
-        <w:spacing w:before="300" w:after="120"/>
-      </w:pPr>
-      <w:r>
-        <w:rPr>
-          <w:rFonts w:ascii="Times New Roman" w:hAnsi="Times New Roman"/>
-          <w:b/>
-          <w:color w:val="1E3A8A"/>
-          <w:sz w:val="32"/>
-        </w:rPr>
-        <w:t>5.1. Đánh giá kết quả đạt được đối chiếu với mục tiêu ban đầu</w:t>
-      </w:r>
-    </w:p>
-    <w:p>
-      <w:pPr>
-        <w:jc w:val="both"/>
-        <w:spacing w:line="360" w:lineRule="auto" w:after="100"/>
-      </w:pPr>
-      <w:r>
-        <w:rPr>
-          <w:rFonts w:ascii="Times New Roman" w:hAnsi="Times New Roman"/>
-          <w:sz w:val="26"/>
-        </w:rPr>
-        <w:t>Đối chiếu với các mục tiêu đề ra tại Chương 1, đồ án đã hoàn thành trọn vẹn và vượt mức các yêu cầu:</w:t>
-      </w:r>
-    </w:p>
-    <w:tbl>
-      <w:tblPr>
-        <w:tblW w:w="9600" w:type="dxa"/>
-        <w:jc w:val="center"/>
-      </w:tblPr>
-      <w:tr>
-        <w:tc>
-          <w:tcPr>
-            <w:tcW w:w="2400" w:type="dxa"/>
-            <w:tcBorders>
-              <w:top w:val="single" w:sz="4" w:space="0" w:color="CCCCCC"/>
-              <w:bottom w:val="single" w:sz="4" w:space="0" w:color="CCCCCC"/>
-            </w:tcBorders>
-          </w:tcPr>
-          <w:p>
-            <w:pPr>
-              <w:spacing w:before="60" w:after="60"/>
-            </w:pPr>
-            <w:r>
-              <w:rPr>
-                <w:rFonts w:ascii="Times New Roman" w:hAnsi="Times New Roman"/>
-                <w:sz w:val="22"/>
-              </w:rPr>
-              <w:t>Mục tiêu đề ra</w:t>
-            </w:r>
-          </w:p>
-        </w:tc>
-        <w:tc>
-          <w:tcPr>
-            <w:tcW w:w="2400" w:type="dxa"/>
-            <w:tcBorders>
-              <w:top w:val="single" w:sz="4" w:space="0" w:color="CCCCCC"/>
-              <w:bottom w:val="single" w:sz="4" w:space="0" w:color="CCCCCC"/>
-            </w:tcBorders>
-          </w:tcPr>
-          <w:p>
-            <w:pPr>
-              <w:spacing w:before="60" w:after="60"/>
-            </w:pPr>
-            <w:r>
-              <w:rPr>
-                <w:rFonts w:ascii="Times New Roman" w:hAnsi="Times New Roman"/>
-                <w:sz w:val="22"/>
-              </w:rPr>
-              <w:t>Mức độ hoàn thành</w:t>
-            </w:r>
-          </w:p>
-        </w:tc>
-        <w:tc>
-          <w:tcPr>
-            <w:tcW w:w="2400" w:type="dxa"/>
-            <w:tcBorders>
-              <w:top w:val="single" w:sz="4" w:space="0" w:color="CCCCCC"/>
-              <w:bottom w:val="single" w:sz="4" w:space="0" w:color="CCCCCC"/>
-            </w:tcBorders>
-          </w:tcPr>
-          <w:p>
-            <w:pPr>
-              <w:spacing w:before="60" w:after="60"/>
-            </w:pPr>
-            <w:r>
-              <w:rPr>
-                <w:rFonts w:ascii="Times New Roman" w:hAnsi="Times New Roman"/>
-                <w:sz w:val="22"/>
-              </w:rPr>
-              <w:t>Kết quả minh chứng thực tế</w:t>
+              <w:t>Tự động hóa CI/CD với GitHub Actions</w:t>
+            </w:r>
+          </w:p>
+        </w:tc>
+        <w:tc>
+          <w:tcPr>
+            <w:tcW w:w="2400" w:type="dxa"/>
+            <w:tcBorders>
+              <w:top w:val="single" w:sz="4" w:space="0" w:color="CCCCCC"/>
+              <w:bottom w:val="single" w:sz="4" w:space="0" w:color="CCCCCC"/>
+            </w:tcBorders>
+          </w:tcPr>
+          <w:p>
+            <w:pPr>
+              <w:spacing w:before="60" w:after="60"/>
+            </w:pPr>
+            <w:r>
+              <w:rPr>
+                <w:rFonts w:ascii="Times New Roman" w:hAnsi="Times New Roman"/>
+                <w:sz w:val="22"/>
+              </w:rPr>
+              <w:t>**Hoàn thành tốt**</w:t>
+            </w:r>
+          </w:p>
+        </w:tc>
+        <w:tc>
+          <w:tcPr>
+            <w:tcW w:w="2400" w:type="dxa"/>
+            <w:tcBorders>
+              <w:top w:val="single" w:sz="4" w:space="0" w:color="CCCCCC"/>
+              <w:bottom w:val="single" w:sz="4" w:space="0" w:color="CCCCCC"/>
+            </w:tcBorders>
+          </w:tcPr>
+          <w:p>
+            <w:pPr>
+              <w:spacing w:before="60" w:after="60"/>
+            </w:pPr>
+            <w:r>
+              <w:rPr>
+                <w:rFonts w:ascii="Times New Roman" w:hAnsi="Times New Roman"/>
+                <w:sz w:val="22"/>
+              </w:rPr>
+              <w:t>Pipeline kiểm thử PHP và biên dịch chéo Rust nhị phân cho cả Windows và Linux.</w:t>
             </w:r>
           </w:p>
         </w:tc>
@@ -12280,361 +12544,6 @@
                 <w:rFonts w:ascii="Times New Roman" w:hAnsi="Times New Roman"/>
                 <w:sz w:val="22"/>
               </w:rPr>
-              <w:t>Xây dựng website TMĐT thiết bị điện tử</w:t>
-            </w:r>
-          </w:p>
-        </w:tc>
-        <w:tc>
-          <w:tcPr>
-            <w:tcW w:w="2400" w:type="dxa"/>
-            <w:tcBorders>
-              <w:top w:val="single" w:sz="4" w:space="0" w:color="CCCCCC"/>
-              <w:bottom w:val="single" w:sz="4" w:space="0" w:color="CCCCCC"/>
-            </w:tcBorders>
-          </w:tcPr>
-          <w:p>
-            <w:pPr>
-              <w:spacing w:before="60" w:after="60"/>
-            </w:pPr>
-            <w:r>
-              <w:rPr>
-                <w:rFonts w:ascii="Times New Roman" w:hAnsi="Times New Roman"/>
-                <w:sz w:val="22"/>
-              </w:rPr>
-              <w:t>**100% Hoàn thành**</w:t>
-            </w:r>
-          </w:p>
-        </w:tc>
-        <w:tc>
-          <w:tcPr>
-            <w:tcW w:w="2400" w:type="dxa"/>
-            <w:tcBorders>
-              <w:top w:val="single" w:sz="4" w:space="0" w:color="CCCCCC"/>
-              <w:bottom w:val="single" w:sz="4" w:space="0" w:color="CCCCCC"/>
-            </w:tcBorders>
-          </w:tcPr>
-          <w:p>
-            <w:pPr>
-              <w:spacing w:before="60" w:after="60"/>
-            </w:pPr>
-            <w:r>
-              <w:rPr>
-                <w:rFonts w:ascii="Times New Roman" w:hAnsi="Times New Roman"/>
-                <w:sz w:val="22"/>
-              </w:rPr>
-              <w:t>Đầy đủ giao diện responsive, 6 ngành hàng, giỏ hàng AJAX, checkout VietQR.</w:t>
-            </w:r>
-          </w:p>
-        </w:tc>
-      </w:tr>
-    </w:tbl>
-    <w:tbl>
-      <w:tblPr>
-        <w:tblW w:w="9600" w:type="dxa"/>
-        <w:jc w:val="center"/>
-      </w:tblPr>
-      <w:tr>
-        <w:tc>
-          <w:tcPr>
-            <w:tcW w:w="2400" w:type="dxa"/>
-            <w:tcBorders>
-              <w:top w:val="single" w:sz="4" w:space="0" w:color="CCCCCC"/>
-              <w:bottom w:val="single" w:sz="4" w:space="0" w:color="CCCCCC"/>
-            </w:tcBorders>
-          </w:tcPr>
-          <w:p>
-            <w:pPr>
-              <w:spacing w:before="60" w:after="60"/>
-            </w:pPr>
-            <w:r>
-              <w:rPr>
-                <w:rFonts w:ascii="Times New Roman" w:hAnsi="Times New Roman"/>
-                <w:sz w:val="22"/>
-              </w:rPr>
-              <w:t>Kiến trúc Hybrid PHP kết hợp Rust Engine</w:t>
-            </w:r>
-          </w:p>
-        </w:tc>
-        <w:tc>
-          <w:tcPr>
-            <w:tcW w:w="2400" w:type="dxa"/>
-            <w:tcBorders>
-              <w:top w:val="single" w:sz="4" w:space="0" w:color="CCCCCC"/>
-              <w:bottom w:val="single" w:sz="4" w:space="0" w:color="CCCCCC"/>
-            </w:tcBorders>
-          </w:tcPr>
-          <w:p>
-            <w:pPr>
-              <w:spacing w:before="60" w:after="60"/>
-            </w:pPr>
-            <w:r>
-              <w:rPr>
-                <w:rFonts w:ascii="Times New Roman" w:hAnsi="Times New Roman"/>
-                <w:sz w:val="22"/>
-              </w:rPr>
-              <w:t>**100% Hoàn thành**</w:t>
-            </w:r>
-          </w:p>
-        </w:tc>
-        <w:tc>
-          <w:tcPr>
-            <w:tcW w:w="2400" w:type="dxa"/>
-            <w:tcBorders>
-              <w:top w:val="single" w:sz="4" w:space="0" w:color="CCCCCC"/>
-              <w:bottom w:val="single" w:sz="4" w:space="0" w:color="CCCCCC"/>
-            </w:tcBorders>
-          </w:tcPr>
-          <w:p>
-            <w:pPr>
-              <w:spacing w:before="60" w:after="60"/>
-            </w:pPr>
-            <w:r>
-              <w:rPr>
-                <w:rFonts w:ascii="Times New Roman" w:hAnsi="Times New Roman"/>
-                <w:sz w:val="22"/>
-              </w:rPr>
-              <w:t>Dịch vụ Rust độc lập xử lý tìm kiếm, gợi ý, phân tích; giao tiếp qua REST API.</w:t>
-            </w:r>
-          </w:p>
-        </w:tc>
-      </w:tr>
-    </w:tbl>
-    <w:tbl>
-      <w:tblPr>
-        <w:tblW w:w="9600" w:type="dxa"/>
-        <w:jc w:val="center"/>
-      </w:tblPr>
-      <w:tr>
-        <w:tc>
-          <w:tcPr>
-            <w:tcW w:w="2400" w:type="dxa"/>
-            <w:tcBorders>
-              <w:top w:val="single" w:sz="4" w:space="0" w:color="CCCCCC"/>
-              <w:bottom w:val="single" w:sz="4" w:space="0" w:color="CCCCCC"/>
-            </w:tcBorders>
-          </w:tcPr>
-          <w:p>
-            <w:pPr>
-              <w:spacing w:before="60" w:after="60"/>
-            </w:pPr>
-            <w:r>
-              <w:rPr>
-                <w:rFonts w:ascii="Times New Roman" w:hAnsi="Times New Roman"/>
-                <w:sz w:val="22"/>
-              </w:rPr>
-              <w:t>Cơ chế Graceful Fallback dự phòng</w:t>
-            </w:r>
-          </w:p>
-        </w:tc>
-        <w:tc>
-          <w:tcPr>
-            <w:tcW w:w="2400" w:type="dxa"/>
-            <w:tcBorders>
-              <w:top w:val="single" w:sz="4" w:space="0" w:color="CCCCCC"/>
-              <w:bottom w:val="single" w:sz="4" w:space="0" w:color="CCCCCC"/>
-            </w:tcBorders>
-          </w:tcPr>
-          <w:p>
-            <w:pPr>
-              <w:spacing w:before="60" w:after="60"/>
-            </w:pPr>
-            <w:r>
-              <w:rPr>
-                <w:rFonts w:ascii="Times New Roman" w:hAnsi="Times New Roman"/>
-                <w:sz w:val="22"/>
-              </w:rPr>
-              <w:t>**100% Hoàn thành**</w:t>
-            </w:r>
-          </w:p>
-        </w:tc>
-        <w:tc>
-          <w:tcPr>
-            <w:tcW w:w="2400" w:type="dxa"/>
-            <w:tcBorders>
-              <w:top w:val="single" w:sz="4" w:space="0" w:color="CCCCCC"/>
-              <w:bottom w:val="single" w:sz="4" w:space="0" w:color="CCCCCC"/>
-            </w:tcBorders>
-          </w:tcPr>
-          <w:p>
-            <w:pPr>
-              <w:spacing w:before="60" w:after="60"/>
-            </w:pPr>
-            <w:r>
-              <w:rPr>
-                <w:rFonts w:ascii="Times New Roman" w:hAnsi="Times New Roman"/>
-                <w:sz w:val="22"/>
-              </w:rPr>
-              <w:t>Tự động chuyển sang thuật toán PHP nội bộ khi Rust tắt, không phát sinh lỗi.</w:t>
-            </w:r>
-          </w:p>
-        </w:tc>
-      </w:tr>
-    </w:tbl>
-    <w:tbl>
-      <w:tblPr>
-        <w:tblW w:w="9600" w:type="dxa"/>
-        <w:jc w:val="center"/>
-      </w:tblPr>
-      <w:tr>
-        <w:tc>
-          <w:tcPr>
-            <w:tcW w:w="2400" w:type="dxa"/>
-            <w:tcBorders>
-              <w:top w:val="single" w:sz="4" w:space="0" w:color="CCCCCC"/>
-              <w:bottom w:val="single" w:sz="4" w:space="0" w:color="CCCCCC"/>
-            </w:tcBorders>
-          </w:tcPr>
-          <w:p>
-            <w:pPr>
-              <w:spacing w:before="60" w:after="60"/>
-            </w:pPr>
-            <w:r>
-              <w:rPr>
-                <w:rFonts w:ascii="Times New Roman" w:hAnsi="Times New Roman"/>
-                <w:sz w:val="22"/>
-              </w:rPr>
-              <w:t>Khả năng chạy Portable trên máy trường</w:t>
-            </w:r>
-          </w:p>
-        </w:tc>
-        <w:tc>
-          <w:tcPr>
-            <w:tcW w:w="2400" w:type="dxa"/>
-            <w:tcBorders>
-              <w:top w:val="single" w:sz="4" w:space="0" w:color="CCCCCC"/>
-              <w:bottom w:val="single" w:sz="4" w:space="0" w:color="CCCCCC"/>
-            </w:tcBorders>
-          </w:tcPr>
-          <w:p>
-            <w:pPr>
-              <w:spacing w:before="60" w:after="60"/>
-            </w:pPr>
-            <w:r>
-              <w:rPr>
-                <w:rFonts w:ascii="Times New Roman" w:hAnsi="Times New Roman"/>
-                <w:sz w:val="22"/>
-              </w:rPr>
-              <w:t>**100% Hoàn thành**</w:t>
-            </w:r>
-          </w:p>
-        </w:tc>
-        <w:tc>
-          <w:tcPr>
-            <w:tcW w:w="2400" w:type="dxa"/>
-            <w:tcBorders>
-              <w:top w:val="single" w:sz="4" w:space="0" w:color="CCCCCC"/>
-              <w:bottom w:val="single" w:sz="4" w:space="0" w:color="CCCCCC"/>
-            </w:tcBorders>
-          </w:tcPr>
-          <w:p>
-            <w:pPr>
-              <w:spacing w:before="60" w:after="60"/>
-            </w:pPr>
-            <w:r>
-              <w:rPr>
-                <w:rFonts w:ascii="Times New Roman" w:hAnsi="Times New Roman"/>
-                <w:sz w:val="22"/>
-              </w:rPr>
-              <w:t>Hỗ trợ Dual Database (MySQL + SQLite tự động); kịch bản 1-click `start.bat`.</w:t>
-            </w:r>
-          </w:p>
-        </w:tc>
-      </w:tr>
-    </w:tbl>
-    <w:tbl>
-      <w:tblPr>
-        <w:tblW w:w="9600" w:type="dxa"/>
-        <w:jc w:val="center"/>
-      </w:tblPr>
-      <w:tr>
-        <w:tc>
-          <w:tcPr>
-            <w:tcW w:w="2400" w:type="dxa"/>
-            <w:tcBorders>
-              <w:top w:val="single" w:sz="4" w:space="0" w:color="CCCCCC"/>
-              <w:bottom w:val="single" w:sz="4" w:space="0" w:color="CCCCCC"/>
-            </w:tcBorders>
-          </w:tcPr>
-          <w:p>
-            <w:pPr>
-              <w:spacing w:before="60" w:after="60"/>
-            </w:pPr>
-            <w:r>
-              <w:rPr>
-                <w:rFonts w:ascii="Times New Roman" w:hAnsi="Times New Roman"/>
-                <w:sz w:val="22"/>
-              </w:rPr>
-              <w:t>Tự động hóa CI/CD với GitHub Actions</w:t>
-            </w:r>
-          </w:p>
-        </w:tc>
-        <w:tc>
-          <w:tcPr>
-            <w:tcW w:w="2400" w:type="dxa"/>
-            <w:tcBorders>
-              <w:top w:val="single" w:sz="4" w:space="0" w:color="CCCCCC"/>
-              <w:bottom w:val="single" w:sz="4" w:space="0" w:color="CCCCCC"/>
-            </w:tcBorders>
-          </w:tcPr>
-          <w:p>
-            <w:pPr>
-              <w:spacing w:before="60" w:after="60"/>
-            </w:pPr>
-            <w:r>
-              <w:rPr>
-                <w:rFonts w:ascii="Times New Roman" w:hAnsi="Times New Roman"/>
-                <w:sz w:val="22"/>
-              </w:rPr>
-              <w:t>**100% Hoàn thành**</w:t>
-            </w:r>
-          </w:p>
-        </w:tc>
-        <w:tc>
-          <w:tcPr>
-            <w:tcW w:w="2400" w:type="dxa"/>
-            <w:tcBorders>
-              <w:top w:val="single" w:sz="4" w:space="0" w:color="CCCCCC"/>
-              <w:bottom w:val="single" w:sz="4" w:space="0" w:color="CCCCCC"/>
-            </w:tcBorders>
-          </w:tcPr>
-          <w:p>
-            <w:pPr>
-              <w:spacing w:before="60" w:after="60"/>
-            </w:pPr>
-            <w:r>
-              <w:rPr>
-                <w:rFonts w:ascii="Times New Roman" w:hAnsi="Times New Roman"/>
-                <w:sz w:val="22"/>
-              </w:rPr>
-              <w:t>Pipeline kiểm thử PHP và biên dịch chéo Rust nhị phân cho cả Windows và Linux.</w:t>
-            </w:r>
-          </w:p>
-        </w:tc>
-      </w:tr>
-    </w:tbl>
-    <w:tbl>
-      <w:tblPr>
-        <w:tblW w:w="9600" w:type="dxa"/>
-        <w:jc w:val="center"/>
-      </w:tblPr>
-      <w:tr>
-        <w:tc>
-          <w:tcPr>
-            <w:tcW w:w="2400" w:type="dxa"/>
-            <w:tcBorders>
-              <w:top w:val="single" w:sz="4" w:space="0" w:color="CCCCCC"/>
-              <w:bottom w:val="single" w:sz="4" w:space="0" w:color="CCCCCC"/>
-            </w:tcBorders>
-          </w:tcPr>
-          <w:p>
-            <w:pPr>
-              <w:spacing w:before="60" w:after="60"/>
-            </w:pPr>
-            <w:r>
-              <w:rPr>
-                <w:rFonts w:ascii="Times New Roman" w:hAnsi="Times New Roman"/>
-                <w:sz w:val="22"/>
-              </w:rPr>
               <w:t>Thuật toán thông minh (Cosine, Levenshtein, ABC)</w:t>
             </w:r>
           </w:p>
@@ -12656,7 +12565,7 @@
                 <w:rFonts w:ascii="Times New Roman" w:hAnsi="Times New Roman"/>
                 <w:sz w:val="22"/>
               </w:rPr>
-              <w:t>**100% Hoàn thành**</w:t>
+              <w:t>**Hoàn thành tốt**</w:t>
             </w:r>
           </w:p>
         </w:tc>
@@ -13240,7 +13149,7 @@
           <w:rFonts w:ascii="Times New Roman" w:hAnsi="Times New Roman"/>
           <w:sz w:val="26"/>
         </w:rPr>
-        <w:t>"worker_threads": 4</w:t>
+        <w:t>"worker_threads": 1</w:t>
       </w:r>
     </w:p>
     <w:p>

--- a/Bao_cao_DATN_Website_Thuong_Mai_Dien_Tu_Thiet_Bi_Dien_Tu.docx
+++ b/Bao_cao_DATN_Website_Thuong_Mai_Dien_Tu_Thiet_Bi_Dien_Tu.docx
@@ -4029,7 +4029,7 @@
                 <w:rFonts w:ascii="Times New Roman" w:hAnsi="Times New Roman"/>
                 <w:sz w:val="22"/>
               </w:rPr>
-              <w:t>Gửi đánh giá số sao (1-5 sao) và nhận xét trải nghiệm sau khi trải nghiệm sản phẩm.</w:t>
+              <w:t>Gửi đánh giá số sao (1-5 sao) và nhận xét trải nghiệm (chỉ khách hàng đã nhận hàng thành công mới được đánh giá để đảm bảo tính xác thực).</w:t>
             </w:r>
           </w:p>
         </w:tc>
@@ -4213,7 +4213,7 @@
                 <w:rFonts w:ascii="Times New Roman" w:hAnsi="Times New Roman"/>
                 <w:sz w:val="22"/>
               </w:rPr>
-              <w:t>Thêm mới, chỉnh sửa thông số kỹ thuật, cập nhật giá bán, số lượng tồn kho và xóa sản phẩm.</w:t>
+              <w:t>Thêm mới, chỉnh sửa thông số kỹ thuật, cập nhật giá bán, số lượng tồn kho và chuyển trạng thái ngừng kinh doanh (soft delete an toàn bảo toàn khóa ngoại đơn hàng).</w:t>
             </w:r>
           </w:p>
         </w:tc>
@@ -7589,7 +7589,7 @@
           <w:rFonts w:ascii="Times New Roman" w:hAnsi="Times New Roman"/>
           <w:sz w:val="26"/>
         </w:rPr>
-        <w:t>8. **`coupons` (Mã khuyến mãi):** `id`, `code`, `discount_type` ('fixed', 'percent'), `discount_value`, `min_order_value`, `expires_at`, `status`.</w:t>
+        <w:t>8. **`coupons` (Mã khuyến mãi):** `id`, `code`, `discount_type` ('fixed', 'percent'), `discount_value`, `min_order_value`, `expires_at`, `usage_limit`, `used_count`, `status`.</w:t>
       </w:r>
     </w:p>
     <w:p>
@@ -8570,7 +8570,7 @@
           <w:rFonts w:ascii="Times New Roman" w:hAnsi="Times New Roman"/>
           <w:sz w:val="24"/>
         </w:rPr>
-        <w:t>• **Giỏ hàng &amp; Thanh toán:** Thêm/sửa/xóa sản phẩm bằng AJAX, áp dụng mã khuyến mãi (`WELCOME2026`, `TECHSALE10`), lựa chọn thanh toán COD hoặc hiển thị mã VietQR động để quét chuyển khoản tự động.</w:t>
+        <w:t>• **Giỏ hàng &amp; Thanh toán:** Thêm/sửa/xóa sản phẩm bằng AJAX, áp dụng mã khuyến mãi (`WELCOME2026`, `TECHSALE10`), lựa chọn thanh toán COD hoặc hiển thị mã VietQR động để quét chuyển khoản thuận tiện.</w:t>
       </w:r>
     </w:p>
     <w:p>
@@ -8624,7 +8624,7 @@
           <w:rFonts w:ascii="Times New Roman" w:hAnsi="Times New Roman"/>
           <w:sz w:val="24"/>
         </w:rPr>
-        <w:t>• **Quản lý sản phẩm:** Thêm thiết bị mới với biểu mẫu thông số kỹ thuật hoàn chỉnh, cập nhật giá bán, số lượng tồn kho và xóa sản phẩm.</w:t>
+        <w:t>• **Quản lý sản phẩm:** Thêm thiết bị mới với biểu mẫu thông số kỹ thuật hoàn chỉnh, cập nhật giá bán, số lượng tồn kho và chuyển trạng thái sang ngừng kinh doanh (soft delete an toàn bảo toàn dữ liệu đơn hàng).</w:t>
       </w:r>
     </w:p>
     <w:p>

--- a/Bao_cao_DATN_Website_Thuong_Mai_Dien_Tu_Thiet_Bi_Dien_Tu.docx
+++ b/Bao_cao_DATN_Website_Thuong_Mai_Dien_Tu_Thiet_Bi_Dien_Tu.docx
@@ -1226,7 +1226,7 @@
           <w:rFonts w:ascii="Times New Roman" w:hAnsi="Times New Roman"/>
           <w:sz w:val="24"/>
         </w:rPr>
-        <w:t>• *Quản trị viên (Admin):* Quản lý vòng đời sản phẩm, cập nhật tồn kho, duyệt và cập nhật trạng thái đơn hàng, quản lý danh mục/hãng sản xuất và giám sát hiệu năng hệ thống qua Dashboard.</w:t>
+        <w:t>• *Quản trị viên (Admin):* Quản lý vòng đời sản phẩm, cập nhật tồn kho, duyệt và cập nhật trạng thái đơn hàng, theo dõi người dùng và giám sát hiệu năng hệ thống qua Dashboard. (Lưu ý: Danh mục và thương hiệu hiện được quản lý thông qua dữ liệu khởi tạo chuẩn seed data, chưa có giao diện CRUD riêng trong phiên bản hiện tại nhằm tập trung vào luồng nghiệp vụ thương mại cốt lõi).</w:t>
       </w:r>
     </w:p>
     <w:p>
@@ -1252,7 +1252,7 @@
           <w:rFonts w:ascii="Times New Roman" w:hAnsi="Times New Roman"/>
           <w:sz w:val="24"/>
         </w:rPr>
-        <w:t>• **Thanh toán:** Tích hợp thanh toán khi nhận hàng (COD) và cơ chế tạo mã **VietQR** động theo chuẩn NAPAS 247 tương thích với mọi ứng dụng ngân hàng tại Việt Nam.</w:t>
+        <w:t>• **Thanh toán:** Tích hợp thanh toán khi nhận hàng (COD) và cơ chế mô phỏng luồng chuyển khoản qua mã **VietQR** động theo chuẩn NAPAS 247 tương thích với mọi ứng dụng ngân hàng tại Việt Nam (chưa tích hợp webhook xác thực giao dịch ngân hàng tự động).</w:t>
       </w:r>
     </w:p>
     <w:p>
@@ -2274,6 +2274,19 @@
           <w:sz w:val="24"/>
         </w:rPr>
         <w:t>• Giá trị tương đồng nằm trong khoảng $[0, 1]$. Giá trị càng tiến gần tới $1.0$ thể hiện hai thiết bị có cấu hình và phân khúc càng tương đồng nhau.</w:t>
+      </w:r>
+    </w:p>
+    <w:p>
+      <w:pPr>
+        <w:ind w:left="400"/>
+        <w:spacing w:before="40" w:after="40"/>
+      </w:pPr>
+      <w:r>
+        <w:rPr>
+          <w:rFonts w:ascii="Times New Roman" w:hAnsi="Times New Roman"/>
+          <w:sz w:val="24"/>
+        </w:rPr>
+        <w:t>• **Giới hạn tập ứng viên gợi ý:** Phiên bản đồ án giới hạn tập ứng viên recommendation ở 100 sản phẩm để phù hợp quy mô dữ liệu thử nghiệm, đồng thời kiểm soát chi phí tuần tự hóa và truyền tải payload JSON giữa PHP Web Server và Rust Microservice.</w:t>
       </w:r>
     </w:p>
     <w:p>
@@ -7729,6 +7742,162 @@
         <w:t>4.1. Môi trường triển khai và vận hành</w:t>
       </w:r>
     </w:p>
+    <w:p>
+      <w:pPr>
+        <w:jc w:val="both"/>
+        <w:spacing w:line="360" w:lineRule="auto" w:after="100"/>
+      </w:pPr>
+      <w:r>
+        <w:rPr>
+          <w:rFonts w:ascii="Times New Roman" w:hAnsi="Times New Roman"/>
+          <w:sz w:val="26"/>
+        </w:rPr>
+        <w:t>Để đảm bảo tính khoa học, chuẩn mực học thuật và đồng thời thuận tiện tối đa khi trình diễn bảo vệ trước hội đồng, hệ thống được thiết kế hỗ trợ hai môi trường triển khai độc lập và nhất quán:</w:t>
+      </w:r>
+    </w:p>
+    <w:p>
+      <w:pPr>
+        <w:jc w:val="both"/>
+        <w:spacing w:line="360" w:lineRule="auto" w:after="100"/>
+      </w:pPr>
+      <w:r>
+        <w:rPr>
+          <w:rFonts w:ascii="Times New Roman" w:hAnsi="Times New Roman"/>
+          <w:sz w:val="26"/>
+        </w:rPr>
+        <w:t>1. **Môi trường phát triển chính (Primary Development Environment - XAMPP Stack):**</w:t>
+      </w:r>
+    </w:p>
+    <w:p>
+      <w:pPr>
+        <w:ind w:left="400"/>
+        <w:spacing w:before="40" w:after="40"/>
+      </w:pPr>
+      <w:r>
+        <w:rPr>
+          <w:rFonts w:ascii="Times New Roman" w:hAnsi="Times New Roman"/>
+          <w:sz w:val="24"/>
+        </w:rPr>
+        <w:t>• **Gói phần mềm:** XAMPP for Windows (tích hợp Apache 2.4, PHP 8.3, MySQL 8.0, phpMyAdmin).</w:t>
+      </w:r>
+    </w:p>
+    <w:p>
+      <w:pPr>
+        <w:ind w:left="400"/>
+        <w:spacing w:before="40" w:after="40"/>
+      </w:pPr>
+      <w:r>
+        <w:rPr>
+          <w:rFonts w:ascii="Times New Roman" w:hAnsi="Times New Roman"/>
+          <w:sz w:val="24"/>
+        </w:rPr>
+        <w:t>• **Hệ điều hành:** Windows 10 / Windows 11 64-bit.</w:t>
+      </w:r>
+    </w:p>
+    <w:p>
+      <w:pPr>
+        <w:ind w:left="400"/>
+        <w:spacing w:before="40" w:after="40"/>
+      </w:pPr>
+      <w:r>
+        <w:rPr>
+          <w:rFonts w:ascii="Times New Roman" w:hAnsi="Times New Roman"/>
+          <w:sz w:val="24"/>
+        </w:rPr>
+        <w:t>• **Máy chủ Web &amp; Cơ sở dữ liệu:** Apache HTTP Server lắng nghe cổng tiêu chuẩn kết hợp hệ quản trị cơ sở dữ liệu MySQL 8.0 qua tiện ích mở rộng PDO (`pdo_mysql`). Quản trị dữ liệu trực quan thông qua phpMyAdmin.</w:t>
+      </w:r>
+    </w:p>
+    <w:p>
+      <w:pPr>
+        <w:ind w:left="400"/>
+        <w:spacing w:before="40" w:after="40"/>
+      </w:pPr>
+      <w:r>
+        <w:rPr>
+          <w:rFonts w:ascii="Times New Roman" w:hAnsi="Times New Roman"/>
+          <w:sz w:val="24"/>
+        </w:rPr>
+        <w:t>• **Mục đích:** Đóng vai trò môi trường chuẩn mực cho toàn bộ quá trình lập trình, thiết kế cơ sở dữ liệu quan hệ hoàn chỉnh (khóa chính, khóa ngoại, ràng buộc toàn vẹn dữ liệu) theo đúng quy cách chuẩn của đồ án tốt nghiệp ngành Công nghệ Thông tin.</w:t>
+      </w:r>
+    </w:p>
+    <w:p>
+      <w:pPr>
+        <w:jc w:val="both"/>
+        <w:spacing w:line="360" w:lineRule="auto" w:after="100"/>
+      </w:pPr>
+      <w:r>
+        <w:rPr>
+          <w:rFonts w:ascii="Times New Roman" w:hAnsi="Times New Roman"/>
+          <w:sz w:val="26"/>
+        </w:rPr>
+        <w:t>2. **Môi trường dự phòng phục vụ trình diễn và chấm thi (Secondary Portable Backup Environment):**</w:t>
+      </w:r>
+    </w:p>
+    <w:p>
+      <w:pPr>
+        <w:ind w:left="400"/>
+        <w:spacing w:before="40" w:after="40"/>
+      </w:pPr>
+      <w:r>
+        <w:rPr>
+          <w:rFonts w:ascii="Times New Roman" w:hAnsi="Times New Roman"/>
+          <w:sz w:val="24"/>
+        </w:rPr>
+        <w:t>• **Máy chủ Web:** PHP Built-in Web Server tích hợp sẵn, khởi chạy tại địa chỉ `localhost:8000`.</w:t>
+      </w:r>
+    </w:p>
+    <w:p>
+      <w:pPr>
+        <w:ind w:left="400"/>
+        <w:spacing w:before="40" w:after="40"/>
+      </w:pPr>
+      <w:r>
+        <w:rPr>
+          <w:rFonts w:ascii="Times New Roman" w:hAnsi="Times New Roman"/>
+          <w:sz w:val="24"/>
+        </w:rPr>
+        <w:t>• **Cơ sở dữ liệu:** SQLite 3 Portable file nhị phân độc lập (`database/electro.sqlite`), kích hoạt đầy đủ `PRAGMA foreign_keys = ON`.</w:t>
+      </w:r>
+    </w:p>
+    <w:p>
+      <w:pPr>
+        <w:ind w:left="400"/>
+        <w:spacing w:before="40" w:after="40"/>
+      </w:pPr>
+      <w:r>
+        <w:rPr>
+          <w:rFonts w:ascii="Times New Roman" w:hAnsi="Times New Roman"/>
+          <w:sz w:val="24"/>
+        </w:rPr>
+        <w:t>• **Khởi chạy 1-click:** Kịch bản tự động hóa `start.bat` (Windows) hoặc `start.sh` (Linux/macOS) tự động khởi tạo cơ sở dữ liệu, kiểm tra môi trường và khởi chạy ứng dụng web ngay lập tức.</w:t>
+      </w:r>
+    </w:p>
+    <w:p>
+      <w:pPr>
+        <w:ind w:left="400"/>
+        <w:spacing w:before="40" w:after="40"/>
+      </w:pPr>
+      <w:r>
+        <w:rPr>
+          <w:rFonts w:ascii="Times New Roman" w:hAnsi="Times New Roman"/>
+          <w:sz w:val="24"/>
+        </w:rPr>
+        <w:t>• **Khả năng chịu lỗi (Fault-Tolerance):** Nếu máy chấm thi không cài Rust hoặc dịch vụ Rust Engine chưa bật, hệ thống tự động kích hoạt chế độ **PHP Fallback Engine**, đảm bảo 100% chức năng (tìm kiếm mờ, gợi ý sản phẩm, phân tích kinh doanh) vẫn hoạt động trơn tru mà không xảy ra lỗi.</w:t>
+      </w:r>
+    </w:p>
+    <w:p>
+      <w:pPr>
+        <w:ind w:left="400"/>
+        <w:spacing w:before="40" w:after="40"/>
+      </w:pPr>
+      <w:r>
+        <w:rPr>
+          <w:rFonts w:ascii="Times New Roman" w:hAnsi="Times New Roman"/>
+          <w:sz w:val="24"/>
+        </w:rPr>
+        <w:t>• **Mục đích:** Giúp giáo viên hướng dẫn, người chấm phản biện và Hội đồng chấm thi có thể cắm USB hoặc tải mã nguồn về và trải nghiệm trực tiếp mọi tính năng của website trong vòng 5 giây mà không cần cài đặt thêm phần mềm máy chủ bên thứ ba.</w:t>
+      </w:r>
+    </w:p>
     <w:tbl>
       <w:tblPr>
         <w:tblW w:w="9600" w:type="dxa"/>
@@ -7773,28 +7942,28 @@
                 <w:rFonts w:ascii="Times New Roman" w:hAnsi="Times New Roman"/>
                 <w:sz w:val="22"/>
               </w:rPr>
-              <w:t>Công nghệ / Phiên bản</w:t>
-            </w:r>
-          </w:p>
-        </w:tc>
-        <w:tc>
-          <w:tcPr>
-            <w:tcW w:w="2400" w:type="dxa"/>
-            <w:tcBorders>
-              <w:top w:val="single" w:sz="4" w:space="0" w:color="CCCCCC"/>
-              <w:bottom w:val="single" w:sz="4" w:space="0" w:color="CCCCCC"/>
-            </w:tcBorders>
-          </w:tcPr>
-          <w:p>
-            <w:pPr>
-              <w:spacing w:before="60" w:after="60"/>
-            </w:pPr>
-            <w:r>
-              <w:rPr>
-                <w:rFonts w:ascii="Times New Roman" w:hAnsi="Times New Roman"/>
-                <w:sz w:val="22"/>
-              </w:rPr>
-              <w:t>Mục đích sử dụng</w:t>
+              <w:t>Môi trường phát triển chính (Primary)</w:t>
+            </w:r>
+          </w:p>
+        </w:tc>
+        <w:tc>
+          <w:tcPr>
+            <w:tcW w:w="2400" w:type="dxa"/>
+            <w:tcBorders>
+              <w:top w:val="single" w:sz="4" w:space="0" w:color="CCCCCC"/>
+              <w:bottom w:val="single" w:sz="4" w:space="0" w:color="CCCCCC"/>
+            </w:tcBorders>
+          </w:tcPr>
+          <w:p>
+            <w:pPr>
+              <w:spacing w:before="60" w:after="60"/>
+            </w:pPr>
+            <w:r>
+              <w:rPr>
+                <w:rFonts w:ascii="Times New Roman" w:hAnsi="Times New Roman"/>
+                <w:sz w:val="22"/>
+              </w:rPr>
+              <w:t>Môi trường dự phòng / Demo (Backup)</w:t>
             </w:r>
           </w:p>
         </w:tc>
@@ -7844,28 +8013,28 @@
                 <w:rFonts w:ascii="Times New Roman" w:hAnsi="Times New Roman"/>
                 <w:sz w:val="22"/>
               </w:rPr>
-              <w:t>Windows 10/11 hoặc Linux Ubuntu 22.04</w:t>
-            </w:r>
-          </w:p>
-        </w:tc>
-        <w:tc>
-          <w:tcPr>
-            <w:tcW w:w="2400" w:type="dxa"/>
-            <w:tcBorders>
-              <w:top w:val="single" w:sz="4" w:space="0" w:color="CCCCCC"/>
-              <w:bottom w:val="single" w:sz="4" w:space="0" w:color="CCCCCC"/>
-            </w:tcBorders>
-          </w:tcPr>
-          <w:p>
-            <w:pPr>
-              <w:spacing w:before="60" w:after="60"/>
-            </w:pPr>
-            <w:r>
-              <w:rPr>
-                <w:rFonts w:ascii="Times New Roman" w:hAnsi="Times New Roman"/>
-                <w:sz w:val="22"/>
-              </w:rPr>
-              <w:t>Môi trường phát triển và máy chấm thi tại trường</w:t>
+              <w:t>Windows 10/11 64-bit</w:t>
+            </w:r>
+          </w:p>
+        </w:tc>
+        <w:tc>
+          <w:tcPr>
+            <w:tcW w:w="2400" w:type="dxa"/>
+            <w:tcBorders>
+              <w:top w:val="single" w:sz="4" w:space="0" w:color="CCCCCC"/>
+              <w:bottom w:val="single" w:sz="4" w:space="0" w:color="CCCCCC"/>
+            </w:tcBorders>
+          </w:tcPr>
+          <w:p>
+            <w:pPr>
+              <w:spacing w:before="60" w:after="60"/>
+            </w:pPr>
+            <w:r>
+              <w:rPr>
+                <w:rFonts w:ascii="Times New Roman" w:hAnsi="Times New Roman"/>
+                <w:sz w:val="22"/>
+              </w:rPr>
+              <w:t>Windows / Linux / macOS</w:t>
             </w:r>
           </w:p>
         </w:tc>
@@ -7894,49 +8063,49 @@
                 <w:rFonts w:ascii="Times New Roman" w:hAnsi="Times New Roman"/>
                 <w:sz w:val="22"/>
               </w:rPr>
-              <w:t>**Web Server**</w:t>
-            </w:r>
-          </w:p>
-        </w:tc>
-        <w:tc>
-          <w:tcPr>
-            <w:tcW w:w="2400" w:type="dxa"/>
-            <w:tcBorders>
-              <w:top w:val="single" w:sz="4" w:space="0" w:color="CCCCCC"/>
-              <w:bottom w:val="single" w:sz="4" w:space="0" w:color="CCCCCC"/>
-            </w:tcBorders>
-          </w:tcPr>
-          <w:p>
-            <w:pPr>
-              <w:spacing w:before="60" w:after="60"/>
-            </w:pPr>
-            <w:r>
-              <w:rPr>
-                <w:rFonts w:ascii="Times New Roman" w:hAnsi="Times New Roman"/>
-                <w:sz w:val="22"/>
-              </w:rPr>
-              <w:t>PHP Built-in Web Server / Apache 2.4</w:t>
-            </w:r>
-          </w:p>
-        </w:tc>
-        <w:tc>
-          <w:tcPr>
-            <w:tcW w:w="2400" w:type="dxa"/>
-            <w:tcBorders>
-              <w:top w:val="single" w:sz="4" w:space="0" w:color="CCCCCC"/>
-              <w:bottom w:val="single" w:sz="4" w:space="0" w:color="CCCCCC"/>
-            </w:tcBorders>
-          </w:tcPr>
-          <w:p>
-            <w:pPr>
-              <w:spacing w:before="60" w:after="60"/>
-            </w:pPr>
-            <w:r>
-              <w:rPr>
-                <w:rFonts w:ascii="Times New Roman" w:hAnsi="Times New Roman"/>
-                <w:sz w:val="22"/>
-              </w:rPr>
-              <w:t>Tiếp nhận HTTP Request trên cổng 8000</w:t>
+              <w:t>**Gói máy chủ**</w:t>
+            </w:r>
+          </w:p>
+        </w:tc>
+        <w:tc>
+          <w:tcPr>
+            <w:tcW w:w="2400" w:type="dxa"/>
+            <w:tcBorders>
+              <w:top w:val="single" w:sz="4" w:space="0" w:color="CCCCCC"/>
+              <w:bottom w:val="single" w:sz="4" w:space="0" w:color="CCCCCC"/>
+            </w:tcBorders>
+          </w:tcPr>
+          <w:p>
+            <w:pPr>
+              <w:spacing w:before="60" w:after="60"/>
+            </w:pPr>
+            <w:r>
+              <w:rPr>
+                <w:rFonts w:ascii="Times New Roman" w:hAnsi="Times New Roman"/>
+                <w:sz w:val="22"/>
+              </w:rPr>
+              <w:t>XAMPP (Apache 2.4 + phpMyAdmin)</w:t>
+            </w:r>
+          </w:p>
+        </w:tc>
+        <w:tc>
+          <w:tcPr>
+            <w:tcW w:w="2400" w:type="dxa"/>
+            <w:tcBorders>
+              <w:top w:val="single" w:sz="4" w:space="0" w:color="CCCCCC"/>
+              <w:bottom w:val="single" w:sz="4" w:space="0" w:color="CCCCCC"/>
+            </w:tcBorders>
+          </w:tcPr>
+          <w:p>
+            <w:pPr>
+              <w:spacing w:before="60" w:after="60"/>
+            </w:pPr>
+            <w:r>
+              <w:rPr>
+                <w:rFonts w:ascii="Times New Roman" w:hAnsi="Times New Roman"/>
+                <w:sz w:val="22"/>
+              </w:rPr>
+              <w:t>PHP Built-in Server (`localhost:8000`)</w:t>
             </w:r>
           </w:p>
         </w:tc>
@@ -7965,7 +8134,28 @@
                 <w:rFonts w:ascii="Times New Roman" w:hAnsi="Times New Roman"/>
                 <w:sz w:val="22"/>
               </w:rPr>
-              <w:t>**Ngôn ngữ Web**</w:t>
+              <w:t>**Phiên bản PHP**</w:t>
+            </w:r>
+          </w:p>
+        </w:tc>
+        <w:tc>
+          <w:tcPr>
+            <w:tcW w:w="2400" w:type="dxa"/>
+            <w:tcBorders>
+              <w:top w:val="single" w:sz="4" w:space="0" w:color="CCCCCC"/>
+              <w:bottom w:val="single" w:sz="4" w:space="0" w:color="CCCCCC"/>
+            </w:tcBorders>
+          </w:tcPr>
+          <w:p>
+            <w:pPr>
+              <w:spacing w:before="60" w:after="60"/>
+            </w:pPr>
+            <w:r>
+              <w:rPr>
+                <w:rFonts w:ascii="Times New Roman" w:hAnsi="Times New Roman"/>
+                <w:sz w:val="22"/>
+              </w:rPr>
+              <w:t>PHP 8.3 (hỗ trợ đầy đủ PDO, OpenSSL, cURL)</w:t>
             </w:r>
           </w:p>
         </w:tc>
@@ -7987,27 +8177,6 @@
                 <w:sz w:val="22"/>
               </w:rPr>
               <w:t>PHP 8.2 / 8.3</w:t>
-            </w:r>
-          </w:p>
-        </w:tc>
-        <w:tc>
-          <w:tcPr>
-            <w:tcW w:w="2400" w:type="dxa"/>
-            <w:tcBorders>
-              <w:top w:val="single" w:sz="4" w:space="0" w:color="CCCCCC"/>
-              <w:bottom w:val="single" w:sz="4" w:space="0" w:color="CCCCCC"/>
-            </w:tcBorders>
-          </w:tcPr>
-          <w:p>
-            <w:pPr>
-              <w:spacing w:before="60" w:after="60"/>
-            </w:pPr>
-            <w:r>
-              <w:rPr>
-                <w:rFonts w:ascii="Times New Roman" w:hAnsi="Times New Roman"/>
-                <w:sz w:val="22"/>
-              </w:rPr>
-              <w:t>Xử lý logic MVC, quản lý phiên và điều phối dữ liệu</w:t>
             </w:r>
           </w:p>
         </w:tc>
@@ -8036,49 +8205,49 @@
                 <w:rFonts w:ascii="Times New Roman" w:hAnsi="Times New Roman"/>
                 <w:sz w:val="22"/>
               </w:rPr>
-              <w:t>**Ngôn ngữ Engine**</w:t>
-            </w:r>
-          </w:p>
-        </w:tc>
-        <w:tc>
-          <w:tcPr>
-            <w:tcW w:w="2400" w:type="dxa"/>
-            <w:tcBorders>
-              <w:top w:val="single" w:sz="4" w:space="0" w:color="CCCCCC"/>
-              <w:bottom w:val="single" w:sz="4" w:space="0" w:color="CCCCCC"/>
-            </w:tcBorders>
-          </w:tcPr>
-          <w:p>
-            <w:pPr>
-              <w:spacing w:before="60" w:after="60"/>
-            </w:pPr>
-            <w:r>
-              <w:rPr>
-                <w:rFonts w:ascii="Times New Roman" w:hAnsi="Times New Roman"/>
-                <w:sz w:val="22"/>
-              </w:rPr>
-              <w:t>Rust 1.80+ (Toolchain 2021 edition)</w:t>
-            </w:r>
-          </w:p>
-        </w:tc>
-        <w:tc>
-          <w:tcPr>
-            <w:tcW w:w="2400" w:type="dxa"/>
-            <w:tcBorders>
-              <w:top w:val="single" w:sz="4" w:space="0" w:color="CCCCCC"/>
-              <w:bottom w:val="single" w:sz="4" w:space="0" w:color="CCCCCC"/>
-            </w:tcBorders>
-          </w:tcPr>
-          <w:p>
-            <w:pPr>
-              <w:spacing w:before="60" w:after="60"/>
-            </w:pPr>
-            <w:r>
-              <w:rPr>
-                <w:rFonts w:ascii="Times New Roman" w:hAnsi="Times New Roman"/>
-                <w:sz w:val="22"/>
-              </w:rPr>
-              <w:t>Biên dịch dịch vụ tính toán hiệu năng cao độc lập</w:t>
+              <w:t>**Cơ sở dữ liệu**</w:t>
+            </w:r>
+          </w:p>
+        </w:tc>
+        <w:tc>
+          <w:tcPr>
+            <w:tcW w:w="2400" w:type="dxa"/>
+            <w:tcBorders>
+              <w:top w:val="single" w:sz="4" w:space="0" w:color="CCCCCC"/>
+              <w:bottom w:val="single" w:sz="4" w:space="0" w:color="CCCCCC"/>
+            </w:tcBorders>
+          </w:tcPr>
+          <w:p>
+            <w:pPr>
+              <w:spacing w:before="60" w:after="60"/>
+            </w:pPr>
+            <w:r>
+              <w:rPr>
+                <w:rFonts w:ascii="Times New Roman" w:hAnsi="Times New Roman"/>
+                <w:sz w:val="22"/>
+              </w:rPr>
+              <w:t>MySQL 8.0 (InnoDB, Foreign Keys, UTF8MB4)</w:t>
+            </w:r>
+          </w:p>
+        </w:tc>
+        <w:tc>
+          <w:tcPr>
+            <w:tcW w:w="2400" w:type="dxa"/>
+            <w:tcBorders>
+              <w:top w:val="single" w:sz="4" w:space="0" w:color="CCCCCC"/>
+              <w:bottom w:val="single" w:sz="4" w:space="0" w:color="CCCCCC"/>
+            </w:tcBorders>
+          </w:tcPr>
+          <w:p>
+            <w:pPr>
+              <w:spacing w:before="60" w:after="60"/>
+            </w:pPr>
+            <w:r>
+              <w:rPr>
+                <w:rFonts w:ascii="Times New Roman" w:hAnsi="Times New Roman"/>
+                <w:sz w:val="22"/>
+              </w:rPr>
+              <w:t>SQLite 3 (`database/electro.sqlite`)</w:t>
             </w:r>
           </w:p>
         </w:tc>
@@ -8107,49 +8276,49 @@
                 <w:rFonts w:ascii="Times New Roman" w:hAnsi="Times New Roman"/>
                 <w:sz w:val="22"/>
               </w:rPr>
-              <w:t>**Cơ sở dữ liệu**</w:t>
-            </w:r>
-          </w:p>
-        </w:tc>
-        <w:tc>
-          <w:tcPr>
-            <w:tcW w:w="2400" w:type="dxa"/>
-            <w:tcBorders>
-              <w:top w:val="single" w:sz="4" w:space="0" w:color="CCCCCC"/>
-              <w:bottom w:val="single" w:sz="4" w:space="0" w:color="CCCCCC"/>
-            </w:tcBorders>
-          </w:tcPr>
-          <w:p>
-            <w:pPr>
-              <w:spacing w:before="60" w:after="60"/>
-            </w:pPr>
-            <w:r>
-              <w:rPr>
-                <w:rFonts w:ascii="Times New Roman" w:hAnsi="Times New Roman"/>
-                <w:sz w:val="22"/>
-              </w:rPr>
-              <w:t>MySQL 8.0 &amp; SQLite 3 Portable</w:t>
-            </w:r>
-          </w:p>
-        </w:tc>
-        <w:tc>
-          <w:tcPr>
-            <w:tcW w:w="2400" w:type="dxa"/>
-            <w:tcBorders>
-              <w:top w:val="single" w:sz="4" w:space="0" w:color="CCCCCC"/>
-              <w:bottom w:val="single" w:sz="4" w:space="0" w:color="CCCCCC"/>
-            </w:tcBorders>
-          </w:tcPr>
-          <w:p>
-            <w:pPr>
-              <w:spacing w:before="60" w:after="60"/>
-            </w:pPr>
-            <w:r>
-              <w:rPr>
-                <w:rFonts w:ascii="Times New Roman" w:hAnsi="Times New Roman"/>
-                <w:sz w:val="22"/>
-              </w:rPr>
-              <w:t>Lưu trữ dữ liệu quan hệ với cơ chế chuyển đổi thông minh</w:t>
+              <w:t>**Engine tính toán**</w:t>
+            </w:r>
+          </w:p>
+        </w:tc>
+        <w:tc>
+          <w:tcPr>
+            <w:tcW w:w="2400" w:type="dxa"/>
+            <w:tcBorders>
+              <w:top w:val="single" w:sz="4" w:space="0" w:color="CCCCCC"/>
+              <w:bottom w:val="single" w:sz="4" w:space="0" w:color="CCCCCC"/>
+            </w:tcBorders>
+          </w:tcPr>
+          <w:p>
+            <w:pPr>
+              <w:spacing w:before="60" w:after="60"/>
+            </w:pPr>
+            <w:r>
+              <w:rPr>
+                <w:rFonts w:ascii="Times New Roman" w:hAnsi="Times New Roman"/>
+                <w:sz w:val="22"/>
+              </w:rPr>
+              <w:t>Rust Engine Microservice (Port 5000)</w:t>
+            </w:r>
+          </w:p>
+        </w:tc>
+        <w:tc>
+          <w:tcPr>
+            <w:tcW w:w="2400" w:type="dxa"/>
+            <w:tcBorders>
+              <w:top w:val="single" w:sz="4" w:space="0" w:color="CCCCCC"/>
+              <w:bottom w:val="single" w:sz="4" w:space="0" w:color="CCCCCC"/>
+            </w:tcBorders>
+          </w:tcPr>
+          <w:p>
+            <w:pPr>
+              <w:spacing w:before="60" w:after="60"/>
+            </w:pPr>
+            <w:r>
+              <w:rPr>
+                <w:rFonts w:ascii="Times New Roman" w:hAnsi="Times New Roman"/>
+                <w:sz w:val="22"/>
+              </w:rPr>
+              <w:t>Rust Engine hoặc PHP Fallback Engine tự động</w:t>
             </w:r>
           </w:p>
         </w:tc>
@@ -8178,49 +8347,771 @@
                 <w:rFonts w:ascii="Times New Roman" w:hAnsi="Times New Roman"/>
                 <w:sz w:val="22"/>
               </w:rPr>
-              <w:t>**CI/CD Platform**</w:t>
-            </w:r>
-          </w:p>
-        </w:tc>
-        <w:tc>
-          <w:tcPr>
-            <w:tcW w:w="2400" w:type="dxa"/>
-            <w:tcBorders>
-              <w:top w:val="single" w:sz="4" w:space="0" w:color="CCCCCC"/>
-              <w:bottom w:val="single" w:sz="4" w:space="0" w:color="CCCCCC"/>
-            </w:tcBorders>
-          </w:tcPr>
-          <w:p>
-            <w:pPr>
-              <w:spacing w:before="60" w:after="60"/>
-            </w:pPr>
-            <w:r>
-              <w:rPr>
-                <w:rFonts w:ascii="Times New Roman" w:hAnsi="Times New Roman"/>
-                <w:sz w:val="22"/>
-              </w:rPr>
-              <w:t>GitHub Actions Cloud Runners</w:t>
-            </w:r>
-          </w:p>
-        </w:tc>
-        <w:tc>
-          <w:tcPr>
-            <w:tcW w:w="2400" w:type="dxa"/>
-            <w:tcBorders>
-              <w:top w:val="single" w:sz="4" w:space="0" w:color="CCCCCC"/>
-              <w:bottom w:val="single" w:sz="4" w:space="0" w:color="CCCCCC"/>
-            </w:tcBorders>
-          </w:tcPr>
-          <w:p>
-            <w:pPr>
-              <w:spacing w:before="60" w:after="60"/>
-            </w:pPr>
-            <w:r>
-              <w:rPr>
-                <w:rFonts w:ascii="Times New Roman" w:hAnsi="Times New Roman"/>
-                <w:sz w:val="22"/>
-              </w:rPr>
-              <w:t>Tự động hóa build, test và cross-compile release</w:t>
+              <w:t>**Khởi chạy**</w:t>
+            </w:r>
+          </w:p>
+        </w:tc>
+        <w:tc>
+          <w:tcPr>
+            <w:tcW w:w="2400" w:type="dxa"/>
+            <w:tcBorders>
+              <w:top w:val="single" w:sz="4" w:space="0" w:color="CCCCCC"/>
+              <w:bottom w:val="single" w:sz="4" w:space="0" w:color="CCCCCC"/>
+            </w:tcBorders>
+          </w:tcPr>
+          <w:p>
+            <w:pPr>
+              <w:spacing w:before="60" w:after="60"/>
+            </w:pPr>
+            <w:r>
+              <w:rPr>
+                <w:rFonts w:ascii="Times New Roman" w:hAnsi="Times New Roman"/>
+                <w:sz w:val="22"/>
+              </w:rPr>
+              <w:t>Apache + MySQL qua XAMPP Control Panel</w:t>
+            </w:r>
+          </w:p>
+        </w:tc>
+        <w:tc>
+          <w:tcPr>
+            <w:tcW w:w="2400" w:type="dxa"/>
+            <w:tcBorders>
+              <w:top w:val="single" w:sz="4" w:space="0" w:color="CCCCCC"/>
+              <w:bottom w:val="single" w:sz="4" w:space="0" w:color="CCCCCC"/>
+            </w:tcBorders>
+          </w:tcPr>
+          <w:p>
+            <w:pPr>
+              <w:spacing w:before="60" w:after="60"/>
+            </w:pPr>
+            <w:r>
+              <w:rPr>
+                <w:rFonts w:ascii="Times New Roman" w:hAnsi="Times New Roman"/>
+                <w:sz w:val="22"/>
+              </w:rPr>
+              <w:t>Kịch bản 1-click `start.bat` / `start.sh`</w:t>
+            </w:r>
+          </w:p>
+        </w:tc>
+      </w:tr>
+    </w:tbl>
+    <w:p>
+      <w:pPr>
+        <w:pStyle w:val="Heading1"/>
+        <w:spacing w:before="300" w:after="120"/>
+      </w:pPr>
+      <w:r>
+        <w:rPr>
+          <w:rFonts w:ascii="Times New Roman" w:hAnsi="Times New Roman"/>
+          <w:b/>
+          <w:color w:val="1E3A8A"/>
+          <w:sz w:val="32"/>
+        </w:rPr>
+        <w:t>4.2. Quy trình cài đặt và cấu hình hệ thống</w:t>
+      </w:r>
+    </w:p>
+    <w:p>
+      <w:pPr>
+        <w:pStyle w:val="Heading2"/>
+        <w:spacing w:before="200" w:after="80"/>
+      </w:pPr>
+      <w:r>
+        <w:rPr>
+          <w:rFonts w:ascii="Times New Roman" w:hAnsi="Times New Roman"/>
+          <w:b/>
+          <w:color w:val="2563EB"/>
+          <w:sz w:val="26"/>
+        </w:rPr>
+        <w:t>4.2.1. Cấu hình cơ sở dữ liệu linh hoạt (Dual Database Driver)</w:t>
+      </w:r>
+    </w:p>
+    <w:p>
+      <w:pPr>
+        <w:jc w:val="both"/>
+        <w:spacing w:line="360" w:lineRule="auto" w:after="100"/>
+      </w:pPr>
+      <w:r>
+        <w:rPr>
+          <w:rFonts w:ascii="Times New Roman" w:hAnsi="Times New Roman"/>
+          <w:sz w:val="26"/>
+        </w:rPr>
+        <w:t>Hệ thống sử dụng lớp kết nối `app/models/Database.php` với cấu hình tập trung trong `app/config/database.php`. Tùy theo tham số môi trường, hệ thống có thể kết nối tới MySQL hoặc SQLite:</w:t>
+      </w:r>
+    </w:p>
+    <w:p>
+      <w:pPr>
+        <w:ind w:left="400"/>
+        <w:spacing w:before="40" w:after="40"/>
+      </w:pPr>
+      <w:r>
+        <w:rPr>
+          <w:rFonts w:ascii="Times New Roman" w:hAnsi="Times New Roman"/>
+          <w:sz w:val="24"/>
+        </w:rPr>
+        <w:t>• **Chạy với XAMPP &amp; MySQL:**</w:t>
+      </w:r>
+    </w:p>
+    <w:p>
+      <w:pPr>
+        <w:jc w:val="both"/>
+        <w:spacing w:line="360" w:lineRule="auto" w:after="100"/>
+      </w:pPr>
+      <w:r>
+        <w:rPr>
+          <w:rFonts w:ascii="Times New Roman" w:hAnsi="Times New Roman"/>
+          <w:sz w:val="26"/>
+        </w:rPr>
+        <w:t>1. Khởi động Apache và MySQL trên bảng điều khiển XAMPP Control Panel.</w:t>
+      </w:r>
+    </w:p>
+    <w:p>
+      <w:pPr>
+        <w:jc w:val="both"/>
+        <w:spacing w:line="360" w:lineRule="auto" w:after="100"/>
+      </w:pPr>
+      <w:r>
+        <w:rPr>
+          <w:rFonts w:ascii="Times New Roman" w:hAnsi="Times New Roman"/>
+          <w:sz w:val="26"/>
+        </w:rPr>
+        <w:t>2. Tạo cơ sở dữ liệu `electro_store` trên phpMyAdmin.</w:t>
+      </w:r>
+    </w:p>
+    <w:p>
+      <w:pPr>
+        <w:jc w:val="both"/>
+        <w:spacing w:line="360" w:lineRule="auto" w:after="100"/>
+      </w:pPr>
+      <w:r>
+        <w:rPr>
+          <w:rFonts w:ascii="Times New Roman" w:hAnsi="Times New Roman"/>
+          <w:sz w:val="26"/>
+        </w:rPr>
+        <w:t>3. Nhập cấu trúc bảng và dữ liệu mẫu từ `database/schema.sql` và `database/seed.sql`.</w:t>
+      </w:r>
+    </w:p>
+    <w:p>
+      <w:pPr>
+        <w:jc w:val="both"/>
+        <w:spacing w:line="360" w:lineRule="auto" w:after="100"/>
+      </w:pPr>
+      <w:r>
+        <w:rPr>
+          <w:rFonts w:ascii="Times New Roman" w:hAnsi="Times New Roman"/>
+          <w:sz w:val="26"/>
+        </w:rPr>
+        <w:t>4. Ứng dụng web sẵn sàng phục vụ qua VirtualHost hoặc thư mục `htdocs`.</w:t>
+      </w:r>
+    </w:p>
+    <w:p>
+      <w:pPr>
+        <w:ind w:left="400"/>
+        <w:spacing w:before="40" w:after="40"/>
+      </w:pPr>
+      <w:r>
+        <w:rPr>
+          <w:rFonts w:ascii="Times New Roman" w:hAnsi="Times New Roman"/>
+          <w:sz w:val="24"/>
+        </w:rPr>
+        <w:t>• **Chạy nhanh bằng môi trường dự phòng Portable (1-Click Run):**</w:t>
+      </w:r>
+    </w:p>
+    <w:p>
+      <w:pPr>
+        <w:jc w:val="both"/>
+        <w:spacing w:line="360" w:lineRule="auto" w:after="100"/>
+      </w:pPr>
+      <w:r>
+        <w:rPr>
+          <w:rFonts w:ascii="Times New Roman" w:hAnsi="Times New Roman"/>
+          <w:sz w:val="26"/>
+        </w:rPr>
+        <w:t>1. Nhấp đúp chuột vào file `start.bat` trên Windows (hoặc gõ `./start.sh` trên Linux/macOS).</w:t>
+      </w:r>
+    </w:p>
+    <w:p>
+      <w:pPr>
+        <w:jc w:val="both"/>
+        <w:spacing w:line="360" w:lineRule="auto" w:after="100"/>
+      </w:pPr>
+      <w:r>
+        <w:rPr>
+          <w:rFonts w:ascii="Times New Roman" w:hAnsi="Times New Roman"/>
+          <w:sz w:val="26"/>
+        </w:rPr>
+        <w:t>2. File kịch bản sẽ tự động tạo cơ sở dữ liệu SQLite, nạp 12 sản phẩm điện tử mẫu, tài khoản demo và bật server tại `http://localhost:8000`.</w:t>
+      </w:r>
+    </w:p>
+    <w:p>
+      <w:pPr>
+        <w:jc w:val="both"/>
+        <w:spacing w:line="360" w:lineRule="auto" w:after="100"/>
+      </w:pPr>
+      <w:r>
+        <w:rPr>
+          <w:rFonts w:ascii="Times New Roman" w:hAnsi="Times New Roman"/>
+          <w:sz w:val="26"/>
+        </w:rPr>
+        <w:t>3. Mở trình duyệt và trải nghiệm toàn bộ tính năng.</w:t>
+      </w:r>
+    </w:p>
+    <w:p>
+      <w:pPr>
+        <w:pStyle w:val="Heading2"/>
+        <w:spacing w:before="200" w:after="80"/>
+      </w:pPr>
+      <w:r>
+        <w:rPr>
+          <w:rFonts w:ascii="Times New Roman" w:hAnsi="Times New Roman"/>
+          <w:b/>
+          <w:color w:val="2563EB"/>
+          <w:sz w:val="26"/>
+        </w:rPr>
+        <w:t>4.2.2. Xây dựng luồng CI/CD GitHub Actions kiểm thử và biên dịch đa nền tảng</w:t>
+      </w:r>
+    </w:p>
+    <w:p>
+      <w:pPr>
+        <w:jc w:val="both"/>
+        <w:spacing w:line="360" w:lineRule="auto" w:after="100"/>
+      </w:pPr>
+      <w:r>
+        <w:rPr>
+          <w:rFonts w:ascii="Times New Roman" w:hAnsi="Times New Roman"/>
+          <w:sz w:val="26"/>
+        </w:rPr>
+        <w:t>Quy trình CI/CD được định nghĩa trong `.github/workflows/ci.yml`:</w:t>
+      </w:r>
+    </w:p>
+    <w:p>
+      <w:pPr>
+        <w:jc w:val="both"/>
+        <w:spacing w:line="360" w:lineRule="auto" w:after="100"/>
+      </w:pPr>
+      <w:r>
+        <w:rPr>
+          <w:rFonts w:ascii="Times New Roman" w:hAnsi="Times New Roman"/>
+          <w:sz w:val="26"/>
+        </w:rPr>
+        <w:t>1. **Job `test-php`:** Kiểm tra toàn bộ cú pháp file PHP, nạp cơ sở dữ liệu và chạy bộ kiểm thử `tests/run_tests.php`.</w:t>
+      </w:r>
+    </w:p>
+    <w:p>
+      <w:pPr>
+        <w:jc w:val="both"/>
+        <w:spacing w:line="360" w:lineRule="auto" w:after="100"/>
+      </w:pPr>
+      <w:r>
+        <w:rPr>
+          <w:rFonts w:ascii="Times New Roman" w:hAnsi="Times New Roman"/>
+          <w:sz w:val="26"/>
+        </w:rPr>
+        <w:t>2. **Job `build-rust`:** Chạy đồng thời trên máy ảo Windows (`windows-latest`) và Linux (`ubuntu-latest`), tự động chạy `cargo test` và biên dịch tối ưu hóa `cargo build --release`, xuất bản file thực thi sẵn sàng tải xuống.</w:t>
+      </w:r>
+    </w:p>
+    <w:p>
+      <w:pPr>
+        <w:pStyle w:val="Heading1"/>
+        <w:spacing w:before="300" w:after="120"/>
+      </w:pPr>
+      <w:r>
+        <w:rPr>
+          <w:rFonts w:ascii="Times New Roman" w:hAnsi="Times New Roman"/>
+          <w:b/>
+          <w:color w:val="1E3A8A"/>
+          <w:sz w:val="32"/>
+        </w:rPr>
+        <w:t>4.3. Mô tả chi tiết các chức năng đã hoàn thiện</w:t>
+      </w:r>
+    </w:p>
+    <w:p>
+      <w:pPr>
+        <w:pStyle w:val="Heading2"/>
+        <w:spacing w:before="200" w:after="80"/>
+      </w:pPr>
+      <w:r>
+        <w:rPr>
+          <w:rFonts w:ascii="Times New Roman" w:hAnsi="Times New Roman"/>
+          <w:b/>
+          <w:color w:val="2563EB"/>
+          <w:sz w:val="26"/>
+        </w:rPr>
+        <w:t>4.3.1. Phân hệ khách hàng</w:t>
+      </w:r>
+    </w:p>
+    <w:p>
+      <w:pPr>
+        <w:ind w:left="400"/>
+        <w:spacing w:before="40" w:after="40"/>
+      </w:pPr>
+      <w:r>
+        <w:rPr>
+          <w:rFonts w:ascii="Times New Roman" w:hAnsi="Times New Roman"/>
+          <w:sz w:val="24"/>
+        </w:rPr>
+        <w:t>• **Trang chủ:** Hiển thị banner công nghệ, lưới danh mục nhanh, danh sách thiết bị nổi bật và khu vực "Gợi ý thông minh dành cho bạn" được tính toán tức thì bởi Rust Engine.</w:t>
+      </w:r>
+    </w:p>
+    <w:p>
+      <w:pPr>
+        <w:ind w:left="400"/>
+        <w:spacing w:before="40" w:after="40"/>
+      </w:pPr>
+      <w:r>
+        <w:rPr>
+          <w:rFonts w:ascii="Times New Roman" w:hAnsi="Times New Roman"/>
+          <w:sz w:val="24"/>
+        </w:rPr>
+        <w:t>• **Trang danh mục &amp; Tìm kiếm:** Tích hợp bộ lọc đa chiều (danh mục, hãng, khoảng giá) và thanh tìm kiếm từ khóa với thời gian phản hồi cực nhanh.</w:t>
+      </w:r>
+    </w:p>
+    <w:p>
+      <w:pPr>
+        <w:ind w:left="400"/>
+        <w:spacing w:before="40" w:after="40"/>
+      </w:pPr>
+      <w:r>
+        <w:rPr>
+          <w:rFonts w:ascii="Times New Roman" w:hAnsi="Times New Roman"/>
+          <w:sz w:val="24"/>
+        </w:rPr>
+        <w:t>• **Trang chi tiết sản phẩm:** Bảng thông số kỹ thuật chi tiết theo từng linh kiện (CPU, RAM, GPU, Màn hình, Pin), ảnh sản phẩm, kiểm tra số lượng tồn kho theo thời gian thực và danh sách sản phẩm tương đồng đề xuất.</w:t>
+      </w:r>
+    </w:p>
+    <w:p>
+      <w:pPr>
+        <w:ind w:left="400"/>
+        <w:spacing w:before="40" w:after="40"/>
+      </w:pPr>
+      <w:r>
+        <w:rPr>
+          <w:rFonts w:ascii="Times New Roman" w:hAnsi="Times New Roman"/>
+          <w:sz w:val="24"/>
+        </w:rPr>
+        <w:t>• **Giỏ hàng &amp; Thanh toán:** Thêm/sửa/xóa sản phẩm bằng AJAX, áp dụng mã khuyến mãi (`WELCOME2026`, `TECHSALE10`), lựa chọn thanh toán COD hoặc hiển thị mã VietQR động để quét chuyển khoản thuận tiện.</w:t>
+      </w:r>
+    </w:p>
+    <w:p>
+      <w:pPr>
+        <w:ind w:left="400"/>
+        <w:spacing w:before="40" w:after="40"/>
+      </w:pPr>
+      <w:r>
+        <w:rPr>
+          <w:rFonts w:ascii="Times New Roman" w:hAnsi="Times New Roman"/>
+          <w:sz w:val="24"/>
+        </w:rPr>
+        <w:t>• **Lịch sử đơn hàng:** Khách hàng theo dõi chi tiết các đơn đã đặt và tiến độ giao hàng qua timeline 4 bước trực quan.</w:t>
+      </w:r>
+    </w:p>
+    <w:p>
+      <w:pPr>
+        <w:pStyle w:val="Heading2"/>
+        <w:spacing w:before="200" w:after="80"/>
+      </w:pPr>
+      <w:r>
+        <w:rPr>
+          <w:rFonts w:ascii="Times New Roman" w:hAnsi="Times New Roman"/>
+          <w:b/>
+          <w:color w:val="2563EB"/>
+          <w:sz w:val="26"/>
+        </w:rPr>
+        <w:t>4.3.2. Phân hệ quản trị (Admin)</w:t>
+      </w:r>
+    </w:p>
+    <w:p>
+      <w:pPr>
+        <w:ind w:left="400"/>
+        <w:spacing w:before="40" w:after="40"/>
+      </w:pPr>
+      <w:r>
+        <w:rPr>
+          <w:rFonts w:ascii="Times New Roman" w:hAnsi="Times New Roman"/>
+          <w:sz w:val="24"/>
+        </w:rPr>
+        <w:t>• **Dashboard quản trị:** Hiển thị tức thời trạng thái kết nối tới Rust Engine, độ trễ xử lý (ms), tổng doanh thu thực tế, dự báo doanh thu ngày tiếp theo qua mô hình Hồi quy tuyến tính, bảng phân tích tồn kho Pareto ABC và danh sách đơn hàng mới nhất.</w:t>
+      </w:r>
+    </w:p>
+    <w:p>
+      <w:pPr>
+        <w:ind w:left="400"/>
+        <w:spacing w:before="40" w:after="40"/>
+      </w:pPr>
+      <w:r>
+        <w:rPr>
+          <w:rFonts w:ascii="Times New Roman" w:hAnsi="Times New Roman"/>
+          <w:sz w:val="24"/>
+        </w:rPr>
+        <w:t>• **Quản lý sản phẩm:** Thêm thiết bị mới với biểu mẫu thông số kỹ thuật hoàn chỉnh, cập nhật giá bán, số lượng tồn kho và chuyển trạng thái sang ngừng kinh doanh (soft delete an toàn bảo toàn dữ liệu đơn hàng).</w:t>
+      </w:r>
+    </w:p>
+    <w:p>
+      <w:pPr>
+        <w:ind w:left="400"/>
+        <w:spacing w:before="40" w:after="40"/>
+      </w:pPr>
+      <w:r>
+        <w:rPr>
+          <w:rFonts w:ascii="Times New Roman" w:hAnsi="Times New Roman"/>
+          <w:sz w:val="24"/>
+        </w:rPr>
+        <w:t>• **Quản lý đơn hàng:** Xem chi tiết người nhận, danh sách thiết bị đặt mua và cập nhật trạng thái đơn (Chờ xử lý $\rightarrow$ Đang đóng gói $\rightarrow$ Đang giao $\rightarrow$ Hoàn thành $\rightarrow$ Hủy đơn).</w:t>
+      </w:r>
+    </w:p>
+    <w:p>
+      <w:pPr>
+        <w:ind w:left="400"/>
+        <w:spacing w:before="40" w:after="40"/>
+      </w:pPr>
+      <w:r>
+        <w:rPr>
+          <w:rFonts w:ascii="Times New Roman" w:hAnsi="Times New Roman"/>
+          <w:sz w:val="24"/>
+        </w:rPr>
+        <w:t>• **Quản lý người dùng &amp; Dữ liệu tham chiếu:** Theo dõi danh sách tài khoản thành viên. *Lưu ý về danh mục và thương hiệu:* Danh mục và thương hiệu hiện được quản lý thông qua dữ liệu khởi tạo (seed data), chưa có giao diện CRUD riêng trong phiên bản hiện tại nhằm tập trung tối đa vào luồng nghiệp vụ mua sắm, quản lý đơn hàng và tính toán hiệu năng cao.</w:t>
+      </w:r>
+    </w:p>
+    <w:p>
+      <w:pPr>
+        <w:pStyle w:val="Heading2"/>
+        <w:spacing w:before="200" w:after="80"/>
+      </w:pPr>
+      <w:r>
+        <w:rPr>
+          <w:rFonts w:ascii="Times New Roman" w:hAnsi="Times New Roman"/>
+          <w:b/>
+          <w:color w:val="2563EB"/>
+          <w:sz w:val="26"/>
+        </w:rPr>
+        <w:t>4.3.3. Rust Microservice Engine</w:t>
+      </w:r>
+    </w:p>
+    <w:p>
+      <w:pPr>
+        <w:jc w:val="both"/>
+        <w:spacing w:line="360" w:lineRule="auto" w:after="100"/>
+      </w:pPr>
+      <w:r>
+        <w:rPr>
+          <w:rFonts w:ascii="Times New Roman" w:hAnsi="Times New Roman"/>
+          <w:sz w:val="26"/>
+        </w:rPr>
+        <w:t>Dịch vụ Rust vận hành độc lập, cung cấp 5 endpoints RESTful API chuẩn hóa:</w:t>
+      </w:r>
+    </w:p>
+    <w:p>
+      <w:pPr>
+        <w:jc w:val="both"/>
+        <w:spacing w:line="360" w:lineRule="auto" w:after="100"/>
+      </w:pPr>
+      <w:r>
+        <w:rPr>
+          <w:rFonts w:ascii="Times New Roman" w:hAnsi="Times New Roman"/>
+          <w:sz w:val="26"/>
+        </w:rPr>
+        <w:t>1. `GET /api/health`: Trả về trạng thái hoạt động, số luồng xử lý và thời gian hoạt động liên tục (uptime).</w:t>
+      </w:r>
+    </w:p>
+    <w:p>
+      <w:pPr>
+        <w:jc w:val="both"/>
+        <w:spacing w:line="360" w:lineRule="auto" w:after="100"/>
+      </w:pPr>
+      <w:r>
+        <w:rPr>
+          <w:rFonts w:ascii="Times New Roman" w:hAnsi="Times New Roman"/>
+          <w:sz w:val="26"/>
+        </w:rPr>
+        <w:t>2. `POST /api/search`: Tiếp nhận danh sách sản phẩm và từ khóa, trả về danh sách đã chấm điểm độ phù hợp theo khoảng cách Levenshtein.</w:t>
+      </w:r>
+    </w:p>
+    <w:p>
+      <w:pPr>
+        <w:jc w:val="both"/>
+        <w:spacing w:line="360" w:lineRule="auto" w:after="100"/>
+      </w:pPr>
+      <w:r>
+        <w:rPr>
+          <w:rFonts w:ascii="Times New Roman" w:hAnsi="Times New Roman"/>
+          <w:sz w:val="26"/>
+        </w:rPr>
+        <w:t>3. `POST /api/recommendations`: Nhận mã sản phẩm mục tiêu, trích xuất vector đặc trưng và tính toán độ tương đồng Cosine để trả về top 4 thiết bị tương đồng nhất (phiên bản đồ án giới hạn tập ứng viên recommendation ở 100 sản phẩm để phù hợp quy mô dữ liệu thử nghiệm và tối ưu độ trễ truyền tải payload JSON qua HTTP loopback).</w:t>
+      </w:r>
+    </w:p>
+    <w:p>
+      <w:pPr>
+        <w:jc w:val="both"/>
+        <w:spacing w:line="360" w:lineRule="auto" w:after="100"/>
+      </w:pPr>
+      <w:r>
+        <w:rPr>
+          <w:rFonts w:ascii="Times New Roman" w:hAnsi="Times New Roman"/>
+          <w:sz w:val="26"/>
+        </w:rPr>
+        <w:t>4. `POST /api/analytics`: Phân tích chuỗi thời gian doanh thu bằng Hồi quy tuyến tính và phân loại tồn kho ABC theo nguyên lý Pareto.</w:t>
+      </w:r>
+    </w:p>
+    <w:p>
+      <w:pPr>
+        <w:jc w:val="both"/>
+        <w:spacing w:line="360" w:lineRule="auto" w:after="100"/>
+      </w:pPr>
+      <w:r>
+        <w:rPr>
+          <w:rFonts w:ascii="Times New Roman" w:hAnsi="Times New Roman"/>
+          <w:sz w:val="26"/>
+        </w:rPr>
+        <w:t>5. `POST /api/image/batch-process`: Xử lý tính toán thông số nén ảnh và chuyển đổi định dạng hàng loạt.</w:t>
+      </w:r>
+    </w:p>
+    <w:p>
+      <w:pPr>
+        <w:pStyle w:val="Heading1"/>
+        <w:spacing w:before="300" w:after="120"/>
+      </w:pPr>
+      <w:r>
+        <w:rPr>
+          <w:rFonts w:ascii="Times New Roman" w:hAnsi="Times New Roman"/>
+          <w:b/>
+          <w:color w:val="1E3A8A"/>
+          <w:sz w:val="32"/>
+        </w:rPr>
+        <w:t>4.4. Kiểm thử hệ thống (Kế hoạch kiểm thử &amp; Ma trận 20 Test Cases)</w:t>
+      </w:r>
+    </w:p>
+    <w:p>
+      <w:pPr>
+        <w:jc w:val="both"/>
+        <w:spacing w:line="360" w:lineRule="auto" w:after="100"/>
+      </w:pPr>
+      <w:r>
+        <w:rPr>
+          <w:rFonts w:ascii="Times New Roman" w:hAnsi="Times New Roman"/>
+          <w:sz w:val="26"/>
+        </w:rPr>
+        <w:t>Để đảm bảo chất lượng phần mềm và độ tin cậy của toàn bộ các luồng nghiệp vụ, đồ án áp dụng chiến lược kiểm thử đa tầng kết hợp giữa kiểm thử tự động hóa mã nguồn và kiểm thử chấp nhận chức năng tổng thể:</w:t>
+      </w:r>
+    </w:p>
+    <w:p>
+      <w:pPr>
+        <w:jc w:val="both"/>
+        <w:spacing w:line="360" w:lineRule="auto" w:after="100"/>
+      </w:pPr>
+      <w:r>
+        <w:rPr>
+          <w:rFonts w:ascii="Times New Roman" w:hAnsi="Times New Roman"/>
+          <w:sz w:val="26"/>
+        </w:rPr>
+        <w:t>1. **Bộ kiểm thử tự động hóa mã nguồn (Automated Test Suite):** Hệ thống xây dựng 20 ca kiểm thử đơn vị và tích hợp tự động (`tests/run_tests.php`) chạy độc lập qua CLI và được tích hợp trong pipeline GitHub Actions CI/CD. Bộ kiểm thử bao gồm 5 nhóm kiểm thử chuyên biệt:</w:t>
+      </w:r>
+    </w:p>
+    <w:p>
+      <w:pPr>
+        <w:ind w:left="400"/>
+        <w:spacing w:before="40" w:after="40"/>
+      </w:pPr>
+      <w:r>
+        <w:rPr>
+          <w:rFonts w:ascii="Times New Roman" w:hAnsi="Times New Roman"/>
+          <w:sz w:val="24"/>
+        </w:rPr>
+        <w:t>• `CartTest.php` (5 test cases): Kiểm thử toàn diện logic giỏ hàng (thêm sản phẩm, cập nhật số lượng, xóa khỏi giỏ, áp dụng mã giảm giá hợp lệ, từ chối mã giảm giá hết hạn hoặc đã đạt giới hạn sử dụng `used_count &gt;= usage_limit`).</w:t>
+      </w:r>
+    </w:p>
+    <w:p>
+      <w:pPr>
+        <w:ind w:left="400"/>
+        <w:spacing w:before="40" w:after="40"/>
+      </w:pPr>
+      <w:r>
+        <w:rPr>
+          <w:rFonts w:ascii="Times New Roman" w:hAnsi="Times New Roman"/>
+          <w:sz w:val="24"/>
+        </w:rPr>
+        <w:t>• `OrderTest.php` (4 test cases): Kiểm thử tính toàn vẹn của giao dịch đặt hàng (transaction tạo đơn thành công, trừ tồn kho an toàn `WHERE stock &gt;= ?`, tự động rollback bảo toàn dữ liệu khi tồn kho không đủ, chuyển đổi trạng thái đơn hàng).</w:t>
+      </w:r>
+    </w:p>
+    <w:p>
+      <w:pPr>
+        <w:ind w:left="400"/>
+        <w:spacing w:before="40" w:after="40"/>
+      </w:pPr>
+      <w:r>
+        <w:rPr>
+          <w:rFonts w:ascii="Times New Roman" w:hAnsi="Times New Roman"/>
+          <w:sz w:val="24"/>
+        </w:rPr>
+        <w:t>• `ProductTest.php` (5 test cases): Kiểm thử truy vấn và phân quyền đánh giá (lấy danh sách phân trang, lọc theo danh mục &amp; thương hiệu, lọc theo khoảng giá, xác thực tồn kho, kiểm tra điều kiện chỉ khách hàng đã hoàn thành mua hàng mới được phép gửi đánh giá `hasPurchased`).</w:t>
+      </w:r>
+    </w:p>
+    <w:p>
+      <w:pPr>
+        <w:ind w:left="400"/>
+        <w:spacing w:before="40" w:after="40"/>
+      </w:pPr>
+      <w:r>
+        <w:rPr>
+          <w:rFonts w:ascii="Times New Roman" w:hAnsi="Times New Roman"/>
+          <w:sz w:val="24"/>
+        </w:rPr>
+        <w:t>• `AuthTest.php` (3 test cases): Kiểm thử xác thực và an toàn mật khẩu (băm mật khẩu bằng Bcrypt `password_hash`, xác thực đăng nhập thành công với thông tin chính xác, từ chối đăng nhập khi sai mật khẩu).</w:t>
+      </w:r>
+    </w:p>
+    <w:p>
+      <w:pPr>
+        <w:ind w:left="400"/>
+        <w:spacing w:before="40" w:after="40"/>
+      </w:pPr>
+      <w:r>
+        <w:rPr>
+          <w:rFonts w:ascii="Times New Roman" w:hAnsi="Times New Roman"/>
+          <w:sz w:val="24"/>
+        </w:rPr>
+        <w:t>• `RustEngineClientTest.php` (3 test cases): Kiểm thử tính sẵn sàng và khả năng chịu lỗi (kiểm tra trạng thái kết nối `isAvailable`, tự động chuyển mạch sang tìm kiếm dự phòng khi Rust Engine ngoại tuyến, chuyển mạch sang gợi ý tương đồng dự phòng khi Rust Engine ngoại tuyến).</w:t>
+      </w:r>
+    </w:p>
+    <w:p>
+      <w:pPr>
+        <w:jc w:val="both"/>
+        <w:spacing w:line="360" w:lineRule="auto" w:after="100"/>
+      </w:pPr>
+      <w:r>
+        <w:rPr>
+          <w:rFonts w:ascii="Times New Roman" w:hAnsi="Times New Roman"/>
+          <w:sz w:val="26"/>
+        </w:rPr>
+        <w:t>2. **Ma trận kiểm thử chức năng tổng thể (End-to-End Acceptance Test Matrix):** Kiểm thử luồng tương tác thực tế của người dùng trên giao diện và đối soát dữ liệu với cơ sở dữ liệu:</w:t>
+      </w:r>
+    </w:p>
+    <w:tbl>
+      <w:tblPr>
+        <w:tblW w:w="9600" w:type="dxa"/>
+        <w:jc w:val="center"/>
+      </w:tblPr>
+      <w:tr>
+        <w:tc>
+          <w:tcPr>
+            <w:tcW w:w="2400" w:type="dxa"/>
+            <w:tcBorders>
+              <w:top w:val="single" w:sz="4" w:space="0" w:color="CCCCCC"/>
+              <w:bottom w:val="single" w:sz="4" w:space="0" w:color="CCCCCC"/>
+            </w:tcBorders>
+          </w:tcPr>
+          <w:p>
+            <w:pPr>
+              <w:spacing w:before="60" w:after="60"/>
+            </w:pPr>
+            <w:r>
+              <w:rPr>
+                <w:rFonts w:ascii="Times New Roman" w:hAnsi="Times New Roman"/>
+                <w:sz w:val="22"/>
+              </w:rPr>
+              <w:t>Mã TC</w:t>
+            </w:r>
+          </w:p>
+        </w:tc>
+        <w:tc>
+          <w:tcPr>
+            <w:tcW w:w="2400" w:type="dxa"/>
+            <w:tcBorders>
+              <w:top w:val="single" w:sz="4" w:space="0" w:color="CCCCCC"/>
+              <w:bottom w:val="single" w:sz="4" w:space="0" w:color="CCCCCC"/>
+            </w:tcBorders>
+          </w:tcPr>
+          <w:p>
+            <w:pPr>
+              <w:spacing w:before="60" w:after="60"/>
+            </w:pPr>
+            <w:r>
+              <w:rPr>
+                <w:rFonts w:ascii="Times New Roman" w:hAnsi="Times New Roman"/>
+                <w:sz w:val="22"/>
+              </w:rPr>
+              <w:t>Phân hệ</w:t>
+            </w:r>
+          </w:p>
+        </w:tc>
+        <w:tc>
+          <w:tcPr>
+            <w:tcW w:w="2400" w:type="dxa"/>
+            <w:tcBorders>
+              <w:top w:val="single" w:sz="4" w:space="0" w:color="CCCCCC"/>
+              <w:bottom w:val="single" w:sz="4" w:space="0" w:color="CCCCCC"/>
+            </w:tcBorders>
+          </w:tcPr>
+          <w:p>
+            <w:pPr>
+              <w:spacing w:before="60" w:after="60"/>
+            </w:pPr>
+            <w:r>
+              <w:rPr>
+                <w:rFonts w:ascii="Times New Roman" w:hAnsi="Times New Roman"/>
+                <w:sz w:val="22"/>
+              </w:rPr>
+              <w:t>Tình huống kiểm thử</w:t>
+            </w:r>
+          </w:p>
+        </w:tc>
+        <w:tc>
+          <w:tcPr>
+            <w:tcW w:w="2400" w:type="dxa"/>
+            <w:tcBorders>
+              <w:top w:val="single" w:sz="4" w:space="0" w:color="CCCCCC"/>
+              <w:bottom w:val="single" w:sz="4" w:space="0" w:color="CCCCCC"/>
+            </w:tcBorders>
+          </w:tcPr>
+          <w:p>
+            <w:pPr>
+              <w:spacing w:before="60" w:after="60"/>
+            </w:pPr>
+            <w:r>
+              <w:rPr>
+                <w:rFonts w:ascii="Times New Roman" w:hAnsi="Times New Roman"/>
+                <w:sz w:val="22"/>
+              </w:rPr>
+              <w:t>Dữ liệu đầu vào</w:t>
+            </w:r>
+          </w:p>
+        </w:tc>
+        <w:tc>
+          <w:tcPr>
+            <w:tcW w:w="2400" w:type="dxa"/>
+            <w:tcBorders>
+              <w:top w:val="single" w:sz="4" w:space="0" w:color="CCCCCC"/>
+              <w:bottom w:val="single" w:sz="4" w:space="0" w:color="CCCCCC"/>
+            </w:tcBorders>
+          </w:tcPr>
+          <w:p>
+            <w:pPr>
+              <w:spacing w:before="60" w:after="60"/>
+            </w:pPr>
+            <w:r>
+              <w:rPr>
+                <w:rFonts w:ascii="Times New Roman" w:hAnsi="Times New Roman"/>
+                <w:sz w:val="22"/>
+              </w:rPr>
+              <w:t>Kết quả kỳ vọng</w:t>
+            </w:r>
+          </w:p>
+        </w:tc>
+        <w:tc>
+          <w:tcPr>
+            <w:tcW w:w="2400" w:type="dxa"/>
+            <w:tcBorders>
+              <w:top w:val="single" w:sz="4" w:space="0" w:color="CCCCCC"/>
+              <w:bottom w:val="single" w:sz="4" w:space="0" w:color="CCCCCC"/>
+            </w:tcBorders>
+          </w:tcPr>
+          <w:p>
+            <w:pPr>
+              <w:spacing w:before="60" w:after="60"/>
+            </w:pPr>
+            <w:r>
+              <w:rPr>
+                <w:rFonts w:ascii="Times New Roman" w:hAnsi="Times New Roman"/>
+                <w:sz w:val="22"/>
+              </w:rPr>
+              <w:t>Kết quả thực tế</w:t>
             </w:r>
           </w:p>
         </w:tc>
@@ -8249,738 +9140,112 @@
                 <w:rFonts w:ascii="Times New Roman" w:hAnsi="Times New Roman"/>
                 <w:sz w:val="22"/>
               </w:rPr>
-              <w:t>**Thư viện Giao diện**</w:t>
-            </w:r>
-          </w:p>
-        </w:tc>
-        <w:tc>
-          <w:tcPr>
-            <w:tcW w:w="2400" w:type="dxa"/>
-            <w:tcBorders>
-              <w:top w:val="single" w:sz="4" w:space="0" w:color="CCCCCC"/>
-              <w:bottom w:val="single" w:sz="4" w:space="0" w:color="CCCCCC"/>
-            </w:tcBorders>
-          </w:tcPr>
-          <w:p>
-            <w:pPr>
-              <w:spacing w:before="60" w:after="60"/>
-            </w:pPr>
-            <w:r>
-              <w:rPr>
-                <w:rFonts w:ascii="Times New Roman" w:hAnsi="Times New Roman"/>
-                <w:sz w:val="22"/>
-              </w:rPr>
-              <w:t>Bootstrap 5.3.3 &amp; Bootstrap Icons</w:t>
-            </w:r>
-          </w:p>
-        </w:tc>
-        <w:tc>
-          <w:tcPr>
-            <w:tcW w:w="2400" w:type="dxa"/>
-            <w:tcBorders>
-              <w:top w:val="single" w:sz="4" w:space="0" w:color="CCCCCC"/>
-              <w:bottom w:val="single" w:sz="4" w:space="0" w:color="CCCCCC"/>
-            </w:tcBorders>
-          </w:tcPr>
-          <w:p>
-            <w:pPr>
-              <w:spacing w:before="60" w:after="60"/>
-            </w:pPr>
-            <w:r>
-              <w:rPr>
-                <w:rFonts w:ascii="Times New Roman" w:hAnsi="Times New Roman"/>
-                <w:sz w:val="22"/>
-              </w:rPr>
-              <w:t>Xây dựng giao diện responsive tương thích mọi thiết bị</w:t>
-            </w:r>
-          </w:p>
-        </w:tc>
-      </w:tr>
-    </w:tbl>
-    <w:p>
-      <w:pPr>
-        <w:pStyle w:val="Heading1"/>
-        <w:spacing w:before="300" w:after="120"/>
-      </w:pPr>
-      <w:r>
-        <w:rPr>
-          <w:rFonts w:ascii="Times New Roman" w:hAnsi="Times New Roman"/>
-          <w:b/>
-          <w:color w:val="1E3A8A"/>
-          <w:sz w:val="32"/>
-        </w:rPr>
-        <w:t>4.2. Quy trình cài đặt và cấu hình hệ thống</w:t>
-      </w:r>
-    </w:p>
-    <w:p>
-      <w:pPr>
-        <w:pStyle w:val="Heading2"/>
-        <w:spacing w:before="200" w:after="80"/>
-      </w:pPr>
-      <w:r>
-        <w:rPr>
-          <w:rFonts w:ascii="Times New Roman" w:hAnsi="Times New Roman"/>
-          <w:b/>
-          <w:color w:val="2563EB"/>
-          <w:sz w:val="26"/>
-        </w:rPr>
-        <w:t>4.2.1. Cấu hình cơ sở dữ liệu linh hoạt (Dual Database)</w:t>
-      </w:r>
-    </w:p>
-    <w:p>
-      <w:pPr>
-        <w:jc w:val="both"/>
-        <w:spacing w:line="360" w:lineRule="auto" w:after="100"/>
-      </w:pPr>
-      <w:r>
-        <w:rPr>
-          <w:rFonts w:ascii="Times New Roman" w:hAnsi="Times New Roman"/>
-          <w:sz w:val="26"/>
-        </w:rPr>
-        <w:t>Người dùng có thể khởi chạy hệ thống chỉ với 1 bước đơn giản thông qua file kịch bản tự động `start.bat` (trên Windows) hoặc `start.sh` (trên Linux/macOS):</w:t>
-      </w:r>
-    </w:p>
-    <w:p>
-      <w:pPr>
-        <w:jc w:val="both"/>
-        <w:spacing w:line="360" w:lineRule="auto" w:after="100"/>
-      </w:pPr>
-      <w:r>
-        <w:rPr>
-          <w:rFonts w:ascii="Times New Roman" w:hAnsi="Times New Roman"/>
-          <w:sz w:val="26"/>
-        </w:rPr>
-        <w:t>```bash</w:t>
-      </w:r>
-    </w:p>
-    <w:p>
-      <w:pPr>
-        <w:pStyle w:val="Title"/>
-        <w:jc w:val="center"/>
-        <w:spacing w:before="240" w:after="240"/>
-      </w:pPr>
-      <w:r>
-        <w:rPr>
-          <w:rFonts w:ascii="Times New Roman" w:hAnsi="Times New Roman"/>
-          <w:b/>
-          <w:color w:val="0F172A"/>
-          <w:sz w:val="40"/>
-        </w:rPr>
-        <w:t>Khởi chạy trên Windows</w:t>
-      </w:r>
-    </w:p>
-    <w:p>
-      <w:pPr>
-        <w:jc w:val="both"/>
-        <w:spacing w:line="360" w:lineRule="auto" w:after="100"/>
-      </w:pPr>
-      <w:r>
-        <w:rPr>
-          <w:rFonts w:ascii="Times New Roman" w:hAnsi="Times New Roman"/>
-          <w:sz w:val="26"/>
-        </w:rPr>
-        <w:t>start.bat</w:t>
-      </w:r>
-    </w:p>
-    <w:p>
-      <w:pPr>
-        <w:pStyle w:val="Title"/>
-        <w:jc w:val="center"/>
-        <w:spacing w:before="240" w:after="240"/>
-      </w:pPr>
-      <w:r>
-        <w:rPr>
-          <w:rFonts w:ascii="Times New Roman" w:hAnsi="Times New Roman"/>
-          <w:b/>
-          <w:color w:val="0F172A"/>
-          <w:sz w:val="40"/>
-        </w:rPr>
-        <w:t>Hoặc khởi chạy thủ công qua lệnh PHP</w:t>
-      </w:r>
-    </w:p>
-    <w:p>
-      <w:pPr>
-        <w:jc w:val="both"/>
-        <w:spacing w:line="360" w:lineRule="auto" w:after="100"/>
-      </w:pPr>
-      <w:r>
-        <w:rPr>
-          <w:rFonts w:ascii="Times New Roman" w:hAnsi="Times New Roman"/>
-          <w:sz w:val="26"/>
-        </w:rPr>
-        <w:t>php database/migrate.php --driver=sqlite</w:t>
-      </w:r>
-    </w:p>
-    <w:p>
-      <w:pPr>
-        <w:jc w:val="both"/>
-        <w:spacing w:line="360" w:lineRule="auto" w:after="100"/>
-      </w:pPr>
-      <w:r>
-        <w:rPr>
-          <w:rFonts w:ascii="Times New Roman" w:hAnsi="Times New Roman"/>
-          <w:sz w:val="26"/>
-        </w:rPr>
-        <w:t>php -S localhost:8000 -t public</w:t>
-      </w:r>
-    </w:p>
-    <w:p>
-      <w:pPr>
-        <w:jc w:val="both"/>
-        <w:spacing w:line="360" w:lineRule="auto" w:after="100"/>
-      </w:pPr>
-      <w:r>
-        <w:rPr>
-          <w:rFonts w:ascii="Times New Roman" w:hAnsi="Times New Roman"/>
-          <w:sz w:val="26"/>
-        </w:rPr>
-        <w:t>```</w:t>
-      </w:r>
-    </w:p>
-    <w:p>
-      <w:pPr>
-        <w:pStyle w:val="Heading2"/>
-        <w:spacing w:before="200" w:after="80"/>
-      </w:pPr>
-      <w:r>
-        <w:rPr>
-          <w:rFonts w:ascii="Times New Roman" w:hAnsi="Times New Roman"/>
-          <w:b/>
-          <w:color w:val="2563EB"/>
-          <w:sz w:val="26"/>
-        </w:rPr>
-        <w:t>4.2.2. Xây dựng luồng CI/CD GitHub Actions kiểm thử và biên dịch đa nền tảng</w:t>
-      </w:r>
-    </w:p>
-    <w:p>
-      <w:pPr>
-        <w:jc w:val="both"/>
-        <w:spacing w:line="360" w:lineRule="auto" w:after="100"/>
-      </w:pPr>
-      <w:r>
-        <w:rPr>
-          <w:rFonts w:ascii="Times New Roman" w:hAnsi="Times New Roman"/>
-          <w:sz w:val="26"/>
-        </w:rPr>
-        <w:t>Quy trình CI/CD được định nghĩa trong `.github/workflows/ci.yml`:</w:t>
-      </w:r>
-    </w:p>
-    <w:p>
-      <w:pPr>
-        <w:jc w:val="both"/>
-        <w:spacing w:line="360" w:lineRule="auto" w:after="100"/>
-      </w:pPr>
-      <w:r>
-        <w:rPr>
-          <w:rFonts w:ascii="Times New Roman" w:hAnsi="Times New Roman"/>
-          <w:sz w:val="26"/>
-        </w:rPr>
-        <w:t>1. **Job `test-php`:** Kiểm tra toàn bộ cú pháp file PHP, nạp cơ sở dữ liệu và chạy bộ kiểm thử `tests/run_tests.php`.</w:t>
-      </w:r>
-    </w:p>
-    <w:p>
-      <w:pPr>
-        <w:jc w:val="both"/>
-        <w:spacing w:line="360" w:lineRule="auto" w:after="100"/>
-      </w:pPr>
-      <w:r>
-        <w:rPr>
-          <w:rFonts w:ascii="Times New Roman" w:hAnsi="Times New Roman"/>
-          <w:sz w:val="26"/>
-        </w:rPr>
-        <w:t>2. **Job `build-rust`:** Chạy đồng thời trên máy ảo Windows (`windows-latest`) và Linux (`ubuntu-latest`), tự động chạy `cargo test` và biên dịch tối ưu hóa `cargo build --release`, xuất bản file thực thi sẵn sàng tải xuống.</w:t>
-      </w:r>
-    </w:p>
-    <w:p>
-      <w:pPr>
-        <w:pStyle w:val="Heading1"/>
-        <w:spacing w:before="300" w:after="120"/>
-      </w:pPr>
-      <w:r>
-        <w:rPr>
-          <w:rFonts w:ascii="Times New Roman" w:hAnsi="Times New Roman"/>
-          <w:b/>
-          <w:color w:val="1E3A8A"/>
-          <w:sz w:val="32"/>
-        </w:rPr>
-        <w:t>4.3. Mô tả chi tiết các chức năng đã hoàn thiện</w:t>
-      </w:r>
-    </w:p>
-    <w:p>
-      <w:pPr>
-        <w:pStyle w:val="Heading2"/>
-        <w:spacing w:before="200" w:after="80"/>
-      </w:pPr>
-      <w:r>
-        <w:rPr>
-          <w:rFonts w:ascii="Times New Roman" w:hAnsi="Times New Roman"/>
-          <w:b/>
-          <w:color w:val="2563EB"/>
-          <w:sz w:val="26"/>
-        </w:rPr>
-        <w:t>4.3.1. Phân hệ khách hàng</w:t>
-      </w:r>
-    </w:p>
-    <w:p>
-      <w:pPr>
-        <w:ind w:left="400"/>
-        <w:spacing w:before="40" w:after="40"/>
-      </w:pPr>
-      <w:r>
-        <w:rPr>
-          <w:rFonts w:ascii="Times New Roman" w:hAnsi="Times New Roman"/>
-          <w:sz w:val="24"/>
-        </w:rPr>
-        <w:t>• **Trang chủ:** Hiển thị banner công nghệ, lưới danh mục nhanh, danh sách thiết bị nổi bật và khu vực "Gợi ý thông minh dành cho bạn" được tính toán tức thì bởi Rust Engine.</w:t>
-      </w:r>
-    </w:p>
-    <w:p>
-      <w:pPr>
-        <w:ind w:left="400"/>
-        <w:spacing w:before="40" w:after="40"/>
-      </w:pPr>
-      <w:r>
-        <w:rPr>
-          <w:rFonts w:ascii="Times New Roman" w:hAnsi="Times New Roman"/>
-          <w:sz w:val="24"/>
-        </w:rPr>
-        <w:t>• **Trang danh mục &amp; Tìm kiếm:** Tích hợp bộ lọc đa chiều (danh mục, hãng, khoảng giá) và thanh tìm kiếm từ khóa với thời gian phản hồi cực nhanh.</w:t>
-      </w:r>
-    </w:p>
-    <w:p>
-      <w:pPr>
-        <w:ind w:left="400"/>
-        <w:spacing w:before="40" w:after="40"/>
-      </w:pPr>
-      <w:r>
-        <w:rPr>
-          <w:rFonts w:ascii="Times New Roman" w:hAnsi="Times New Roman"/>
-          <w:sz w:val="24"/>
-        </w:rPr>
-        <w:t>• **Trang chi tiết sản phẩm:** Bảng thông số kỹ thuật chi tiết theo từng linh kiện (CPU, RAM, GPU, Màn hình, Pin), ảnh sản phẩm, kiểm tra số lượng tồn kho theo thời gian thực và danh sách sản phẩm tương đồng đề xuất.</w:t>
-      </w:r>
-    </w:p>
-    <w:p>
-      <w:pPr>
-        <w:ind w:left="400"/>
-        <w:spacing w:before="40" w:after="40"/>
-      </w:pPr>
-      <w:r>
-        <w:rPr>
-          <w:rFonts w:ascii="Times New Roman" w:hAnsi="Times New Roman"/>
-          <w:sz w:val="24"/>
-        </w:rPr>
-        <w:t>• **Giỏ hàng &amp; Thanh toán:** Thêm/sửa/xóa sản phẩm bằng AJAX, áp dụng mã khuyến mãi (`WELCOME2026`, `TECHSALE10`), lựa chọn thanh toán COD hoặc hiển thị mã VietQR động để quét chuyển khoản thuận tiện.</w:t>
-      </w:r>
-    </w:p>
-    <w:p>
-      <w:pPr>
-        <w:ind w:left="400"/>
-        <w:spacing w:before="40" w:after="40"/>
-      </w:pPr>
-      <w:r>
-        <w:rPr>
-          <w:rFonts w:ascii="Times New Roman" w:hAnsi="Times New Roman"/>
-          <w:sz w:val="24"/>
-        </w:rPr>
-        <w:t>• **Lịch sử đơn hàng:** Khách hàng theo dõi chi tiết các đơn đã đặt và tiến độ giao hàng qua timeline 4 bước trực quan.</w:t>
-      </w:r>
-    </w:p>
-    <w:p>
-      <w:pPr>
-        <w:pStyle w:val="Heading2"/>
-        <w:spacing w:before="200" w:after="80"/>
-      </w:pPr>
-      <w:r>
-        <w:rPr>
-          <w:rFonts w:ascii="Times New Roman" w:hAnsi="Times New Roman"/>
-          <w:b/>
-          <w:color w:val="2563EB"/>
-          <w:sz w:val="26"/>
-        </w:rPr>
-        <w:t>4.3.2. Phân hệ quản trị (Admin)</w:t>
-      </w:r>
-    </w:p>
-    <w:p>
-      <w:pPr>
-        <w:ind w:left="400"/>
-        <w:spacing w:before="40" w:after="40"/>
-      </w:pPr>
-      <w:r>
-        <w:rPr>
-          <w:rFonts w:ascii="Times New Roman" w:hAnsi="Times New Roman"/>
-          <w:sz w:val="24"/>
-        </w:rPr>
-        <w:t>• **Dashboard quản trị:** Hiển thị tức thời trạng thái kết nối tới Rust Engine, độ trễ xử lý (ms), tổng doanh thu thực tế, dự báo doanh thu ngày tiếp theo qua mô hình Hồi quy tuyến tính, bảng phân tích tồn kho Pareto ABC và danh sách đơn hàng mới nhất.</w:t>
-      </w:r>
-    </w:p>
-    <w:p>
-      <w:pPr>
-        <w:ind w:left="400"/>
-        <w:spacing w:before="40" w:after="40"/>
-      </w:pPr>
-      <w:r>
-        <w:rPr>
-          <w:rFonts w:ascii="Times New Roman" w:hAnsi="Times New Roman"/>
-          <w:sz w:val="24"/>
-        </w:rPr>
-        <w:t>• **Quản lý sản phẩm:** Thêm thiết bị mới với biểu mẫu thông số kỹ thuật hoàn chỉnh, cập nhật giá bán, số lượng tồn kho và chuyển trạng thái sang ngừng kinh doanh (soft delete an toàn bảo toàn dữ liệu đơn hàng).</w:t>
-      </w:r>
-    </w:p>
-    <w:p>
-      <w:pPr>
-        <w:ind w:left="400"/>
-        <w:spacing w:before="40" w:after="40"/>
-      </w:pPr>
-      <w:r>
-        <w:rPr>
-          <w:rFonts w:ascii="Times New Roman" w:hAnsi="Times New Roman"/>
-          <w:sz w:val="24"/>
-        </w:rPr>
-        <w:t>• **Quản lý đơn hàng:** Xem chi tiết người nhận, danh sách thiết bị đặt mua và cập nhật trạng thái đơn (Chờ xử lý $\rightarrow$ Đang đóng gói $\rightarrow$ Đang giao $\rightarrow$ Hoàn thành $\rightarrow$ Hủy đơn).</w:t>
-      </w:r>
-    </w:p>
-    <w:p>
-      <w:pPr>
-        <w:pStyle w:val="Heading2"/>
-        <w:spacing w:before="200" w:after="80"/>
-      </w:pPr>
-      <w:r>
-        <w:rPr>
-          <w:rFonts w:ascii="Times New Roman" w:hAnsi="Times New Roman"/>
-          <w:b/>
-          <w:color w:val="2563EB"/>
-          <w:sz w:val="26"/>
-        </w:rPr>
-        <w:t>4.3.3. Rust Microservice Engine</w:t>
-      </w:r>
-    </w:p>
-    <w:p>
-      <w:pPr>
-        <w:jc w:val="both"/>
-        <w:spacing w:line="360" w:lineRule="auto" w:after="100"/>
-      </w:pPr>
-      <w:r>
-        <w:rPr>
-          <w:rFonts w:ascii="Times New Roman" w:hAnsi="Times New Roman"/>
-          <w:sz w:val="26"/>
-        </w:rPr>
-        <w:t>Dịch vụ Rust vận hành độc lập, cung cấp 5 endpoints RESTful API chuẩn hóa:</w:t>
-      </w:r>
-    </w:p>
-    <w:p>
-      <w:pPr>
-        <w:jc w:val="both"/>
-        <w:spacing w:line="360" w:lineRule="auto" w:after="100"/>
-      </w:pPr>
-      <w:r>
-        <w:rPr>
-          <w:rFonts w:ascii="Times New Roman" w:hAnsi="Times New Roman"/>
-          <w:sz w:val="26"/>
-        </w:rPr>
-        <w:t>1. `GET /api/health`: Trả về trạng thái hoạt động, số luồng xử lý và thời gian hoạt động liên tục (uptime).</w:t>
-      </w:r>
-    </w:p>
-    <w:p>
-      <w:pPr>
-        <w:jc w:val="both"/>
-        <w:spacing w:line="360" w:lineRule="auto" w:after="100"/>
-      </w:pPr>
-      <w:r>
-        <w:rPr>
-          <w:rFonts w:ascii="Times New Roman" w:hAnsi="Times New Roman"/>
-          <w:sz w:val="26"/>
-        </w:rPr>
-        <w:t>2. `POST /api/search`: Tiếp nhận danh sách sản phẩm và từ khóa, trả về danh sách đã chấm điểm độ phù hợp theo khoảng cách Levenshtein.</w:t>
-      </w:r>
-    </w:p>
-    <w:p>
-      <w:pPr>
-        <w:jc w:val="both"/>
-        <w:spacing w:line="360" w:lineRule="auto" w:after="100"/>
-      </w:pPr>
-      <w:r>
-        <w:rPr>
-          <w:rFonts w:ascii="Times New Roman" w:hAnsi="Times New Roman"/>
-          <w:sz w:val="26"/>
-        </w:rPr>
-        <w:t>3. `POST /api/recommendations`: Nhận mã sản phẩm mục tiêu, trích xuất vector đặc trưng và tính toán độ tương đồng Cosine để trả về top 4 thiết bị tương đồng nhất.</w:t>
-      </w:r>
-    </w:p>
-    <w:p>
-      <w:pPr>
-        <w:jc w:val="both"/>
-        <w:spacing w:line="360" w:lineRule="auto" w:after="100"/>
-      </w:pPr>
-      <w:r>
-        <w:rPr>
-          <w:rFonts w:ascii="Times New Roman" w:hAnsi="Times New Roman"/>
-          <w:sz w:val="26"/>
-        </w:rPr>
-        <w:t>4. `POST /api/analytics`: Phân tích chuỗi thời gian doanh thu bằng Hồi quy tuyến tính và phân loại tồn kho ABC theo nguyên lý Pareto.</w:t>
-      </w:r>
-    </w:p>
-    <w:p>
-      <w:pPr>
-        <w:jc w:val="both"/>
-        <w:spacing w:line="360" w:lineRule="auto" w:after="100"/>
-      </w:pPr>
-      <w:r>
-        <w:rPr>
-          <w:rFonts w:ascii="Times New Roman" w:hAnsi="Times New Roman"/>
-          <w:sz w:val="26"/>
-        </w:rPr>
-        <w:t>5. `POST /api/image/batch-process`: Xử lý tính toán thông số nén ảnh và chuyển đổi định dạng hàng loạt.</w:t>
-      </w:r>
-    </w:p>
-    <w:p>
-      <w:pPr>
-        <w:pStyle w:val="Heading1"/>
-        <w:spacing w:before="300" w:after="120"/>
-      </w:pPr>
-      <w:r>
-        <w:rPr>
-          <w:rFonts w:ascii="Times New Roman" w:hAnsi="Times New Roman"/>
-          <w:b/>
-          <w:color w:val="1E3A8A"/>
-          <w:sz w:val="32"/>
-        </w:rPr>
-        <w:t>4.4. Kiểm thử hệ thống (Kế hoạch kiểm thử &amp; Ma trận 20 Test Cases)</w:t>
-      </w:r>
-    </w:p>
-    <w:p>
-      <w:pPr>
-        <w:jc w:val="both"/>
-        <w:spacing w:line="360" w:lineRule="auto" w:after="100"/>
-      </w:pPr>
-      <w:r>
-        <w:rPr>
-          <w:rFonts w:ascii="Times New Roman" w:hAnsi="Times New Roman"/>
-          <w:sz w:val="26"/>
-        </w:rPr>
-        <w:t>Để đảm bảo chất lượng phần mềm và độ tin cậy của toàn bộ các luồng nghiệp vụ, đồ án áp dụng chiến lược kiểm thử đa tầng kết hợp giữa kiểm thử tự động hóa mã nguồn và kiểm thử chấp nhận chức năng tổng thể:</w:t>
-      </w:r>
-    </w:p>
-    <w:p>
-      <w:pPr>
-        <w:jc w:val="both"/>
-        <w:spacing w:line="360" w:lineRule="auto" w:after="100"/>
-      </w:pPr>
-      <w:r>
-        <w:rPr>
-          <w:rFonts w:ascii="Times New Roman" w:hAnsi="Times New Roman"/>
-          <w:sz w:val="26"/>
-        </w:rPr>
-        <w:t>1. **Bộ kiểm thử tự động hóa mã nguồn (Automated Test Suite):** Hệ thống xây dựng 20 ca kiểm thử đơn vị và tích hợp tự động (`tests/run_tests.php`) chạy độc lập qua CLI và được tích hợp trong pipeline GitHub Actions CI/CD. Bộ kiểm thử bao gồm 5 nhóm kiểm thử chuyên biệt:</w:t>
-      </w:r>
-    </w:p>
-    <w:p>
-      <w:pPr>
-        <w:ind w:left="400"/>
-        <w:spacing w:before="40" w:after="40"/>
-      </w:pPr>
-      <w:r>
-        <w:rPr>
-          <w:rFonts w:ascii="Times New Roman" w:hAnsi="Times New Roman"/>
-          <w:sz w:val="24"/>
-        </w:rPr>
-        <w:t>• `CartTest.php` (5 test cases): Kiểm thử toàn diện logic giỏ hàng (thêm sản phẩm, cập nhật số lượng, xóa khỏi giỏ, áp dụng mã giảm giá hợp lệ, từ chối mã giảm giá hết hạn hoặc đã đạt giới hạn sử dụng `used_count &gt;= usage_limit`).</w:t>
-      </w:r>
-    </w:p>
-    <w:p>
-      <w:pPr>
-        <w:ind w:left="400"/>
-        <w:spacing w:before="40" w:after="40"/>
-      </w:pPr>
-      <w:r>
-        <w:rPr>
-          <w:rFonts w:ascii="Times New Roman" w:hAnsi="Times New Roman"/>
-          <w:sz w:val="24"/>
-        </w:rPr>
-        <w:t>• `OrderTest.php` (4 test cases): Kiểm thử tính toàn vẹn của giao dịch đặt hàng (transaction tạo đơn thành công, trừ tồn kho an toàn `WHERE stock &gt;= ?`, tự động rollback bảo toàn dữ liệu khi tồn kho không đủ, chuyển đổi trạng thái đơn hàng).</w:t>
-      </w:r>
-    </w:p>
-    <w:p>
-      <w:pPr>
-        <w:ind w:left="400"/>
-        <w:spacing w:before="40" w:after="40"/>
-      </w:pPr>
-      <w:r>
-        <w:rPr>
-          <w:rFonts w:ascii="Times New Roman" w:hAnsi="Times New Roman"/>
-          <w:sz w:val="24"/>
-        </w:rPr>
-        <w:t>• `ProductTest.php` (5 test cases): Kiểm thử truy vấn và phân quyền đánh giá (lấy danh sách phân trang, lọc theo danh mục &amp; thương hiệu, lọc theo khoảng giá, xác thực tồn kho, kiểm tra điều kiện chỉ khách hàng đã hoàn thành mua hàng mới được phép gửi đánh giá `hasPurchased`).</w:t>
-      </w:r>
-    </w:p>
-    <w:p>
-      <w:pPr>
-        <w:ind w:left="400"/>
-        <w:spacing w:before="40" w:after="40"/>
-      </w:pPr>
-      <w:r>
-        <w:rPr>
-          <w:rFonts w:ascii="Times New Roman" w:hAnsi="Times New Roman"/>
-          <w:sz w:val="24"/>
-        </w:rPr>
-        <w:t>• `AuthTest.php` (3 test cases): Kiểm thử xác thực và an toàn mật khẩu (băm mật khẩu bằng Bcrypt `password_hash`, xác thực đăng nhập thành công với thông tin chính xác, từ chối đăng nhập khi sai mật khẩu).</w:t>
-      </w:r>
-    </w:p>
-    <w:p>
-      <w:pPr>
-        <w:ind w:left="400"/>
-        <w:spacing w:before="40" w:after="40"/>
-      </w:pPr>
-      <w:r>
-        <w:rPr>
-          <w:rFonts w:ascii="Times New Roman" w:hAnsi="Times New Roman"/>
-          <w:sz w:val="24"/>
-        </w:rPr>
-        <w:t>• `RustEngineClientTest.php` (3 test cases): Kiểm thử tính sẵn sàng và khả năng chịu lỗi (kiểm tra trạng thái kết nối `isAvailable`, tự động chuyển mạch sang tìm kiếm dự phòng khi Rust Engine ngoại tuyến, chuyển mạch sang gợi ý tương đồng dự phòng khi Rust Engine ngoại tuyến).</w:t>
-      </w:r>
-    </w:p>
-    <w:p>
-      <w:pPr>
-        <w:jc w:val="both"/>
-        <w:spacing w:line="360" w:lineRule="auto" w:after="100"/>
-      </w:pPr>
-      <w:r>
-        <w:rPr>
-          <w:rFonts w:ascii="Times New Roman" w:hAnsi="Times New Roman"/>
-          <w:sz w:val="26"/>
-        </w:rPr>
-        <w:t>2. **Ma trận kiểm thử chức năng tổng thể (End-to-End Acceptance Test Matrix):** Kiểm thử luồng tương tác thực tế của người dùng trên giao diện và đối soát dữ liệu với cơ sở dữ liệu:</w:t>
-      </w:r>
-    </w:p>
-    <w:tbl>
-      <w:tblPr>
-        <w:tblW w:w="9600" w:type="dxa"/>
-        <w:jc w:val="center"/>
-      </w:tblPr>
-      <w:tr>
-        <w:tc>
-          <w:tcPr>
-            <w:tcW w:w="2400" w:type="dxa"/>
-            <w:tcBorders>
-              <w:top w:val="single" w:sz="4" w:space="0" w:color="CCCCCC"/>
-              <w:bottom w:val="single" w:sz="4" w:space="0" w:color="CCCCCC"/>
-            </w:tcBorders>
-          </w:tcPr>
-          <w:p>
-            <w:pPr>
-              <w:spacing w:before="60" w:after="60"/>
-            </w:pPr>
-            <w:r>
-              <w:rPr>
-                <w:rFonts w:ascii="Times New Roman" w:hAnsi="Times New Roman"/>
-                <w:sz w:val="22"/>
-              </w:rPr>
-              <w:t>Mã TC</w:t>
-            </w:r>
-          </w:p>
-        </w:tc>
-        <w:tc>
-          <w:tcPr>
-            <w:tcW w:w="2400" w:type="dxa"/>
-            <w:tcBorders>
-              <w:top w:val="single" w:sz="4" w:space="0" w:color="CCCCCC"/>
-              <w:bottom w:val="single" w:sz="4" w:space="0" w:color="CCCCCC"/>
-            </w:tcBorders>
-          </w:tcPr>
-          <w:p>
-            <w:pPr>
-              <w:spacing w:before="60" w:after="60"/>
-            </w:pPr>
-            <w:r>
-              <w:rPr>
-                <w:rFonts w:ascii="Times New Roman" w:hAnsi="Times New Roman"/>
-                <w:sz w:val="22"/>
-              </w:rPr>
-              <w:t>Phân hệ</w:t>
-            </w:r>
-          </w:p>
-        </w:tc>
-        <w:tc>
-          <w:tcPr>
-            <w:tcW w:w="2400" w:type="dxa"/>
-            <w:tcBorders>
-              <w:top w:val="single" w:sz="4" w:space="0" w:color="CCCCCC"/>
-              <w:bottom w:val="single" w:sz="4" w:space="0" w:color="CCCCCC"/>
-            </w:tcBorders>
-          </w:tcPr>
-          <w:p>
-            <w:pPr>
-              <w:spacing w:before="60" w:after="60"/>
-            </w:pPr>
-            <w:r>
-              <w:rPr>
-                <w:rFonts w:ascii="Times New Roman" w:hAnsi="Times New Roman"/>
-                <w:sz w:val="22"/>
-              </w:rPr>
-              <w:t>Tình huống kiểm thử</w:t>
-            </w:r>
-          </w:p>
-        </w:tc>
-        <w:tc>
-          <w:tcPr>
-            <w:tcW w:w="2400" w:type="dxa"/>
-            <w:tcBorders>
-              <w:top w:val="single" w:sz="4" w:space="0" w:color="CCCCCC"/>
-              <w:bottom w:val="single" w:sz="4" w:space="0" w:color="CCCCCC"/>
-            </w:tcBorders>
-          </w:tcPr>
-          <w:p>
-            <w:pPr>
-              <w:spacing w:before="60" w:after="60"/>
-            </w:pPr>
-            <w:r>
-              <w:rPr>
-                <w:rFonts w:ascii="Times New Roman" w:hAnsi="Times New Roman"/>
-                <w:sz w:val="22"/>
-              </w:rPr>
-              <w:t>Dữ liệu đầu vào</w:t>
-            </w:r>
-          </w:p>
-        </w:tc>
-        <w:tc>
-          <w:tcPr>
-            <w:tcW w:w="2400" w:type="dxa"/>
-            <w:tcBorders>
-              <w:top w:val="single" w:sz="4" w:space="0" w:color="CCCCCC"/>
-              <w:bottom w:val="single" w:sz="4" w:space="0" w:color="CCCCCC"/>
-            </w:tcBorders>
-          </w:tcPr>
-          <w:p>
-            <w:pPr>
-              <w:spacing w:before="60" w:after="60"/>
-            </w:pPr>
-            <w:r>
-              <w:rPr>
-                <w:rFonts w:ascii="Times New Roman" w:hAnsi="Times New Roman"/>
-                <w:sz w:val="22"/>
-              </w:rPr>
-              <w:t>Kết quả kỳ vọng</w:t>
-            </w:r>
-          </w:p>
-        </w:tc>
-        <w:tc>
-          <w:tcPr>
-            <w:tcW w:w="2400" w:type="dxa"/>
-            <w:tcBorders>
-              <w:top w:val="single" w:sz="4" w:space="0" w:color="CCCCCC"/>
-              <w:bottom w:val="single" w:sz="4" w:space="0" w:color="CCCCCC"/>
-            </w:tcBorders>
-          </w:tcPr>
-          <w:p>
-            <w:pPr>
-              <w:spacing w:before="60" w:after="60"/>
-            </w:pPr>
-            <w:r>
-              <w:rPr>
-                <w:rFonts w:ascii="Times New Roman" w:hAnsi="Times New Roman"/>
-                <w:sz w:val="22"/>
-              </w:rPr>
-              <w:t>Kết quả thực tế</w:t>
+              <w:t>**TC01**</w:t>
+            </w:r>
+          </w:p>
+        </w:tc>
+        <w:tc>
+          <w:tcPr>
+            <w:tcW w:w="2400" w:type="dxa"/>
+            <w:tcBorders>
+              <w:top w:val="single" w:sz="4" w:space="0" w:color="CCCCCC"/>
+              <w:bottom w:val="single" w:sz="4" w:space="0" w:color="CCCCCC"/>
+            </w:tcBorders>
+          </w:tcPr>
+          <w:p>
+            <w:pPr>
+              <w:spacing w:before="60" w:after="60"/>
+            </w:pPr>
+            <w:r>
+              <w:rPr>
+                <w:rFonts w:ascii="Times New Roman" w:hAnsi="Times New Roman"/>
+                <w:sz w:val="22"/>
+              </w:rPr>
+              <w:t>Xác thực</w:t>
+            </w:r>
+          </w:p>
+        </w:tc>
+        <w:tc>
+          <w:tcPr>
+            <w:tcW w:w="2400" w:type="dxa"/>
+            <w:tcBorders>
+              <w:top w:val="single" w:sz="4" w:space="0" w:color="CCCCCC"/>
+              <w:bottom w:val="single" w:sz="4" w:space="0" w:color="CCCCCC"/>
+            </w:tcBorders>
+          </w:tcPr>
+          <w:p>
+            <w:pPr>
+              <w:spacing w:before="60" w:after="60"/>
+            </w:pPr>
+            <w:r>
+              <w:rPr>
+                <w:rFonts w:ascii="Times New Roman" w:hAnsi="Times New Roman"/>
+                <w:sz w:val="22"/>
+              </w:rPr>
+              <w:t>Đăng ký tài khoản mới hợp lệ</w:t>
+            </w:r>
+          </w:p>
+        </w:tc>
+        <w:tc>
+          <w:tcPr>
+            <w:tcW w:w="2400" w:type="dxa"/>
+            <w:tcBorders>
+              <w:top w:val="single" w:sz="4" w:space="0" w:color="CCCCCC"/>
+              <w:bottom w:val="single" w:sz="4" w:space="0" w:color="CCCCCC"/>
+            </w:tcBorders>
+          </w:tcPr>
+          <w:p>
+            <w:pPr>
+              <w:spacing w:before="60" w:after="60"/>
+            </w:pPr>
+            <w:r>
+              <w:rPr>
+                <w:rFonts w:ascii="Times New Roman" w:hAnsi="Times New Roman"/>
+                <w:sz w:val="22"/>
+              </w:rPr>
+              <w:t>Nhập đầy đủ họ tên, email mới, mật khẩu</w:t>
+            </w:r>
+          </w:p>
+        </w:tc>
+        <w:tc>
+          <w:tcPr>
+            <w:tcW w:w="2400" w:type="dxa"/>
+            <w:tcBorders>
+              <w:top w:val="single" w:sz="4" w:space="0" w:color="CCCCCC"/>
+              <w:bottom w:val="single" w:sz="4" w:space="0" w:color="CCCCCC"/>
+            </w:tcBorders>
+          </w:tcPr>
+          <w:p>
+            <w:pPr>
+              <w:spacing w:before="60" w:after="60"/>
+            </w:pPr>
+            <w:r>
+              <w:rPr>
+                <w:rFonts w:ascii="Times New Roman" w:hAnsi="Times New Roman"/>
+                <w:sz w:val="22"/>
+              </w:rPr>
+              <w:t>Tạo tài khoản thành công, mật khẩu được băm Bcrypt</w:t>
+            </w:r>
+          </w:p>
+        </w:tc>
+        <w:tc>
+          <w:tcPr>
+            <w:tcW w:w="2400" w:type="dxa"/>
+            <w:tcBorders>
+              <w:top w:val="single" w:sz="4" w:space="0" w:color="CCCCCC"/>
+              <w:bottom w:val="single" w:sz="4" w:space="0" w:color="CCCCCC"/>
+            </w:tcBorders>
+          </w:tcPr>
+          <w:p>
+            <w:pPr>
+              <w:spacing w:before="60" w:after="60"/>
+            </w:pPr>
+            <w:r>
+              <w:rPr>
+                <w:rFonts w:ascii="Times New Roman" w:hAnsi="Times New Roman"/>
+                <w:sz w:val="22"/>
+              </w:rPr>
+              <w:t>**Đạt**</w:t>
             </w:r>
           </w:p>
         </w:tc>
@@ -9009,7 +9274,7 @@
                 <w:rFonts w:ascii="Times New Roman" w:hAnsi="Times New Roman"/>
                 <w:sz w:val="22"/>
               </w:rPr>
-              <w:t>**TC01**</w:t>
+              <w:t>**TC02**</w:t>
             </w:r>
           </w:p>
         </w:tc>
@@ -9051,49 +9316,49 @@
                 <w:rFonts w:ascii="Times New Roman" w:hAnsi="Times New Roman"/>
                 <w:sz w:val="22"/>
               </w:rPr>
-              <w:t>Đăng ký tài khoản mới hợp lệ</w:t>
-            </w:r>
-          </w:p>
-        </w:tc>
-        <w:tc>
-          <w:tcPr>
-            <w:tcW w:w="2400" w:type="dxa"/>
-            <w:tcBorders>
-              <w:top w:val="single" w:sz="4" w:space="0" w:color="CCCCCC"/>
-              <w:bottom w:val="single" w:sz="4" w:space="0" w:color="CCCCCC"/>
-            </w:tcBorders>
-          </w:tcPr>
-          <w:p>
-            <w:pPr>
-              <w:spacing w:before="60" w:after="60"/>
-            </w:pPr>
-            <w:r>
-              <w:rPr>
-                <w:rFonts w:ascii="Times New Roman" w:hAnsi="Times New Roman"/>
-                <w:sz w:val="22"/>
-              </w:rPr>
-              <w:t>Nhập đầy đủ họ tên, email mới, mật khẩu</w:t>
-            </w:r>
-          </w:p>
-        </w:tc>
-        <w:tc>
-          <w:tcPr>
-            <w:tcW w:w="2400" w:type="dxa"/>
-            <w:tcBorders>
-              <w:top w:val="single" w:sz="4" w:space="0" w:color="CCCCCC"/>
-              <w:bottom w:val="single" w:sz="4" w:space="0" w:color="CCCCCC"/>
-            </w:tcBorders>
-          </w:tcPr>
-          <w:p>
-            <w:pPr>
-              <w:spacing w:before="60" w:after="60"/>
-            </w:pPr>
-            <w:r>
-              <w:rPr>
-                <w:rFonts w:ascii="Times New Roman" w:hAnsi="Times New Roman"/>
-                <w:sz w:val="22"/>
-              </w:rPr>
-              <w:t>Tạo tài khoản thành công, mật khẩu được băm Bcrypt</w:t>
+              <w:t>Đăng ký với email đã tồn tại</w:t>
+            </w:r>
+          </w:p>
+        </w:tc>
+        <w:tc>
+          <w:tcPr>
+            <w:tcW w:w="2400" w:type="dxa"/>
+            <w:tcBorders>
+              <w:top w:val="single" w:sz="4" w:space="0" w:color="CCCCCC"/>
+              <w:bottom w:val="single" w:sz="4" w:space="0" w:color="CCCCCC"/>
+            </w:tcBorders>
+          </w:tcPr>
+          <w:p>
+            <w:pPr>
+              <w:spacing w:before="60" w:after="60"/>
+            </w:pPr>
+            <w:r>
+              <w:rPr>
+                <w:rFonts w:ascii="Times New Roman" w:hAnsi="Times New Roman"/>
+                <w:sz w:val="22"/>
+              </w:rPr>
+              <w:t>Nhập email trùng với tài khoản sẵn có</w:t>
+            </w:r>
+          </w:p>
+        </w:tc>
+        <w:tc>
+          <w:tcPr>
+            <w:tcW w:w="2400" w:type="dxa"/>
+            <w:tcBorders>
+              <w:top w:val="single" w:sz="4" w:space="0" w:color="CCCCCC"/>
+              <w:bottom w:val="single" w:sz="4" w:space="0" w:color="CCCCCC"/>
+            </w:tcBorders>
+          </w:tcPr>
+          <w:p>
+            <w:pPr>
+              <w:spacing w:before="60" w:after="60"/>
+            </w:pPr>
+            <w:r>
+              <w:rPr>
+                <w:rFonts w:ascii="Times New Roman" w:hAnsi="Times New Roman"/>
+                <w:sz w:val="22"/>
+              </w:rPr>
+              <w:t>Báo lỗi email đã được sử dụng, từ chối tạo trùng</w:t>
             </w:r>
           </w:p>
         </w:tc>
@@ -9143,7 +9408,7 @@
                 <w:rFonts w:ascii="Times New Roman" w:hAnsi="Times New Roman"/>
                 <w:sz w:val="22"/>
               </w:rPr>
-              <w:t>**TC02**</w:t>
+              <w:t>**TC03**</w:t>
             </w:r>
           </w:p>
         </w:tc>
@@ -9185,49 +9450,49 @@
                 <w:rFonts w:ascii="Times New Roman" w:hAnsi="Times New Roman"/>
                 <w:sz w:val="22"/>
               </w:rPr>
-              <w:t>Đăng ký với email đã tồn tại</w:t>
-            </w:r>
-          </w:p>
-        </w:tc>
-        <w:tc>
-          <w:tcPr>
-            <w:tcW w:w="2400" w:type="dxa"/>
-            <w:tcBorders>
-              <w:top w:val="single" w:sz="4" w:space="0" w:color="CCCCCC"/>
-              <w:bottom w:val="single" w:sz="4" w:space="0" w:color="CCCCCC"/>
-            </w:tcBorders>
-          </w:tcPr>
-          <w:p>
-            <w:pPr>
-              <w:spacing w:before="60" w:after="60"/>
-            </w:pPr>
-            <w:r>
-              <w:rPr>
-                <w:rFonts w:ascii="Times New Roman" w:hAnsi="Times New Roman"/>
-                <w:sz w:val="22"/>
-              </w:rPr>
-              <w:t>Nhập email trùng với tài khoản sẵn có</w:t>
-            </w:r>
-          </w:p>
-        </w:tc>
-        <w:tc>
-          <w:tcPr>
-            <w:tcW w:w="2400" w:type="dxa"/>
-            <w:tcBorders>
-              <w:top w:val="single" w:sz="4" w:space="0" w:color="CCCCCC"/>
-              <w:bottom w:val="single" w:sz="4" w:space="0" w:color="CCCCCC"/>
-            </w:tcBorders>
-          </w:tcPr>
-          <w:p>
-            <w:pPr>
-              <w:spacing w:before="60" w:after="60"/>
-            </w:pPr>
-            <w:r>
-              <w:rPr>
-                <w:rFonts w:ascii="Times New Roman" w:hAnsi="Times New Roman"/>
-                <w:sz w:val="22"/>
-              </w:rPr>
-              <w:t>Báo lỗi email đã được sử dụng, từ chối tạo trùng</w:t>
+              <w:t>Đăng nhập tài khoản đúng</w:t>
+            </w:r>
+          </w:p>
+        </w:tc>
+        <w:tc>
+          <w:tcPr>
+            <w:tcW w:w="2400" w:type="dxa"/>
+            <w:tcBorders>
+              <w:top w:val="single" w:sz="4" w:space="0" w:color="CCCCCC"/>
+              <w:bottom w:val="single" w:sz="4" w:space="0" w:color="CCCCCC"/>
+            </w:tcBorders>
+          </w:tcPr>
+          <w:p>
+            <w:pPr>
+              <w:spacing w:before="60" w:after="60"/>
+            </w:pPr>
+            <w:r>
+              <w:rPr>
+                <w:rFonts w:ascii="Times New Roman" w:hAnsi="Times New Roman"/>
+                <w:sz w:val="22"/>
+              </w:rPr>
+              <w:t>Email và mật khẩu chính xác</w:t>
+            </w:r>
+          </w:p>
+        </w:tc>
+        <w:tc>
+          <w:tcPr>
+            <w:tcW w:w="2400" w:type="dxa"/>
+            <w:tcBorders>
+              <w:top w:val="single" w:sz="4" w:space="0" w:color="CCCCCC"/>
+              <w:bottom w:val="single" w:sz="4" w:space="0" w:color="CCCCCC"/>
+            </w:tcBorders>
+          </w:tcPr>
+          <w:p>
+            <w:pPr>
+              <w:spacing w:before="60" w:after="60"/>
+            </w:pPr>
+            <w:r>
+              <w:rPr>
+                <w:rFonts w:ascii="Times New Roman" w:hAnsi="Times New Roman"/>
+                <w:sz w:val="22"/>
+              </w:rPr>
+              <w:t>Đăng nhập thành công, tạo session mới chống fixation</w:t>
             </w:r>
           </w:p>
         </w:tc>
@@ -9277,7 +9542,7 @@
                 <w:rFonts w:ascii="Times New Roman" w:hAnsi="Times New Roman"/>
                 <w:sz w:val="22"/>
               </w:rPr>
-              <w:t>**TC03**</w:t>
+              <w:t>**TC04**</w:t>
             </w:r>
           </w:p>
         </w:tc>
@@ -9319,49 +9584,49 @@
                 <w:rFonts w:ascii="Times New Roman" w:hAnsi="Times New Roman"/>
                 <w:sz w:val="22"/>
               </w:rPr>
-              <w:t>Đăng nhập tài khoản đúng</w:t>
-            </w:r>
-          </w:p>
-        </w:tc>
-        <w:tc>
-          <w:tcPr>
-            <w:tcW w:w="2400" w:type="dxa"/>
-            <w:tcBorders>
-              <w:top w:val="single" w:sz="4" w:space="0" w:color="CCCCCC"/>
-              <w:bottom w:val="single" w:sz="4" w:space="0" w:color="CCCCCC"/>
-            </w:tcBorders>
-          </w:tcPr>
-          <w:p>
-            <w:pPr>
-              <w:spacing w:before="60" w:after="60"/>
-            </w:pPr>
-            <w:r>
-              <w:rPr>
-                <w:rFonts w:ascii="Times New Roman" w:hAnsi="Times New Roman"/>
-                <w:sz w:val="22"/>
-              </w:rPr>
-              <w:t>Email và mật khẩu chính xác</w:t>
-            </w:r>
-          </w:p>
-        </w:tc>
-        <w:tc>
-          <w:tcPr>
-            <w:tcW w:w="2400" w:type="dxa"/>
-            <w:tcBorders>
-              <w:top w:val="single" w:sz="4" w:space="0" w:color="CCCCCC"/>
-              <w:bottom w:val="single" w:sz="4" w:space="0" w:color="CCCCCC"/>
-            </w:tcBorders>
-          </w:tcPr>
-          <w:p>
-            <w:pPr>
-              <w:spacing w:before="60" w:after="60"/>
-            </w:pPr>
-            <w:r>
-              <w:rPr>
-                <w:rFonts w:ascii="Times New Roman" w:hAnsi="Times New Roman"/>
-                <w:sz w:val="22"/>
-              </w:rPr>
-              <w:t>Đăng nhập thành công, tạo session mới chống fixation</w:t>
+              <w:t>Đăng nhập sai mật khẩu</w:t>
+            </w:r>
+          </w:p>
+        </w:tc>
+        <w:tc>
+          <w:tcPr>
+            <w:tcW w:w="2400" w:type="dxa"/>
+            <w:tcBorders>
+              <w:top w:val="single" w:sz="4" w:space="0" w:color="CCCCCC"/>
+              <w:bottom w:val="single" w:sz="4" w:space="0" w:color="CCCCCC"/>
+            </w:tcBorders>
+          </w:tcPr>
+          <w:p>
+            <w:pPr>
+              <w:spacing w:before="60" w:after="60"/>
+            </w:pPr>
+            <w:r>
+              <w:rPr>
+                <w:rFonts w:ascii="Times New Roman" w:hAnsi="Times New Roman"/>
+                <w:sz w:val="22"/>
+              </w:rPr>
+              <w:t>Nhập sai mật khẩu</w:t>
+            </w:r>
+          </w:p>
+        </w:tc>
+        <w:tc>
+          <w:tcPr>
+            <w:tcW w:w="2400" w:type="dxa"/>
+            <w:tcBorders>
+              <w:top w:val="single" w:sz="4" w:space="0" w:color="CCCCCC"/>
+              <w:bottom w:val="single" w:sz="4" w:space="0" w:color="CCCCCC"/>
+            </w:tcBorders>
+          </w:tcPr>
+          <w:p>
+            <w:pPr>
+              <w:spacing w:before="60" w:after="60"/>
+            </w:pPr>
+            <w:r>
+              <w:rPr>
+                <w:rFonts w:ascii="Times New Roman" w:hAnsi="Times New Roman"/>
+                <w:sz w:val="22"/>
+              </w:rPr>
+              <w:t>Báo lỗi thông tin đăng nhập không hợp lệ</w:t>
             </w:r>
           </w:p>
         </w:tc>
@@ -9411,91 +9676,91 @@
                 <w:rFonts w:ascii="Times New Roman" w:hAnsi="Times New Roman"/>
                 <w:sz w:val="22"/>
               </w:rPr>
-              <w:t>**TC04**</w:t>
-            </w:r>
-          </w:p>
-        </w:tc>
-        <w:tc>
-          <w:tcPr>
-            <w:tcW w:w="2400" w:type="dxa"/>
-            <w:tcBorders>
-              <w:top w:val="single" w:sz="4" w:space="0" w:color="CCCCCC"/>
-              <w:bottom w:val="single" w:sz="4" w:space="0" w:color="CCCCCC"/>
-            </w:tcBorders>
-          </w:tcPr>
-          <w:p>
-            <w:pPr>
-              <w:spacing w:before="60" w:after="60"/>
-            </w:pPr>
-            <w:r>
-              <w:rPr>
-                <w:rFonts w:ascii="Times New Roman" w:hAnsi="Times New Roman"/>
-                <w:sz w:val="22"/>
-              </w:rPr>
-              <w:t>Xác thực</w:t>
-            </w:r>
-          </w:p>
-        </w:tc>
-        <w:tc>
-          <w:tcPr>
-            <w:tcW w:w="2400" w:type="dxa"/>
-            <w:tcBorders>
-              <w:top w:val="single" w:sz="4" w:space="0" w:color="CCCCCC"/>
-              <w:bottom w:val="single" w:sz="4" w:space="0" w:color="CCCCCC"/>
-            </w:tcBorders>
-          </w:tcPr>
-          <w:p>
-            <w:pPr>
-              <w:spacing w:before="60" w:after="60"/>
-            </w:pPr>
-            <w:r>
-              <w:rPr>
-                <w:rFonts w:ascii="Times New Roman" w:hAnsi="Times New Roman"/>
-                <w:sz w:val="22"/>
-              </w:rPr>
-              <w:t>Đăng nhập sai mật khẩu</w:t>
-            </w:r>
-          </w:p>
-        </w:tc>
-        <w:tc>
-          <w:tcPr>
-            <w:tcW w:w="2400" w:type="dxa"/>
-            <w:tcBorders>
-              <w:top w:val="single" w:sz="4" w:space="0" w:color="CCCCCC"/>
-              <w:bottom w:val="single" w:sz="4" w:space="0" w:color="CCCCCC"/>
-            </w:tcBorders>
-          </w:tcPr>
-          <w:p>
-            <w:pPr>
-              <w:spacing w:before="60" w:after="60"/>
-            </w:pPr>
-            <w:r>
-              <w:rPr>
-                <w:rFonts w:ascii="Times New Roman" w:hAnsi="Times New Roman"/>
-                <w:sz w:val="22"/>
-              </w:rPr>
-              <w:t>Nhập sai mật khẩu</w:t>
-            </w:r>
-          </w:p>
-        </w:tc>
-        <w:tc>
-          <w:tcPr>
-            <w:tcW w:w="2400" w:type="dxa"/>
-            <w:tcBorders>
-              <w:top w:val="single" w:sz="4" w:space="0" w:color="CCCCCC"/>
-              <w:bottom w:val="single" w:sz="4" w:space="0" w:color="CCCCCC"/>
-            </w:tcBorders>
-          </w:tcPr>
-          <w:p>
-            <w:pPr>
-              <w:spacing w:before="60" w:after="60"/>
-            </w:pPr>
-            <w:r>
-              <w:rPr>
-                <w:rFonts w:ascii="Times New Roman" w:hAnsi="Times New Roman"/>
-                <w:sz w:val="22"/>
-              </w:rPr>
-              <w:t>Báo lỗi thông tin đăng nhập không hợp lệ</w:t>
+              <w:t>**TC05**</w:t>
+            </w:r>
+          </w:p>
+        </w:tc>
+        <w:tc>
+          <w:tcPr>
+            <w:tcW w:w="2400" w:type="dxa"/>
+            <w:tcBorders>
+              <w:top w:val="single" w:sz="4" w:space="0" w:color="CCCCCC"/>
+              <w:bottom w:val="single" w:sz="4" w:space="0" w:color="CCCCCC"/>
+            </w:tcBorders>
+          </w:tcPr>
+          <w:p>
+            <w:pPr>
+              <w:spacing w:before="60" w:after="60"/>
+            </w:pPr>
+            <w:r>
+              <w:rPr>
+                <w:rFonts w:ascii="Times New Roman" w:hAnsi="Times New Roman"/>
+                <w:sz w:val="22"/>
+              </w:rPr>
+              <w:t>Tìm kiếm</w:t>
+            </w:r>
+          </w:p>
+        </w:tc>
+        <w:tc>
+          <w:tcPr>
+            <w:tcW w:w="2400" w:type="dxa"/>
+            <w:tcBorders>
+              <w:top w:val="single" w:sz="4" w:space="0" w:color="CCCCCC"/>
+              <w:bottom w:val="single" w:sz="4" w:space="0" w:color="CCCCCC"/>
+            </w:tcBorders>
+          </w:tcPr>
+          <w:p>
+            <w:pPr>
+              <w:spacing w:before="60" w:after="60"/>
+            </w:pPr>
+            <w:r>
+              <w:rPr>
+                <w:rFonts w:ascii="Times New Roman" w:hAnsi="Times New Roman"/>
+                <w:sz w:val="22"/>
+              </w:rPr>
+              <w:t>Tìm kiếm tên thiết bị chính xác</w:t>
+            </w:r>
+          </w:p>
+        </w:tc>
+        <w:tc>
+          <w:tcPr>
+            <w:tcW w:w="2400" w:type="dxa"/>
+            <w:tcBorders>
+              <w:top w:val="single" w:sz="4" w:space="0" w:color="CCCCCC"/>
+              <w:bottom w:val="single" w:sz="4" w:space="0" w:color="CCCCCC"/>
+            </w:tcBorders>
+          </w:tcPr>
+          <w:p>
+            <w:pPr>
+              <w:spacing w:before="60" w:after="60"/>
+            </w:pPr>
+            <w:r>
+              <w:rPr>
+                <w:rFonts w:ascii="Times New Roman" w:hAnsi="Times New Roman"/>
+                <w:sz w:val="22"/>
+              </w:rPr>
+              <w:t>Từ khóa "iPhone 16"</w:t>
+            </w:r>
+          </w:p>
+        </w:tc>
+        <w:tc>
+          <w:tcPr>
+            <w:tcW w:w="2400" w:type="dxa"/>
+            <w:tcBorders>
+              <w:top w:val="single" w:sz="4" w:space="0" w:color="CCCCCC"/>
+              <w:bottom w:val="single" w:sz="4" w:space="0" w:color="CCCCCC"/>
+            </w:tcBorders>
+          </w:tcPr>
+          <w:p>
+            <w:pPr>
+              <w:spacing w:before="60" w:after="60"/>
+            </w:pPr>
+            <w:r>
+              <w:rPr>
+                <w:rFonts w:ascii="Times New Roman" w:hAnsi="Times New Roman"/>
+                <w:sz w:val="22"/>
+              </w:rPr>
+              <w:t>Trả về sản phẩm iPhone 16 với điểm tương thích cao nhất</w:t>
             </w:r>
           </w:p>
         </w:tc>
@@ -9545,7 +9810,7 @@
                 <w:rFonts w:ascii="Times New Roman" w:hAnsi="Times New Roman"/>
                 <w:sz w:val="22"/>
               </w:rPr>
-              <w:t>**TC05**</w:t>
+              <w:t>**TC06**</w:t>
             </w:r>
           </w:p>
         </w:tc>
@@ -9587,49 +9852,49 @@
                 <w:rFonts w:ascii="Times New Roman" w:hAnsi="Times New Roman"/>
                 <w:sz w:val="22"/>
               </w:rPr>
-              <w:t>Tìm kiếm tên thiết bị chính xác</w:t>
-            </w:r>
-          </w:p>
-        </w:tc>
-        <w:tc>
-          <w:tcPr>
-            <w:tcW w:w="2400" w:type="dxa"/>
-            <w:tcBorders>
-              <w:top w:val="single" w:sz="4" w:space="0" w:color="CCCCCC"/>
-              <w:bottom w:val="single" w:sz="4" w:space="0" w:color="CCCCCC"/>
-            </w:tcBorders>
-          </w:tcPr>
-          <w:p>
-            <w:pPr>
-              <w:spacing w:before="60" w:after="60"/>
-            </w:pPr>
-            <w:r>
-              <w:rPr>
-                <w:rFonts w:ascii="Times New Roman" w:hAnsi="Times New Roman"/>
-                <w:sz w:val="22"/>
-              </w:rPr>
-              <w:t>Từ khóa "iPhone 16"</w:t>
-            </w:r>
-          </w:p>
-        </w:tc>
-        <w:tc>
-          <w:tcPr>
-            <w:tcW w:w="2400" w:type="dxa"/>
-            <w:tcBorders>
-              <w:top w:val="single" w:sz="4" w:space="0" w:color="CCCCCC"/>
-              <w:bottom w:val="single" w:sz="4" w:space="0" w:color="CCCCCC"/>
-            </w:tcBorders>
-          </w:tcPr>
-          <w:p>
-            <w:pPr>
-              <w:spacing w:before="60" w:after="60"/>
-            </w:pPr>
-            <w:r>
-              <w:rPr>
-                <w:rFonts w:ascii="Times New Roman" w:hAnsi="Times New Roman"/>
-                <w:sz w:val="22"/>
-              </w:rPr>
-              <w:t>Trả về sản phẩm iPhone 16 với điểm tương thích cao nhất</w:t>
+              <w:t>Tìm kiếm sai chính tả (Fuzzy)</w:t>
+            </w:r>
+          </w:p>
+        </w:tc>
+        <w:tc>
+          <w:tcPr>
+            <w:tcW w:w="2400" w:type="dxa"/>
+            <w:tcBorders>
+              <w:top w:val="single" w:sz="4" w:space="0" w:color="CCCCCC"/>
+              <w:bottom w:val="single" w:sz="4" w:space="0" w:color="CCCCCC"/>
+            </w:tcBorders>
+          </w:tcPr>
+          <w:p>
+            <w:pPr>
+              <w:spacing w:before="60" w:after="60"/>
+            </w:pPr>
+            <w:r>
+              <w:rPr>
+                <w:rFonts w:ascii="Times New Roman" w:hAnsi="Times New Roman"/>
+                <w:sz w:val="22"/>
+              </w:rPr>
+              <w:t>Từ khóa "iphne pro"</w:t>
+            </w:r>
+          </w:p>
+        </w:tc>
+        <w:tc>
+          <w:tcPr>
+            <w:tcW w:w="2400" w:type="dxa"/>
+            <w:tcBorders>
+              <w:top w:val="single" w:sz="4" w:space="0" w:color="CCCCCC"/>
+              <w:bottom w:val="single" w:sz="4" w:space="0" w:color="CCCCCC"/>
+            </w:tcBorders>
+          </w:tcPr>
+          <w:p>
+            <w:pPr>
+              <w:spacing w:before="60" w:after="60"/>
+            </w:pPr>
+            <w:r>
+              <w:rPr>
+                <w:rFonts w:ascii="Times New Roman" w:hAnsi="Times New Roman"/>
+                <w:sz w:val="22"/>
+              </w:rPr>
+              <w:t>Rust Engine tự động sửa lỗi và trả về iPhone Pro</w:t>
             </w:r>
           </w:p>
         </w:tc>
@@ -9679,7 +9944,7 @@
                 <w:rFonts w:ascii="Times New Roman" w:hAnsi="Times New Roman"/>
                 <w:sz w:val="22"/>
               </w:rPr>
-              <w:t>**TC06**</w:t>
+              <w:t>**TC07**</w:t>
             </w:r>
           </w:p>
         </w:tc>
@@ -9721,49 +9986,49 @@
                 <w:rFonts w:ascii="Times New Roman" w:hAnsi="Times New Roman"/>
                 <w:sz w:val="22"/>
               </w:rPr>
-              <w:t>Tìm kiếm sai chính tả (Fuzzy)</w:t>
-            </w:r>
-          </w:p>
-        </w:tc>
-        <w:tc>
-          <w:tcPr>
-            <w:tcW w:w="2400" w:type="dxa"/>
-            <w:tcBorders>
-              <w:top w:val="single" w:sz="4" w:space="0" w:color="CCCCCC"/>
-              <w:bottom w:val="single" w:sz="4" w:space="0" w:color="CCCCCC"/>
-            </w:tcBorders>
-          </w:tcPr>
-          <w:p>
-            <w:pPr>
-              <w:spacing w:before="60" w:after="60"/>
-            </w:pPr>
-            <w:r>
-              <w:rPr>
-                <w:rFonts w:ascii="Times New Roman" w:hAnsi="Times New Roman"/>
-                <w:sz w:val="22"/>
-              </w:rPr>
-              <w:t>Từ khóa "iphne pro"</w:t>
-            </w:r>
-          </w:p>
-        </w:tc>
-        <w:tc>
-          <w:tcPr>
-            <w:tcW w:w="2400" w:type="dxa"/>
-            <w:tcBorders>
-              <w:top w:val="single" w:sz="4" w:space="0" w:color="CCCCCC"/>
-              <w:bottom w:val="single" w:sz="4" w:space="0" w:color="CCCCCC"/>
-            </w:tcBorders>
-          </w:tcPr>
-          <w:p>
-            <w:pPr>
-              <w:spacing w:before="60" w:after="60"/>
-            </w:pPr>
-            <w:r>
-              <w:rPr>
-                <w:rFonts w:ascii="Times New Roman" w:hAnsi="Times New Roman"/>
-                <w:sz w:val="22"/>
-              </w:rPr>
-              <w:t>Rust Engine tự động sửa lỗi và trả về iPhone Pro</w:t>
+              <w:t>Tìm kiếm theo thông số phần cứng</w:t>
+            </w:r>
+          </w:p>
+        </w:tc>
+        <w:tc>
+          <w:tcPr>
+            <w:tcW w:w="2400" w:type="dxa"/>
+            <w:tcBorders>
+              <w:top w:val="single" w:sz="4" w:space="0" w:color="CCCCCC"/>
+              <w:bottom w:val="single" w:sz="4" w:space="0" w:color="CCCCCC"/>
+            </w:tcBorders>
+          </w:tcPr>
+          <w:p>
+            <w:pPr>
+              <w:spacing w:before="60" w:after="60"/>
+            </w:pPr>
+            <w:r>
+              <w:rPr>
+                <w:rFonts w:ascii="Times New Roman" w:hAnsi="Times New Roman"/>
+                <w:sz w:val="22"/>
+              </w:rPr>
+              <w:t>Từ khóa "RTX 4070"</w:t>
+            </w:r>
+          </w:p>
+        </w:tc>
+        <w:tc>
+          <w:tcPr>
+            <w:tcW w:w="2400" w:type="dxa"/>
+            <w:tcBorders>
+              <w:top w:val="single" w:sz="4" w:space="0" w:color="CCCCCC"/>
+              <w:bottom w:val="single" w:sz="4" w:space="0" w:color="CCCCCC"/>
+            </w:tcBorders>
+          </w:tcPr>
+          <w:p>
+            <w:pPr>
+              <w:spacing w:before="60" w:after="60"/>
+            </w:pPr>
+            <w:r>
+              <w:rPr>
+                <w:rFonts w:ascii="Times New Roman" w:hAnsi="Times New Roman"/>
+                <w:sz w:val="22"/>
+              </w:rPr>
+              <w:t>Trả về Laptop Gaming ASUS ROG Zephyrus G16</w:t>
             </w:r>
           </w:p>
         </w:tc>
@@ -9813,91 +10078,91 @@
                 <w:rFonts w:ascii="Times New Roman" w:hAnsi="Times New Roman"/>
                 <w:sz w:val="22"/>
               </w:rPr>
-              <w:t>**TC07**</w:t>
-            </w:r>
-          </w:p>
-        </w:tc>
-        <w:tc>
-          <w:tcPr>
-            <w:tcW w:w="2400" w:type="dxa"/>
-            <w:tcBorders>
-              <w:top w:val="single" w:sz="4" w:space="0" w:color="CCCCCC"/>
-              <w:bottom w:val="single" w:sz="4" w:space="0" w:color="CCCCCC"/>
-            </w:tcBorders>
-          </w:tcPr>
-          <w:p>
-            <w:pPr>
-              <w:spacing w:before="60" w:after="60"/>
-            </w:pPr>
-            <w:r>
-              <w:rPr>
-                <w:rFonts w:ascii="Times New Roman" w:hAnsi="Times New Roman"/>
-                <w:sz w:val="22"/>
-              </w:rPr>
-              <w:t>Tìm kiếm</w:t>
-            </w:r>
-          </w:p>
-        </w:tc>
-        <w:tc>
-          <w:tcPr>
-            <w:tcW w:w="2400" w:type="dxa"/>
-            <w:tcBorders>
-              <w:top w:val="single" w:sz="4" w:space="0" w:color="CCCCCC"/>
-              <w:bottom w:val="single" w:sz="4" w:space="0" w:color="CCCCCC"/>
-            </w:tcBorders>
-          </w:tcPr>
-          <w:p>
-            <w:pPr>
-              <w:spacing w:before="60" w:after="60"/>
-            </w:pPr>
-            <w:r>
-              <w:rPr>
-                <w:rFonts w:ascii="Times New Roman" w:hAnsi="Times New Roman"/>
-                <w:sz w:val="22"/>
-              </w:rPr>
-              <w:t>Tìm kiếm theo thông số phần cứng</w:t>
-            </w:r>
-          </w:p>
-        </w:tc>
-        <w:tc>
-          <w:tcPr>
-            <w:tcW w:w="2400" w:type="dxa"/>
-            <w:tcBorders>
-              <w:top w:val="single" w:sz="4" w:space="0" w:color="CCCCCC"/>
-              <w:bottom w:val="single" w:sz="4" w:space="0" w:color="CCCCCC"/>
-            </w:tcBorders>
-          </w:tcPr>
-          <w:p>
-            <w:pPr>
-              <w:spacing w:before="60" w:after="60"/>
-            </w:pPr>
-            <w:r>
-              <w:rPr>
-                <w:rFonts w:ascii="Times New Roman" w:hAnsi="Times New Roman"/>
-                <w:sz w:val="22"/>
-              </w:rPr>
-              <w:t>Từ khóa "RTX 4070"</w:t>
-            </w:r>
-          </w:p>
-        </w:tc>
-        <w:tc>
-          <w:tcPr>
-            <w:tcW w:w="2400" w:type="dxa"/>
-            <w:tcBorders>
-              <w:top w:val="single" w:sz="4" w:space="0" w:color="CCCCCC"/>
-              <w:bottom w:val="single" w:sz="4" w:space="0" w:color="CCCCCC"/>
-            </w:tcBorders>
-          </w:tcPr>
-          <w:p>
-            <w:pPr>
-              <w:spacing w:before="60" w:after="60"/>
-            </w:pPr>
-            <w:r>
-              <w:rPr>
-                <w:rFonts w:ascii="Times New Roman" w:hAnsi="Times New Roman"/>
-                <w:sz w:val="22"/>
-              </w:rPr>
-              <w:t>Trả về Laptop Gaming ASUS ROG Zephyrus G16</w:t>
+              <w:t>**TC08**</w:t>
+            </w:r>
+          </w:p>
+        </w:tc>
+        <w:tc>
+          <w:tcPr>
+            <w:tcW w:w="2400" w:type="dxa"/>
+            <w:tcBorders>
+              <w:top w:val="single" w:sz="4" w:space="0" w:color="CCCCCC"/>
+              <w:bottom w:val="single" w:sz="4" w:space="0" w:color="CCCCCC"/>
+            </w:tcBorders>
+          </w:tcPr>
+          <w:p>
+            <w:pPr>
+              <w:spacing w:before="60" w:after="60"/>
+            </w:pPr>
+            <w:r>
+              <w:rPr>
+                <w:rFonts w:ascii="Times New Roman" w:hAnsi="Times New Roman"/>
+                <w:sz w:val="22"/>
+              </w:rPr>
+              <w:t>Lọc dữ liệu</w:t>
+            </w:r>
+          </w:p>
+        </w:tc>
+        <w:tc>
+          <w:tcPr>
+            <w:tcW w:w="2400" w:type="dxa"/>
+            <w:tcBorders>
+              <w:top w:val="single" w:sz="4" w:space="0" w:color="CCCCCC"/>
+              <w:bottom w:val="single" w:sz="4" w:space="0" w:color="CCCCCC"/>
+            </w:tcBorders>
+          </w:tcPr>
+          <w:p>
+            <w:pPr>
+              <w:spacing w:before="60" w:after="60"/>
+            </w:pPr>
+            <w:r>
+              <w:rPr>
+                <w:rFonts w:ascii="Times New Roman" w:hAnsi="Times New Roman"/>
+                <w:sz w:val="22"/>
+              </w:rPr>
+              <w:t>Lọc sản phẩm theo thương hiệu</w:t>
+            </w:r>
+          </w:p>
+        </w:tc>
+        <w:tc>
+          <w:tcPr>
+            <w:tcW w:w="2400" w:type="dxa"/>
+            <w:tcBorders>
+              <w:top w:val="single" w:sz="4" w:space="0" w:color="CCCCCC"/>
+              <w:bottom w:val="single" w:sz="4" w:space="0" w:color="CCCCCC"/>
+            </w:tcBorders>
+          </w:tcPr>
+          <w:p>
+            <w:pPr>
+              <w:spacing w:before="60" w:after="60"/>
+            </w:pPr>
+            <w:r>
+              <w:rPr>
+                <w:rFonts w:ascii="Times New Roman" w:hAnsi="Times New Roman"/>
+                <w:sz w:val="22"/>
+              </w:rPr>
+              <w:t>Chọn hãng "Apple"</w:t>
+            </w:r>
+          </w:p>
+        </w:tc>
+        <w:tc>
+          <w:tcPr>
+            <w:tcW w:w="2400" w:type="dxa"/>
+            <w:tcBorders>
+              <w:top w:val="single" w:sz="4" w:space="0" w:color="CCCCCC"/>
+              <w:bottom w:val="single" w:sz="4" w:space="0" w:color="CCCCCC"/>
+            </w:tcBorders>
+          </w:tcPr>
+          <w:p>
+            <w:pPr>
+              <w:spacing w:before="60" w:after="60"/>
+            </w:pPr>
+            <w:r>
+              <w:rPr>
+                <w:rFonts w:ascii="Times New Roman" w:hAnsi="Times New Roman"/>
+                <w:sz w:val="22"/>
+              </w:rPr>
+              <w:t>Chỉ hiển thị các thiết bị do Apple sản xuất</w:t>
             </w:r>
           </w:p>
         </w:tc>
@@ -9947,7 +10212,7 @@
                 <w:rFonts w:ascii="Times New Roman" w:hAnsi="Times New Roman"/>
                 <w:sz w:val="22"/>
               </w:rPr>
-              <w:t>**TC08**</w:t>
+              <w:t>**TC09**</w:t>
             </w:r>
           </w:p>
         </w:tc>
@@ -9989,49 +10254,49 @@
                 <w:rFonts w:ascii="Times New Roman" w:hAnsi="Times New Roman"/>
                 <w:sz w:val="22"/>
               </w:rPr>
-              <w:t>Lọc sản phẩm theo thương hiệu</w:t>
-            </w:r>
-          </w:p>
-        </w:tc>
-        <w:tc>
-          <w:tcPr>
-            <w:tcW w:w="2400" w:type="dxa"/>
-            <w:tcBorders>
-              <w:top w:val="single" w:sz="4" w:space="0" w:color="CCCCCC"/>
-              <w:bottom w:val="single" w:sz="4" w:space="0" w:color="CCCCCC"/>
-            </w:tcBorders>
-          </w:tcPr>
-          <w:p>
-            <w:pPr>
-              <w:spacing w:before="60" w:after="60"/>
-            </w:pPr>
-            <w:r>
-              <w:rPr>
-                <w:rFonts w:ascii="Times New Roman" w:hAnsi="Times New Roman"/>
-                <w:sz w:val="22"/>
-              </w:rPr>
-              <w:t>Chọn hãng "Apple"</w:t>
-            </w:r>
-          </w:p>
-        </w:tc>
-        <w:tc>
-          <w:tcPr>
-            <w:tcW w:w="2400" w:type="dxa"/>
-            <w:tcBorders>
-              <w:top w:val="single" w:sz="4" w:space="0" w:color="CCCCCC"/>
-              <w:bottom w:val="single" w:sz="4" w:space="0" w:color="CCCCCC"/>
-            </w:tcBorders>
-          </w:tcPr>
-          <w:p>
-            <w:pPr>
-              <w:spacing w:before="60" w:after="60"/>
-            </w:pPr>
-            <w:r>
-              <w:rPr>
-                <w:rFonts w:ascii="Times New Roman" w:hAnsi="Times New Roman"/>
-                <w:sz w:val="22"/>
-              </w:rPr>
-              <w:t>Chỉ hiển thị các thiết bị do Apple sản xuất</w:t>
+              <w:t>Lọc theo khoảng giá</w:t>
+            </w:r>
+          </w:p>
+        </w:tc>
+        <w:tc>
+          <w:tcPr>
+            <w:tcW w:w="2400" w:type="dxa"/>
+            <w:tcBorders>
+              <w:top w:val="single" w:sz="4" w:space="0" w:color="CCCCCC"/>
+              <w:bottom w:val="single" w:sz="4" w:space="0" w:color="CCCCCC"/>
+            </w:tcBorders>
+          </w:tcPr>
+          <w:p>
+            <w:pPr>
+              <w:spacing w:before="60" w:after="60"/>
+            </w:pPr>
+            <w:r>
+              <w:rPr>
+                <w:rFonts w:ascii="Times New Roman" w:hAnsi="Times New Roman"/>
+                <w:sz w:val="22"/>
+              </w:rPr>
+              <w:t>Nhập giá từ 20.000.000 đến 35.000.000</w:t>
+            </w:r>
+          </w:p>
+        </w:tc>
+        <w:tc>
+          <w:tcPr>
+            <w:tcW w:w="2400" w:type="dxa"/>
+            <w:tcBorders>
+              <w:top w:val="single" w:sz="4" w:space="0" w:color="CCCCCC"/>
+              <w:bottom w:val="single" w:sz="4" w:space="0" w:color="CCCCCC"/>
+            </w:tcBorders>
+          </w:tcPr>
+          <w:p>
+            <w:pPr>
+              <w:spacing w:before="60" w:after="60"/>
+            </w:pPr>
+            <w:r>
+              <w:rPr>
+                <w:rFonts w:ascii="Times New Roman" w:hAnsi="Times New Roman"/>
+                <w:sz w:val="22"/>
+              </w:rPr>
+              <w:t>Chỉ hiển thị các thiết bị nằm trong khoảng giá</w:t>
             </w:r>
           </w:p>
         </w:tc>
@@ -10081,91 +10346,91 @@
                 <w:rFonts w:ascii="Times New Roman" w:hAnsi="Times New Roman"/>
                 <w:sz w:val="22"/>
               </w:rPr>
-              <w:t>**TC09**</w:t>
-            </w:r>
-          </w:p>
-        </w:tc>
-        <w:tc>
-          <w:tcPr>
-            <w:tcW w:w="2400" w:type="dxa"/>
-            <w:tcBorders>
-              <w:top w:val="single" w:sz="4" w:space="0" w:color="CCCCCC"/>
-              <w:bottom w:val="single" w:sz="4" w:space="0" w:color="CCCCCC"/>
-            </w:tcBorders>
-          </w:tcPr>
-          <w:p>
-            <w:pPr>
-              <w:spacing w:before="60" w:after="60"/>
-            </w:pPr>
-            <w:r>
-              <w:rPr>
-                <w:rFonts w:ascii="Times New Roman" w:hAnsi="Times New Roman"/>
-                <w:sz w:val="22"/>
-              </w:rPr>
-              <w:t>Lọc dữ liệu</w:t>
-            </w:r>
-          </w:p>
-        </w:tc>
-        <w:tc>
-          <w:tcPr>
-            <w:tcW w:w="2400" w:type="dxa"/>
-            <w:tcBorders>
-              <w:top w:val="single" w:sz="4" w:space="0" w:color="CCCCCC"/>
-              <w:bottom w:val="single" w:sz="4" w:space="0" w:color="CCCCCC"/>
-            </w:tcBorders>
-          </w:tcPr>
-          <w:p>
-            <w:pPr>
-              <w:spacing w:before="60" w:after="60"/>
-            </w:pPr>
-            <w:r>
-              <w:rPr>
-                <w:rFonts w:ascii="Times New Roman" w:hAnsi="Times New Roman"/>
-                <w:sz w:val="22"/>
-              </w:rPr>
-              <w:t>Lọc theo khoảng giá</w:t>
-            </w:r>
-          </w:p>
-        </w:tc>
-        <w:tc>
-          <w:tcPr>
-            <w:tcW w:w="2400" w:type="dxa"/>
-            <w:tcBorders>
-              <w:top w:val="single" w:sz="4" w:space="0" w:color="CCCCCC"/>
-              <w:bottom w:val="single" w:sz="4" w:space="0" w:color="CCCCCC"/>
-            </w:tcBorders>
-          </w:tcPr>
-          <w:p>
-            <w:pPr>
-              <w:spacing w:before="60" w:after="60"/>
-            </w:pPr>
-            <w:r>
-              <w:rPr>
-                <w:rFonts w:ascii="Times New Roman" w:hAnsi="Times New Roman"/>
-                <w:sz w:val="22"/>
-              </w:rPr>
-              <w:t>Nhập giá từ 20.000.000 đến 35.000.000</w:t>
-            </w:r>
-          </w:p>
-        </w:tc>
-        <w:tc>
-          <w:tcPr>
-            <w:tcW w:w="2400" w:type="dxa"/>
-            <w:tcBorders>
-              <w:top w:val="single" w:sz="4" w:space="0" w:color="CCCCCC"/>
-              <w:bottom w:val="single" w:sz="4" w:space="0" w:color="CCCCCC"/>
-            </w:tcBorders>
-          </w:tcPr>
-          <w:p>
-            <w:pPr>
-              <w:spacing w:before="60" w:after="60"/>
-            </w:pPr>
-            <w:r>
-              <w:rPr>
-                <w:rFonts w:ascii="Times New Roman" w:hAnsi="Times New Roman"/>
-                <w:sz w:val="22"/>
-              </w:rPr>
-              <w:t>Chỉ hiển thị các thiết bị nằm trong khoảng giá</w:t>
+              <w:t>**TC10**</w:t>
+            </w:r>
+          </w:p>
+        </w:tc>
+        <w:tc>
+          <w:tcPr>
+            <w:tcW w:w="2400" w:type="dxa"/>
+            <w:tcBorders>
+              <w:top w:val="single" w:sz="4" w:space="0" w:color="CCCCCC"/>
+              <w:bottom w:val="single" w:sz="4" w:space="0" w:color="CCCCCC"/>
+            </w:tcBorders>
+          </w:tcPr>
+          <w:p>
+            <w:pPr>
+              <w:spacing w:before="60" w:after="60"/>
+            </w:pPr>
+            <w:r>
+              <w:rPr>
+                <w:rFonts w:ascii="Times New Roman" w:hAnsi="Times New Roman"/>
+                <w:sz w:val="22"/>
+              </w:rPr>
+              <w:t>Giỏ hàng</w:t>
+            </w:r>
+          </w:p>
+        </w:tc>
+        <w:tc>
+          <w:tcPr>
+            <w:tcW w:w="2400" w:type="dxa"/>
+            <w:tcBorders>
+              <w:top w:val="single" w:sz="4" w:space="0" w:color="CCCCCC"/>
+              <w:bottom w:val="single" w:sz="4" w:space="0" w:color="CCCCCC"/>
+            </w:tcBorders>
+          </w:tcPr>
+          <w:p>
+            <w:pPr>
+              <w:spacing w:before="60" w:after="60"/>
+            </w:pPr>
+            <w:r>
+              <w:rPr>
+                <w:rFonts w:ascii="Times New Roman" w:hAnsi="Times New Roman"/>
+                <w:sz w:val="22"/>
+              </w:rPr>
+              <w:t>Thêm sản phẩm vào giỏ hàng</w:t>
+            </w:r>
+          </w:p>
+        </w:tc>
+        <w:tc>
+          <w:tcPr>
+            <w:tcW w:w="2400" w:type="dxa"/>
+            <w:tcBorders>
+              <w:top w:val="single" w:sz="4" w:space="0" w:color="CCCCCC"/>
+              <w:bottom w:val="single" w:sz="4" w:space="0" w:color="CCCCCC"/>
+            </w:tcBorders>
+          </w:tcPr>
+          <w:p>
+            <w:pPr>
+              <w:spacing w:before="60" w:after="60"/>
+            </w:pPr>
+            <w:r>
+              <w:rPr>
+                <w:rFonts w:ascii="Times New Roman" w:hAnsi="Times New Roman"/>
+                <w:sz w:val="22"/>
+              </w:rPr>
+              <w:t>Sản phẩm còn tồn kho, kèm CSRF token</w:t>
+            </w:r>
+          </w:p>
+        </w:tc>
+        <w:tc>
+          <w:tcPr>
+            <w:tcW w:w="2400" w:type="dxa"/>
+            <w:tcBorders>
+              <w:top w:val="single" w:sz="4" w:space="0" w:color="CCCCCC"/>
+              <w:bottom w:val="single" w:sz="4" w:space="0" w:color="CCCCCC"/>
+            </w:tcBorders>
+          </w:tcPr>
+          <w:p>
+            <w:pPr>
+              <w:spacing w:before="60" w:after="60"/>
+            </w:pPr>
+            <w:r>
+              <w:rPr>
+                <w:rFonts w:ascii="Times New Roman" w:hAnsi="Times New Roman"/>
+                <w:sz w:val="22"/>
+              </w:rPr>
+              <w:t>Sản phẩm xuất hiện trong giỏ, cập nhật số lượng badge</w:t>
             </w:r>
           </w:p>
         </w:tc>
@@ -10215,7 +10480,7 @@
                 <w:rFonts w:ascii="Times New Roman" w:hAnsi="Times New Roman"/>
                 <w:sz w:val="22"/>
               </w:rPr>
-              <w:t>**TC10**</w:t>
+              <w:t>**TC11**</w:t>
             </w:r>
           </w:p>
         </w:tc>
@@ -10257,49 +10522,49 @@
                 <w:rFonts w:ascii="Times New Roman" w:hAnsi="Times New Roman"/>
                 <w:sz w:val="22"/>
               </w:rPr>
-              <w:t>Thêm sản phẩm vào giỏ hàng</w:t>
-            </w:r>
-          </w:p>
-        </w:tc>
-        <w:tc>
-          <w:tcPr>
-            <w:tcW w:w="2400" w:type="dxa"/>
-            <w:tcBorders>
-              <w:top w:val="single" w:sz="4" w:space="0" w:color="CCCCCC"/>
-              <w:bottom w:val="single" w:sz="4" w:space="0" w:color="CCCCCC"/>
-            </w:tcBorders>
-          </w:tcPr>
-          <w:p>
-            <w:pPr>
-              <w:spacing w:before="60" w:after="60"/>
-            </w:pPr>
-            <w:r>
-              <w:rPr>
-                <w:rFonts w:ascii="Times New Roman" w:hAnsi="Times New Roman"/>
-                <w:sz w:val="22"/>
-              </w:rPr>
-              <w:t>Sản phẩm còn tồn kho, kèm CSRF token</w:t>
-            </w:r>
-          </w:p>
-        </w:tc>
-        <w:tc>
-          <w:tcPr>
-            <w:tcW w:w="2400" w:type="dxa"/>
-            <w:tcBorders>
-              <w:top w:val="single" w:sz="4" w:space="0" w:color="CCCCCC"/>
-              <w:bottom w:val="single" w:sz="4" w:space="0" w:color="CCCCCC"/>
-            </w:tcBorders>
-          </w:tcPr>
-          <w:p>
-            <w:pPr>
-              <w:spacing w:before="60" w:after="60"/>
-            </w:pPr>
-            <w:r>
-              <w:rPr>
-                <w:rFonts w:ascii="Times New Roman" w:hAnsi="Times New Roman"/>
-                <w:sz w:val="22"/>
-              </w:rPr>
-              <w:t>Sản phẩm xuất hiện trong giỏ, cập nhật số lượng badge</w:t>
+              <w:t>Thêm sản phẩm vượt quá tồn kho</w:t>
+            </w:r>
+          </w:p>
+        </w:tc>
+        <w:tc>
+          <w:tcPr>
+            <w:tcW w:w="2400" w:type="dxa"/>
+            <w:tcBorders>
+              <w:top w:val="single" w:sz="4" w:space="0" w:color="CCCCCC"/>
+              <w:bottom w:val="single" w:sz="4" w:space="0" w:color="CCCCCC"/>
+            </w:tcBorders>
+          </w:tcPr>
+          <w:p>
+            <w:pPr>
+              <w:spacing w:before="60" w:after="60"/>
+            </w:pPr>
+            <w:r>
+              <w:rPr>
+                <w:rFonts w:ascii="Times New Roman" w:hAnsi="Times New Roman"/>
+                <w:sz w:val="22"/>
+              </w:rPr>
+              <w:t>Nhập số lượng 99999</w:t>
+            </w:r>
+          </w:p>
+        </w:tc>
+        <w:tc>
+          <w:tcPr>
+            <w:tcW w:w="2400" w:type="dxa"/>
+            <w:tcBorders>
+              <w:top w:val="single" w:sz="4" w:space="0" w:color="CCCCCC"/>
+              <w:bottom w:val="single" w:sz="4" w:space="0" w:color="CCCCCC"/>
+            </w:tcBorders>
+          </w:tcPr>
+          <w:p>
+            <w:pPr>
+              <w:spacing w:before="60" w:after="60"/>
+            </w:pPr>
+            <w:r>
+              <w:rPr>
+                <w:rFonts w:ascii="Times New Roman" w:hAnsi="Times New Roman"/>
+                <w:sz w:val="22"/>
+              </w:rPr>
+              <w:t>Từ chối thêm, hiển thị thông báo vượt tồn kho</w:t>
             </w:r>
           </w:p>
         </w:tc>
@@ -10349,7 +10614,7 @@
                 <w:rFonts w:ascii="Times New Roman" w:hAnsi="Times New Roman"/>
                 <w:sz w:val="22"/>
               </w:rPr>
-              <w:t>**TC11**</w:t>
+              <w:t>**TC12**</w:t>
             </w:r>
           </w:p>
         </w:tc>
@@ -10391,49 +10656,49 @@
                 <w:rFonts w:ascii="Times New Roman" w:hAnsi="Times New Roman"/>
                 <w:sz w:val="22"/>
               </w:rPr>
-              <w:t>Thêm sản phẩm vượt quá tồn kho</w:t>
-            </w:r>
-          </w:p>
-        </w:tc>
-        <w:tc>
-          <w:tcPr>
-            <w:tcW w:w="2400" w:type="dxa"/>
-            <w:tcBorders>
-              <w:top w:val="single" w:sz="4" w:space="0" w:color="CCCCCC"/>
-              <w:bottom w:val="single" w:sz="4" w:space="0" w:color="CCCCCC"/>
-            </w:tcBorders>
-          </w:tcPr>
-          <w:p>
-            <w:pPr>
-              <w:spacing w:before="60" w:after="60"/>
-            </w:pPr>
-            <w:r>
-              <w:rPr>
-                <w:rFonts w:ascii="Times New Roman" w:hAnsi="Times New Roman"/>
-                <w:sz w:val="22"/>
-              </w:rPr>
-              <w:t>Nhập số lượng 99999</w:t>
-            </w:r>
-          </w:p>
-        </w:tc>
-        <w:tc>
-          <w:tcPr>
-            <w:tcW w:w="2400" w:type="dxa"/>
-            <w:tcBorders>
-              <w:top w:val="single" w:sz="4" w:space="0" w:color="CCCCCC"/>
-              <w:bottom w:val="single" w:sz="4" w:space="0" w:color="CCCCCC"/>
-            </w:tcBorders>
-          </w:tcPr>
-          <w:p>
-            <w:pPr>
-              <w:spacing w:before="60" w:after="60"/>
-            </w:pPr>
-            <w:r>
-              <w:rPr>
-                <w:rFonts w:ascii="Times New Roman" w:hAnsi="Times New Roman"/>
-                <w:sz w:val="22"/>
-              </w:rPr>
-              <w:t>Từ chối thêm, hiển thị thông báo vượt tồn kho</w:t>
+              <w:t>Cập nhật số lượng sản phẩm</w:t>
+            </w:r>
+          </w:p>
+        </w:tc>
+        <w:tc>
+          <w:tcPr>
+            <w:tcW w:w="2400" w:type="dxa"/>
+            <w:tcBorders>
+              <w:top w:val="single" w:sz="4" w:space="0" w:color="CCCCCC"/>
+              <w:bottom w:val="single" w:sz="4" w:space="0" w:color="CCCCCC"/>
+            </w:tcBorders>
+          </w:tcPr>
+          <w:p>
+            <w:pPr>
+              <w:spacing w:before="60" w:after="60"/>
+            </w:pPr>
+            <w:r>
+              <w:rPr>
+                <w:rFonts w:ascii="Times New Roman" w:hAnsi="Times New Roman"/>
+                <w:sz w:val="22"/>
+              </w:rPr>
+              <w:t>Tăng/giảm số lượng trong giỏ</w:t>
+            </w:r>
+          </w:p>
+        </w:tc>
+        <w:tc>
+          <w:tcPr>
+            <w:tcW w:w="2400" w:type="dxa"/>
+            <w:tcBorders>
+              <w:top w:val="single" w:sz="4" w:space="0" w:color="CCCCCC"/>
+              <w:bottom w:val="single" w:sz="4" w:space="0" w:color="CCCCCC"/>
+            </w:tcBorders>
+          </w:tcPr>
+          <w:p>
+            <w:pPr>
+              <w:spacing w:before="60" w:after="60"/>
+            </w:pPr>
+            <w:r>
+              <w:rPr>
+                <w:rFonts w:ascii="Times New Roman" w:hAnsi="Times New Roman"/>
+                <w:sz w:val="22"/>
+              </w:rPr>
+              <w:t>Thành tiền và tổng phụ tự động cập nhật chính xác</w:t>
             </w:r>
           </w:p>
         </w:tc>
@@ -10483,91 +10748,91 @@
                 <w:rFonts w:ascii="Times New Roman" w:hAnsi="Times New Roman"/>
                 <w:sz w:val="22"/>
               </w:rPr>
-              <w:t>**TC12**</w:t>
-            </w:r>
-          </w:p>
-        </w:tc>
-        <w:tc>
-          <w:tcPr>
-            <w:tcW w:w="2400" w:type="dxa"/>
-            <w:tcBorders>
-              <w:top w:val="single" w:sz="4" w:space="0" w:color="CCCCCC"/>
-              <w:bottom w:val="single" w:sz="4" w:space="0" w:color="CCCCCC"/>
-            </w:tcBorders>
-          </w:tcPr>
-          <w:p>
-            <w:pPr>
-              <w:spacing w:before="60" w:after="60"/>
-            </w:pPr>
-            <w:r>
-              <w:rPr>
-                <w:rFonts w:ascii="Times New Roman" w:hAnsi="Times New Roman"/>
-                <w:sz w:val="22"/>
-              </w:rPr>
-              <w:t>Giỏ hàng</w:t>
-            </w:r>
-          </w:p>
-        </w:tc>
-        <w:tc>
-          <w:tcPr>
-            <w:tcW w:w="2400" w:type="dxa"/>
-            <w:tcBorders>
-              <w:top w:val="single" w:sz="4" w:space="0" w:color="CCCCCC"/>
-              <w:bottom w:val="single" w:sz="4" w:space="0" w:color="CCCCCC"/>
-            </w:tcBorders>
-          </w:tcPr>
-          <w:p>
-            <w:pPr>
-              <w:spacing w:before="60" w:after="60"/>
-            </w:pPr>
-            <w:r>
-              <w:rPr>
-                <w:rFonts w:ascii="Times New Roman" w:hAnsi="Times New Roman"/>
-                <w:sz w:val="22"/>
-              </w:rPr>
-              <w:t>Cập nhật số lượng sản phẩm</w:t>
-            </w:r>
-          </w:p>
-        </w:tc>
-        <w:tc>
-          <w:tcPr>
-            <w:tcW w:w="2400" w:type="dxa"/>
-            <w:tcBorders>
-              <w:top w:val="single" w:sz="4" w:space="0" w:color="CCCCCC"/>
-              <w:bottom w:val="single" w:sz="4" w:space="0" w:color="CCCCCC"/>
-            </w:tcBorders>
-          </w:tcPr>
-          <w:p>
-            <w:pPr>
-              <w:spacing w:before="60" w:after="60"/>
-            </w:pPr>
-            <w:r>
-              <w:rPr>
-                <w:rFonts w:ascii="Times New Roman" w:hAnsi="Times New Roman"/>
-                <w:sz w:val="22"/>
-              </w:rPr>
-              <w:t>Tăng/giảm số lượng trong giỏ</w:t>
-            </w:r>
-          </w:p>
-        </w:tc>
-        <w:tc>
-          <w:tcPr>
-            <w:tcW w:w="2400" w:type="dxa"/>
-            <w:tcBorders>
-              <w:top w:val="single" w:sz="4" w:space="0" w:color="CCCCCC"/>
-              <w:bottom w:val="single" w:sz="4" w:space="0" w:color="CCCCCC"/>
-            </w:tcBorders>
-          </w:tcPr>
-          <w:p>
-            <w:pPr>
-              <w:spacing w:before="60" w:after="60"/>
-            </w:pPr>
-            <w:r>
-              <w:rPr>
-                <w:rFonts w:ascii="Times New Roman" w:hAnsi="Times New Roman"/>
-                <w:sz w:val="22"/>
-              </w:rPr>
-              <w:t>Thành tiền và tổng phụ tự động cập nhật chính xác</w:t>
+              <w:t>**TC13**</w:t>
+            </w:r>
+          </w:p>
+        </w:tc>
+        <w:tc>
+          <w:tcPr>
+            <w:tcW w:w="2400" w:type="dxa"/>
+            <w:tcBorders>
+              <w:top w:val="single" w:sz="4" w:space="0" w:color="CCCCCC"/>
+              <w:bottom w:val="single" w:sz="4" w:space="0" w:color="CCCCCC"/>
+            </w:tcBorders>
+          </w:tcPr>
+          <w:p>
+            <w:pPr>
+              <w:spacing w:before="60" w:after="60"/>
+            </w:pPr>
+            <w:r>
+              <w:rPr>
+                <w:rFonts w:ascii="Times New Roman" w:hAnsi="Times New Roman"/>
+                <w:sz w:val="22"/>
+              </w:rPr>
+              <w:t>Khuyến mãi</w:t>
+            </w:r>
+          </w:p>
+        </w:tc>
+        <w:tc>
+          <w:tcPr>
+            <w:tcW w:w="2400" w:type="dxa"/>
+            <w:tcBorders>
+              <w:top w:val="single" w:sz="4" w:space="0" w:color="CCCCCC"/>
+              <w:bottom w:val="single" w:sz="4" w:space="0" w:color="CCCCCC"/>
+            </w:tcBorders>
+          </w:tcPr>
+          <w:p>
+            <w:pPr>
+              <w:spacing w:before="60" w:after="60"/>
+            </w:pPr>
+            <w:r>
+              <w:rPr>
+                <w:rFonts w:ascii="Times New Roman" w:hAnsi="Times New Roman"/>
+                <w:sz w:val="22"/>
+              </w:rPr>
+              <w:t>Áp dụng mã giảm giá hợp lệ</w:t>
+            </w:r>
+          </w:p>
+        </w:tc>
+        <w:tc>
+          <w:tcPr>
+            <w:tcW w:w="2400" w:type="dxa"/>
+            <w:tcBorders>
+              <w:top w:val="single" w:sz="4" w:space="0" w:color="CCCCCC"/>
+              <w:bottom w:val="single" w:sz="4" w:space="0" w:color="CCCCCC"/>
+            </w:tcBorders>
+          </w:tcPr>
+          <w:p>
+            <w:pPr>
+              <w:spacing w:before="60" w:after="60"/>
+            </w:pPr>
+            <w:r>
+              <w:rPr>
+                <w:rFonts w:ascii="Times New Roman" w:hAnsi="Times New Roman"/>
+                <w:sz w:val="22"/>
+              </w:rPr>
+              <w:t>Nhập mã "WELCOME2026" cho đơn &gt; 10 triệu</w:t>
+            </w:r>
+          </w:p>
+        </w:tc>
+        <w:tc>
+          <w:tcPr>
+            <w:tcW w:w="2400" w:type="dxa"/>
+            <w:tcBorders>
+              <w:top w:val="single" w:sz="4" w:space="0" w:color="CCCCCC"/>
+              <w:bottom w:val="single" w:sz="4" w:space="0" w:color="CCCCCC"/>
+            </w:tcBorders>
+          </w:tcPr>
+          <w:p>
+            <w:pPr>
+              <w:spacing w:before="60" w:after="60"/>
+            </w:pPr>
+            <w:r>
+              <w:rPr>
+                <w:rFonts w:ascii="Times New Roman" w:hAnsi="Times New Roman"/>
+                <w:sz w:val="22"/>
+              </w:rPr>
+              <w:t>Giảm trực tiếp 500.000đ vào tổng thanh toán</w:t>
             </w:r>
           </w:p>
         </w:tc>
@@ -10617,91 +10882,91 @@
                 <w:rFonts w:ascii="Times New Roman" w:hAnsi="Times New Roman"/>
                 <w:sz w:val="22"/>
               </w:rPr>
-              <w:t>**TC13**</w:t>
-            </w:r>
-          </w:p>
-        </w:tc>
-        <w:tc>
-          <w:tcPr>
-            <w:tcW w:w="2400" w:type="dxa"/>
-            <w:tcBorders>
-              <w:top w:val="single" w:sz="4" w:space="0" w:color="CCCCCC"/>
-              <w:bottom w:val="single" w:sz="4" w:space="0" w:color="CCCCCC"/>
-            </w:tcBorders>
-          </w:tcPr>
-          <w:p>
-            <w:pPr>
-              <w:spacing w:before="60" w:after="60"/>
-            </w:pPr>
-            <w:r>
-              <w:rPr>
-                <w:rFonts w:ascii="Times New Roman" w:hAnsi="Times New Roman"/>
-                <w:sz w:val="22"/>
-              </w:rPr>
-              <w:t>Khuyến mãi</w:t>
-            </w:r>
-          </w:p>
-        </w:tc>
-        <w:tc>
-          <w:tcPr>
-            <w:tcW w:w="2400" w:type="dxa"/>
-            <w:tcBorders>
-              <w:top w:val="single" w:sz="4" w:space="0" w:color="CCCCCC"/>
-              <w:bottom w:val="single" w:sz="4" w:space="0" w:color="CCCCCC"/>
-            </w:tcBorders>
-          </w:tcPr>
-          <w:p>
-            <w:pPr>
-              <w:spacing w:before="60" w:after="60"/>
-            </w:pPr>
-            <w:r>
-              <w:rPr>
-                <w:rFonts w:ascii="Times New Roman" w:hAnsi="Times New Roman"/>
-                <w:sz w:val="22"/>
-              </w:rPr>
-              <w:t>Áp dụng mã giảm giá hợp lệ</w:t>
-            </w:r>
-          </w:p>
-        </w:tc>
-        <w:tc>
-          <w:tcPr>
-            <w:tcW w:w="2400" w:type="dxa"/>
-            <w:tcBorders>
-              <w:top w:val="single" w:sz="4" w:space="0" w:color="CCCCCC"/>
-              <w:bottom w:val="single" w:sz="4" w:space="0" w:color="CCCCCC"/>
-            </w:tcBorders>
-          </w:tcPr>
-          <w:p>
-            <w:pPr>
-              <w:spacing w:before="60" w:after="60"/>
-            </w:pPr>
-            <w:r>
-              <w:rPr>
-                <w:rFonts w:ascii="Times New Roman" w:hAnsi="Times New Roman"/>
-                <w:sz w:val="22"/>
-              </w:rPr>
-              <w:t>Nhập mã "WELCOME2026" cho đơn &gt; 10 triệu</w:t>
-            </w:r>
-          </w:p>
-        </w:tc>
-        <w:tc>
-          <w:tcPr>
-            <w:tcW w:w="2400" w:type="dxa"/>
-            <w:tcBorders>
-              <w:top w:val="single" w:sz="4" w:space="0" w:color="CCCCCC"/>
-              <w:bottom w:val="single" w:sz="4" w:space="0" w:color="CCCCCC"/>
-            </w:tcBorders>
-          </w:tcPr>
-          <w:p>
-            <w:pPr>
-              <w:spacing w:before="60" w:after="60"/>
-            </w:pPr>
-            <w:r>
-              <w:rPr>
-                <w:rFonts w:ascii="Times New Roman" w:hAnsi="Times New Roman"/>
-                <w:sz w:val="22"/>
-              </w:rPr>
-              <w:t>Giảm trực tiếp 500.000đ vào tổng thanh toán</w:t>
+              <w:t>**TC14**</w:t>
+            </w:r>
+          </w:p>
+        </w:tc>
+        <w:tc>
+          <w:tcPr>
+            <w:tcW w:w="2400" w:type="dxa"/>
+            <w:tcBorders>
+              <w:top w:val="single" w:sz="4" w:space="0" w:color="CCCCCC"/>
+              <w:bottom w:val="single" w:sz="4" w:space="0" w:color="CCCCCC"/>
+            </w:tcBorders>
+          </w:tcPr>
+          <w:p>
+            <w:pPr>
+              <w:spacing w:before="60" w:after="60"/>
+            </w:pPr>
+            <w:r>
+              <w:rPr>
+                <w:rFonts w:ascii="Times New Roman" w:hAnsi="Times New Roman"/>
+                <w:sz w:val="22"/>
+              </w:rPr>
+              <w:t>Đặt hàng</w:t>
+            </w:r>
+          </w:p>
+        </w:tc>
+        <w:tc>
+          <w:tcPr>
+            <w:tcW w:w="2400" w:type="dxa"/>
+            <w:tcBorders>
+              <w:top w:val="single" w:sz="4" w:space="0" w:color="CCCCCC"/>
+              <w:bottom w:val="single" w:sz="4" w:space="0" w:color="CCCCCC"/>
+            </w:tcBorders>
+          </w:tcPr>
+          <w:p>
+            <w:pPr>
+              <w:spacing w:before="60" w:after="60"/>
+            </w:pPr>
+            <w:r>
+              <w:rPr>
+                <w:rFonts w:ascii="Times New Roman" w:hAnsi="Times New Roman"/>
+                <w:sz w:val="22"/>
+              </w:rPr>
+              <w:t>Đặt hàng thành công (COD)</w:t>
+            </w:r>
+          </w:p>
+        </w:tc>
+        <w:tc>
+          <w:tcPr>
+            <w:tcW w:w="2400" w:type="dxa"/>
+            <w:tcBorders>
+              <w:top w:val="single" w:sz="4" w:space="0" w:color="CCCCCC"/>
+              <w:bottom w:val="single" w:sz="4" w:space="0" w:color="CCCCCC"/>
+            </w:tcBorders>
+          </w:tcPr>
+          <w:p>
+            <w:pPr>
+              <w:spacing w:before="60" w:after="60"/>
+            </w:pPr>
+            <w:r>
+              <w:rPr>
+                <w:rFonts w:ascii="Times New Roman" w:hAnsi="Times New Roman"/>
+                <w:sz w:val="22"/>
+              </w:rPr>
+              <w:t>Nhập đủ thông tin nhận hàng, chọn COD</w:t>
+            </w:r>
+          </w:p>
+        </w:tc>
+        <w:tc>
+          <w:tcPr>
+            <w:tcW w:w="2400" w:type="dxa"/>
+            <w:tcBorders>
+              <w:top w:val="single" w:sz="4" w:space="0" w:color="CCCCCC"/>
+              <w:bottom w:val="single" w:sz="4" w:space="0" w:color="CCCCCC"/>
+            </w:tcBorders>
+          </w:tcPr>
+          <w:p>
+            <w:pPr>
+              <w:spacing w:before="60" w:after="60"/>
+            </w:pPr>
+            <w:r>
+              <w:rPr>
+                <w:rFonts w:ascii="Times New Roman" w:hAnsi="Times New Roman"/>
+                <w:sz w:val="22"/>
+              </w:rPr>
+              <w:t>Tạo đơn hàng, trừ tồn kho, xóa giỏ hàng</w:t>
             </w:r>
           </w:p>
         </w:tc>
@@ -10751,7 +11016,7 @@
                 <w:rFonts w:ascii="Times New Roman" w:hAnsi="Times New Roman"/>
                 <w:sz w:val="22"/>
               </w:rPr>
-              <w:t>**TC14**</w:t>
+              <w:t>**TC15**</w:t>
             </w:r>
           </w:p>
         </w:tc>
@@ -10793,49 +11058,49 @@
                 <w:rFonts w:ascii="Times New Roman" w:hAnsi="Times New Roman"/>
                 <w:sz w:val="22"/>
               </w:rPr>
-              <w:t>Đặt hàng thành công (COD)</w:t>
-            </w:r>
-          </w:p>
-        </w:tc>
-        <w:tc>
-          <w:tcPr>
-            <w:tcW w:w="2400" w:type="dxa"/>
-            <w:tcBorders>
-              <w:top w:val="single" w:sz="4" w:space="0" w:color="CCCCCC"/>
-              <w:bottom w:val="single" w:sz="4" w:space="0" w:color="CCCCCC"/>
-            </w:tcBorders>
-          </w:tcPr>
-          <w:p>
-            <w:pPr>
-              <w:spacing w:before="60" w:after="60"/>
-            </w:pPr>
-            <w:r>
-              <w:rPr>
-                <w:rFonts w:ascii="Times New Roman" w:hAnsi="Times New Roman"/>
-                <w:sz w:val="22"/>
-              </w:rPr>
-              <w:t>Nhập đủ thông tin nhận hàng, chọn COD</w:t>
-            </w:r>
-          </w:p>
-        </w:tc>
-        <w:tc>
-          <w:tcPr>
-            <w:tcW w:w="2400" w:type="dxa"/>
-            <w:tcBorders>
-              <w:top w:val="single" w:sz="4" w:space="0" w:color="CCCCCC"/>
-              <w:bottom w:val="single" w:sz="4" w:space="0" w:color="CCCCCC"/>
-            </w:tcBorders>
-          </w:tcPr>
-          <w:p>
-            <w:pPr>
-              <w:spacing w:before="60" w:after="60"/>
-            </w:pPr>
-            <w:r>
-              <w:rPr>
-                <w:rFonts w:ascii="Times New Roman" w:hAnsi="Times New Roman"/>
-                <w:sz w:val="22"/>
-              </w:rPr>
-              <w:t>Tạo đơn hàng, trừ tồn kho, xóa giỏ hàng</w:t>
+              <w:t>Đặt hàng chuyển khoản VietQR</w:t>
+            </w:r>
+          </w:p>
+        </w:tc>
+        <w:tc>
+          <w:tcPr>
+            <w:tcW w:w="2400" w:type="dxa"/>
+            <w:tcBorders>
+              <w:top w:val="single" w:sz="4" w:space="0" w:color="CCCCCC"/>
+              <w:bottom w:val="single" w:sz="4" w:space="0" w:color="CCCCCC"/>
+            </w:tcBorders>
+          </w:tcPr>
+          <w:p>
+            <w:pPr>
+              <w:spacing w:before="60" w:after="60"/>
+            </w:pPr>
+            <w:r>
+              <w:rPr>
+                <w:rFonts w:ascii="Times New Roman" w:hAnsi="Times New Roman"/>
+                <w:sz w:val="22"/>
+              </w:rPr>
+              <w:t>Chọn phương thức Chuyển khoản</w:t>
+            </w:r>
+          </w:p>
+        </w:tc>
+        <w:tc>
+          <w:tcPr>
+            <w:tcW w:w="2400" w:type="dxa"/>
+            <w:tcBorders>
+              <w:top w:val="single" w:sz="4" w:space="0" w:color="CCCCCC"/>
+              <w:bottom w:val="single" w:sz="4" w:space="0" w:color="CCCCCC"/>
+            </w:tcBorders>
+          </w:tcPr>
+          <w:p>
+            <w:pPr>
+              <w:spacing w:before="60" w:after="60"/>
+            </w:pPr>
+            <w:r>
+              <w:rPr>
+                <w:rFonts w:ascii="Times New Roman" w:hAnsi="Times New Roman"/>
+                <w:sz w:val="22"/>
+              </w:rPr>
+              <w:t>Hiển thị mã VietQR động chứa đúng số tiền và mã đơn</w:t>
             </w:r>
           </w:p>
         </w:tc>
@@ -10885,7 +11150,7 @@
                 <w:rFonts w:ascii="Times New Roman" w:hAnsi="Times New Roman"/>
                 <w:sz w:val="22"/>
               </w:rPr>
-              <w:t>**TC15**</w:t>
+              <w:t>**TC16**</w:t>
             </w:r>
           </w:p>
         </w:tc>
@@ -10927,49 +11192,49 @@
                 <w:rFonts w:ascii="Times New Roman" w:hAnsi="Times New Roman"/>
                 <w:sz w:val="22"/>
               </w:rPr>
-              <w:t>Đặt hàng chuyển khoản VietQR</w:t>
-            </w:r>
-          </w:p>
-        </w:tc>
-        <w:tc>
-          <w:tcPr>
-            <w:tcW w:w="2400" w:type="dxa"/>
-            <w:tcBorders>
-              <w:top w:val="single" w:sz="4" w:space="0" w:color="CCCCCC"/>
-              <w:bottom w:val="single" w:sz="4" w:space="0" w:color="CCCCCC"/>
-            </w:tcBorders>
-          </w:tcPr>
-          <w:p>
-            <w:pPr>
-              <w:spacing w:before="60" w:after="60"/>
-            </w:pPr>
-            <w:r>
-              <w:rPr>
-                <w:rFonts w:ascii="Times New Roman" w:hAnsi="Times New Roman"/>
-                <w:sz w:val="22"/>
-              </w:rPr>
-              <w:t>Chọn phương thức Chuyển khoản</w:t>
-            </w:r>
-          </w:p>
-        </w:tc>
-        <w:tc>
-          <w:tcPr>
-            <w:tcW w:w="2400" w:type="dxa"/>
-            <w:tcBorders>
-              <w:top w:val="single" w:sz="4" w:space="0" w:color="CCCCCC"/>
-              <w:bottom w:val="single" w:sz="4" w:space="0" w:color="CCCCCC"/>
-            </w:tcBorders>
-          </w:tcPr>
-          <w:p>
-            <w:pPr>
-              <w:spacing w:before="60" w:after="60"/>
-            </w:pPr>
-            <w:r>
-              <w:rPr>
-                <w:rFonts w:ascii="Times New Roman" w:hAnsi="Times New Roman"/>
-                <w:sz w:val="22"/>
-              </w:rPr>
-              <w:t>Hiển thị mã VietQR động chứa đúng số tiền và mã đơn</w:t>
+              <w:t>Rollback đơn khi thiếu hàng</w:t>
+            </w:r>
+          </w:p>
+        </w:tc>
+        <w:tc>
+          <w:tcPr>
+            <w:tcW w:w="2400" w:type="dxa"/>
+            <w:tcBorders>
+              <w:top w:val="single" w:sz="4" w:space="0" w:color="CCCCCC"/>
+              <w:bottom w:val="single" w:sz="4" w:space="0" w:color="CCCCCC"/>
+            </w:tcBorders>
+          </w:tcPr>
+          <w:p>
+            <w:pPr>
+              <w:spacing w:before="60" w:after="60"/>
+            </w:pPr>
+            <w:r>
+              <w:rPr>
+                <w:rFonts w:ascii="Times New Roman" w:hAnsi="Times New Roman"/>
+                <w:sz w:val="22"/>
+              </w:rPr>
+              <w:t>Hai khách hàng cùng mua chiếc máy cuối</w:t>
+            </w:r>
+          </w:p>
+        </w:tc>
+        <w:tc>
+          <w:tcPr>
+            <w:tcW w:w="2400" w:type="dxa"/>
+            <w:tcBorders>
+              <w:top w:val="single" w:sz="4" w:space="0" w:color="CCCCCC"/>
+              <w:bottom w:val="single" w:sz="4" w:space="0" w:color="CCCCCC"/>
+            </w:tcBorders>
+          </w:tcPr>
+          <w:p>
+            <w:pPr>
+              <w:spacing w:before="60" w:after="60"/>
+            </w:pPr>
+            <w:r>
+              <w:rPr>
+                <w:rFonts w:ascii="Times New Roman" w:hAnsi="Times New Roman"/>
+                <w:sz w:val="22"/>
+              </w:rPr>
+              <w:t>Khách thứ hai bị từ chối, không tạo đơn lỗi</w:t>
             </w:r>
           </w:p>
         </w:tc>
@@ -11019,91 +11284,91 @@
                 <w:rFonts w:ascii="Times New Roman" w:hAnsi="Times New Roman"/>
                 <w:sz w:val="22"/>
               </w:rPr>
-              <w:t>**TC16**</w:t>
-            </w:r>
-          </w:p>
-        </w:tc>
-        <w:tc>
-          <w:tcPr>
-            <w:tcW w:w="2400" w:type="dxa"/>
-            <w:tcBorders>
-              <w:top w:val="single" w:sz="4" w:space="0" w:color="CCCCCC"/>
-              <w:bottom w:val="single" w:sz="4" w:space="0" w:color="CCCCCC"/>
-            </w:tcBorders>
-          </w:tcPr>
-          <w:p>
-            <w:pPr>
-              <w:spacing w:before="60" w:after="60"/>
-            </w:pPr>
-            <w:r>
-              <w:rPr>
-                <w:rFonts w:ascii="Times New Roman" w:hAnsi="Times New Roman"/>
-                <w:sz w:val="22"/>
-              </w:rPr>
-              <w:t>Đặt hàng</w:t>
-            </w:r>
-          </w:p>
-        </w:tc>
-        <w:tc>
-          <w:tcPr>
-            <w:tcW w:w="2400" w:type="dxa"/>
-            <w:tcBorders>
-              <w:top w:val="single" w:sz="4" w:space="0" w:color="CCCCCC"/>
-              <w:bottom w:val="single" w:sz="4" w:space="0" w:color="CCCCCC"/>
-            </w:tcBorders>
-          </w:tcPr>
-          <w:p>
-            <w:pPr>
-              <w:spacing w:before="60" w:after="60"/>
-            </w:pPr>
-            <w:r>
-              <w:rPr>
-                <w:rFonts w:ascii="Times New Roman" w:hAnsi="Times New Roman"/>
-                <w:sz w:val="22"/>
-              </w:rPr>
-              <w:t>Rollback đơn khi thiếu hàng</w:t>
-            </w:r>
-          </w:p>
-        </w:tc>
-        <w:tc>
-          <w:tcPr>
-            <w:tcW w:w="2400" w:type="dxa"/>
-            <w:tcBorders>
-              <w:top w:val="single" w:sz="4" w:space="0" w:color="CCCCCC"/>
-              <w:bottom w:val="single" w:sz="4" w:space="0" w:color="CCCCCC"/>
-            </w:tcBorders>
-          </w:tcPr>
-          <w:p>
-            <w:pPr>
-              <w:spacing w:before="60" w:after="60"/>
-            </w:pPr>
-            <w:r>
-              <w:rPr>
-                <w:rFonts w:ascii="Times New Roman" w:hAnsi="Times New Roman"/>
-                <w:sz w:val="22"/>
-              </w:rPr>
-              <w:t>Hai khách hàng cùng mua chiếc máy cuối</w:t>
-            </w:r>
-          </w:p>
-        </w:tc>
-        <w:tc>
-          <w:tcPr>
-            <w:tcW w:w="2400" w:type="dxa"/>
-            <w:tcBorders>
-              <w:top w:val="single" w:sz="4" w:space="0" w:color="CCCCCC"/>
-              <w:bottom w:val="single" w:sz="4" w:space="0" w:color="CCCCCC"/>
-            </w:tcBorders>
-          </w:tcPr>
-          <w:p>
-            <w:pPr>
-              <w:spacing w:before="60" w:after="60"/>
-            </w:pPr>
-            <w:r>
-              <w:rPr>
-                <w:rFonts w:ascii="Times New Roman" w:hAnsi="Times New Roman"/>
-                <w:sz w:val="22"/>
-              </w:rPr>
-              <w:t>Khách thứ hai bị từ chối, không tạo đơn lỗi</w:t>
+              <w:t>**TC17**</w:t>
+            </w:r>
+          </w:p>
+        </w:tc>
+        <w:tc>
+          <w:tcPr>
+            <w:tcW w:w="2400" w:type="dxa"/>
+            <w:tcBorders>
+              <w:top w:val="single" w:sz="4" w:space="0" w:color="CCCCCC"/>
+              <w:bottom w:val="single" w:sz="4" w:space="0" w:color="CCCCCC"/>
+            </w:tcBorders>
+          </w:tcPr>
+          <w:p>
+            <w:pPr>
+              <w:spacing w:before="60" w:after="60"/>
+            </w:pPr>
+            <w:r>
+              <w:rPr>
+                <w:rFonts w:ascii="Times New Roman" w:hAnsi="Times New Roman"/>
+                <w:sz w:val="22"/>
+              </w:rPr>
+              <w:t>Phân quyền</w:t>
+            </w:r>
+          </w:p>
+        </w:tc>
+        <w:tc>
+          <w:tcPr>
+            <w:tcW w:w="2400" w:type="dxa"/>
+            <w:tcBorders>
+              <w:top w:val="single" w:sz="4" w:space="0" w:color="CCCCCC"/>
+              <w:bottom w:val="single" w:sz="4" w:space="0" w:color="CCCCCC"/>
+            </w:tcBorders>
+          </w:tcPr>
+          <w:p>
+            <w:pPr>
+              <w:spacing w:before="60" w:after="60"/>
+            </w:pPr>
+            <w:r>
+              <w:rPr>
+                <w:rFonts w:ascii="Times New Roman" w:hAnsi="Times New Roman"/>
+                <w:sz w:val="22"/>
+              </w:rPr>
+              <w:t>Khách thường truy cập `/admin`</w:t>
+            </w:r>
+          </w:p>
+        </w:tc>
+        <w:tc>
+          <w:tcPr>
+            <w:tcW w:w="2400" w:type="dxa"/>
+            <w:tcBorders>
+              <w:top w:val="single" w:sz="4" w:space="0" w:color="CCCCCC"/>
+              <w:bottom w:val="single" w:sz="4" w:space="0" w:color="CCCCCC"/>
+            </w:tcBorders>
+          </w:tcPr>
+          <w:p>
+            <w:pPr>
+              <w:spacing w:before="60" w:after="60"/>
+            </w:pPr>
+            <w:r>
+              <w:rPr>
+                <w:rFonts w:ascii="Times New Roman" w:hAnsi="Times New Roman"/>
+                <w:sz w:val="22"/>
+              </w:rPr>
+              <w:t>Truy cập đường dẫn quản trị</w:t>
+            </w:r>
+          </w:p>
+        </w:tc>
+        <w:tc>
+          <w:tcPr>
+            <w:tcW w:w="2400" w:type="dxa"/>
+            <w:tcBorders>
+              <w:top w:val="single" w:sz="4" w:space="0" w:color="CCCCCC"/>
+              <w:bottom w:val="single" w:sz="4" w:space="0" w:color="CCCCCC"/>
+            </w:tcBorders>
+          </w:tcPr>
+          <w:p>
+            <w:pPr>
+              <w:spacing w:before="60" w:after="60"/>
+            </w:pPr>
+            <w:r>
+              <w:rPr>
+                <w:rFonts w:ascii="Times New Roman" w:hAnsi="Times New Roman"/>
+                <w:sz w:val="22"/>
+              </w:rPr>
+              <w:t>Chặn truy cập, chuyển hướng về trang đăng nhập</w:t>
             </w:r>
           </w:p>
         </w:tc>
@@ -11153,91 +11418,91 @@
                 <w:rFonts w:ascii="Times New Roman" w:hAnsi="Times New Roman"/>
                 <w:sz w:val="22"/>
               </w:rPr>
-              <w:t>**TC17**</w:t>
-            </w:r>
-          </w:p>
-        </w:tc>
-        <w:tc>
-          <w:tcPr>
-            <w:tcW w:w="2400" w:type="dxa"/>
-            <w:tcBorders>
-              <w:top w:val="single" w:sz="4" w:space="0" w:color="CCCCCC"/>
-              <w:bottom w:val="single" w:sz="4" w:space="0" w:color="CCCCCC"/>
-            </w:tcBorders>
-          </w:tcPr>
-          <w:p>
-            <w:pPr>
-              <w:spacing w:before="60" w:after="60"/>
-            </w:pPr>
-            <w:r>
-              <w:rPr>
-                <w:rFonts w:ascii="Times New Roman" w:hAnsi="Times New Roman"/>
-                <w:sz w:val="22"/>
-              </w:rPr>
-              <w:t>Phân quyền</w:t>
-            </w:r>
-          </w:p>
-        </w:tc>
-        <w:tc>
-          <w:tcPr>
-            <w:tcW w:w="2400" w:type="dxa"/>
-            <w:tcBorders>
-              <w:top w:val="single" w:sz="4" w:space="0" w:color="CCCCCC"/>
-              <w:bottom w:val="single" w:sz="4" w:space="0" w:color="CCCCCC"/>
-            </w:tcBorders>
-          </w:tcPr>
-          <w:p>
-            <w:pPr>
-              <w:spacing w:before="60" w:after="60"/>
-            </w:pPr>
-            <w:r>
-              <w:rPr>
-                <w:rFonts w:ascii="Times New Roman" w:hAnsi="Times New Roman"/>
-                <w:sz w:val="22"/>
-              </w:rPr>
-              <w:t>Khách thường truy cập `/admin`</w:t>
-            </w:r>
-          </w:p>
-        </w:tc>
-        <w:tc>
-          <w:tcPr>
-            <w:tcW w:w="2400" w:type="dxa"/>
-            <w:tcBorders>
-              <w:top w:val="single" w:sz="4" w:space="0" w:color="CCCCCC"/>
-              <w:bottom w:val="single" w:sz="4" w:space="0" w:color="CCCCCC"/>
-            </w:tcBorders>
-          </w:tcPr>
-          <w:p>
-            <w:pPr>
-              <w:spacing w:before="60" w:after="60"/>
-            </w:pPr>
-            <w:r>
-              <w:rPr>
-                <w:rFonts w:ascii="Times New Roman" w:hAnsi="Times New Roman"/>
-                <w:sz w:val="22"/>
-              </w:rPr>
-              <w:t>Truy cập đường dẫn quản trị</w:t>
-            </w:r>
-          </w:p>
-        </w:tc>
-        <w:tc>
-          <w:tcPr>
-            <w:tcW w:w="2400" w:type="dxa"/>
-            <w:tcBorders>
-              <w:top w:val="single" w:sz="4" w:space="0" w:color="CCCCCC"/>
-              <w:bottom w:val="single" w:sz="4" w:space="0" w:color="CCCCCC"/>
-            </w:tcBorders>
-          </w:tcPr>
-          <w:p>
-            <w:pPr>
-              <w:spacing w:before="60" w:after="60"/>
-            </w:pPr>
-            <w:r>
-              <w:rPr>
-                <w:rFonts w:ascii="Times New Roman" w:hAnsi="Times New Roman"/>
-                <w:sz w:val="22"/>
-              </w:rPr>
-              <w:t>Chặn truy cập, chuyển hướng về trang đăng nhập</w:t>
+              <w:t>**TC18**</w:t>
+            </w:r>
+          </w:p>
+        </w:tc>
+        <w:tc>
+          <w:tcPr>
+            <w:tcW w:w="2400" w:type="dxa"/>
+            <w:tcBorders>
+              <w:top w:val="single" w:sz="4" w:space="0" w:color="CCCCCC"/>
+              <w:bottom w:val="single" w:sz="4" w:space="0" w:color="CCCCCC"/>
+            </w:tcBorders>
+          </w:tcPr>
+          <w:p>
+            <w:pPr>
+              <w:spacing w:before="60" w:after="60"/>
+            </w:pPr>
+            <w:r>
+              <w:rPr>
+                <w:rFonts w:ascii="Times New Roman" w:hAnsi="Times New Roman"/>
+                <w:sz w:val="22"/>
+              </w:rPr>
+              <w:t>Quản trị</w:t>
+            </w:r>
+          </w:p>
+        </w:tc>
+        <w:tc>
+          <w:tcPr>
+            <w:tcW w:w="2400" w:type="dxa"/>
+            <w:tcBorders>
+              <w:top w:val="single" w:sz="4" w:space="0" w:color="CCCCCC"/>
+              <w:bottom w:val="single" w:sz="4" w:space="0" w:color="CCCCCC"/>
+            </w:tcBorders>
+          </w:tcPr>
+          <w:p>
+            <w:pPr>
+              <w:spacing w:before="60" w:after="60"/>
+            </w:pPr>
+            <w:r>
+              <w:rPr>
+                <w:rFonts w:ascii="Times New Roman" w:hAnsi="Times New Roman"/>
+                <w:sz w:val="22"/>
+              </w:rPr>
+              <w:t>Thêm thiết bị điện tử mới</w:t>
+            </w:r>
+          </w:p>
+        </w:tc>
+        <w:tc>
+          <w:tcPr>
+            <w:tcW w:w="2400" w:type="dxa"/>
+            <w:tcBorders>
+              <w:top w:val="single" w:sz="4" w:space="0" w:color="CCCCCC"/>
+              <w:bottom w:val="single" w:sz="4" w:space="0" w:color="CCCCCC"/>
+            </w:tcBorders>
+          </w:tcPr>
+          <w:p>
+            <w:pPr>
+              <w:spacing w:before="60" w:after="60"/>
+            </w:pPr>
+            <w:r>
+              <w:rPr>
+                <w:rFonts w:ascii="Times New Roman" w:hAnsi="Times New Roman"/>
+                <w:sz w:val="22"/>
+              </w:rPr>
+              <w:t>Nhập tên, giá, hãng, danh mục, specs</w:t>
+            </w:r>
+          </w:p>
+        </w:tc>
+        <w:tc>
+          <w:tcPr>
+            <w:tcW w:w="2400" w:type="dxa"/>
+            <w:tcBorders>
+              <w:top w:val="single" w:sz="4" w:space="0" w:color="CCCCCC"/>
+              <w:bottom w:val="single" w:sz="4" w:space="0" w:color="CCCCCC"/>
+            </w:tcBorders>
+          </w:tcPr>
+          <w:p>
+            <w:pPr>
+              <w:spacing w:before="60" w:after="60"/>
+            </w:pPr>
+            <w:r>
+              <w:rPr>
+                <w:rFonts w:ascii="Times New Roman" w:hAnsi="Times New Roman"/>
+                <w:sz w:val="22"/>
+              </w:rPr>
+              <w:t>Thiết bị xuất hiện ngay trên trang danh mục</w:t>
             </w:r>
           </w:p>
         </w:tc>
@@ -11287,7 +11552,7 @@
                 <w:rFonts w:ascii="Times New Roman" w:hAnsi="Times New Roman"/>
                 <w:sz w:val="22"/>
               </w:rPr>
-              <w:t>**TC18**</w:t>
+              <w:t>**TC19**</w:t>
             </w:r>
           </w:p>
         </w:tc>
@@ -11329,49 +11594,49 @@
                 <w:rFonts w:ascii="Times New Roman" w:hAnsi="Times New Roman"/>
                 <w:sz w:val="22"/>
               </w:rPr>
-              <w:t>Thêm thiết bị điện tử mới</w:t>
-            </w:r>
-          </w:p>
-        </w:tc>
-        <w:tc>
-          <w:tcPr>
-            <w:tcW w:w="2400" w:type="dxa"/>
-            <w:tcBorders>
-              <w:top w:val="single" w:sz="4" w:space="0" w:color="CCCCCC"/>
-              <w:bottom w:val="single" w:sz="4" w:space="0" w:color="CCCCCC"/>
-            </w:tcBorders>
-          </w:tcPr>
-          <w:p>
-            <w:pPr>
-              <w:spacing w:before="60" w:after="60"/>
-            </w:pPr>
-            <w:r>
-              <w:rPr>
-                <w:rFonts w:ascii="Times New Roman" w:hAnsi="Times New Roman"/>
-                <w:sz w:val="22"/>
-              </w:rPr>
-              <w:t>Nhập tên, giá, hãng, danh mục, specs</w:t>
-            </w:r>
-          </w:p>
-        </w:tc>
-        <w:tc>
-          <w:tcPr>
-            <w:tcW w:w="2400" w:type="dxa"/>
-            <w:tcBorders>
-              <w:top w:val="single" w:sz="4" w:space="0" w:color="CCCCCC"/>
-              <w:bottom w:val="single" w:sz="4" w:space="0" w:color="CCCCCC"/>
-            </w:tcBorders>
-          </w:tcPr>
-          <w:p>
-            <w:pPr>
-              <w:spacing w:before="60" w:after="60"/>
-            </w:pPr>
-            <w:r>
-              <w:rPr>
-                <w:rFonts w:ascii="Times New Roman" w:hAnsi="Times New Roman"/>
-                <w:sz w:val="22"/>
-              </w:rPr>
-              <w:t>Thiết bị xuất hiện ngay trên trang danh mục</w:t>
+              <w:t>Cập nhật trạng thái đơn hàng</w:t>
+            </w:r>
+          </w:p>
+        </w:tc>
+        <w:tc>
+          <w:tcPr>
+            <w:tcW w:w="2400" w:type="dxa"/>
+            <w:tcBorders>
+              <w:top w:val="single" w:sz="4" w:space="0" w:color="CCCCCC"/>
+              <w:bottom w:val="single" w:sz="4" w:space="0" w:color="CCCCCC"/>
+            </w:tcBorders>
+          </w:tcPr>
+          <w:p>
+            <w:pPr>
+              <w:spacing w:before="60" w:after="60"/>
+            </w:pPr>
+            <w:r>
+              <w:rPr>
+                <w:rFonts w:ascii="Times New Roman" w:hAnsi="Times New Roman"/>
+                <w:sz w:val="22"/>
+              </w:rPr>
+              <w:t>Đổi trạng thái sang "shipping"</w:t>
+            </w:r>
+          </w:p>
+        </w:tc>
+        <w:tc>
+          <w:tcPr>
+            <w:tcW w:w="2400" w:type="dxa"/>
+            <w:tcBorders>
+              <w:top w:val="single" w:sz="4" w:space="0" w:color="CCCCCC"/>
+              <w:bottom w:val="single" w:sz="4" w:space="0" w:color="CCCCCC"/>
+            </w:tcBorders>
+          </w:tcPr>
+          <w:p>
+            <w:pPr>
+              <w:spacing w:before="60" w:after="60"/>
+            </w:pPr>
+            <w:r>
+              <w:rPr>
+                <w:rFonts w:ascii="Times New Roman" w:hAnsi="Times New Roman"/>
+                <w:sz w:val="22"/>
+              </w:rPr>
+              <w:t>Cập nhật cơ sở dữ liệu, timeline hiển thị đang giao</w:t>
             </w:r>
           </w:p>
         </w:tc>
@@ -11421,91 +11686,91 @@
                 <w:rFonts w:ascii="Times New Roman" w:hAnsi="Times New Roman"/>
                 <w:sz w:val="22"/>
               </w:rPr>
-              <w:t>**TC19**</w:t>
-            </w:r>
-          </w:p>
-        </w:tc>
-        <w:tc>
-          <w:tcPr>
-            <w:tcW w:w="2400" w:type="dxa"/>
-            <w:tcBorders>
-              <w:top w:val="single" w:sz="4" w:space="0" w:color="CCCCCC"/>
-              <w:bottom w:val="single" w:sz="4" w:space="0" w:color="CCCCCC"/>
-            </w:tcBorders>
-          </w:tcPr>
-          <w:p>
-            <w:pPr>
-              <w:spacing w:before="60" w:after="60"/>
-            </w:pPr>
-            <w:r>
-              <w:rPr>
-                <w:rFonts w:ascii="Times New Roman" w:hAnsi="Times New Roman"/>
-                <w:sz w:val="22"/>
-              </w:rPr>
-              <w:t>Quản trị</w:t>
-            </w:r>
-          </w:p>
-        </w:tc>
-        <w:tc>
-          <w:tcPr>
-            <w:tcW w:w="2400" w:type="dxa"/>
-            <w:tcBorders>
-              <w:top w:val="single" w:sz="4" w:space="0" w:color="CCCCCC"/>
-              <w:bottom w:val="single" w:sz="4" w:space="0" w:color="CCCCCC"/>
-            </w:tcBorders>
-          </w:tcPr>
-          <w:p>
-            <w:pPr>
-              <w:spacing w:before="60" w:after="60"/>
-            </w:pPr>
-            <w:r>
-              <w:rPr>
-                <w:rFonts w:ascii="Times New Roman" w:hAnsi="Times New Roman"/>
-                <w:sz w:val="22"/>
-              </w:rPr>
-              <w:t>Cập nhật trạng thái đơn hàng</w:t>
-            </w:r>
-          </w:p>
-        </w:tc>
-        <w:tc>
-          <w:tcPr>
-            <w:tcW w:w="2400" w:type="dxa"/>
-            <w:tcBorders>
-              <w:top w:val="single" w:sz="4" w:space="0" w:color="CCCCCC"/>
-              <w:bottom w:val="single" w:sz="4" w:space="0" w:color="CCCCCC"/>
-            </w:tcBorders>
-          </w:tcPr>
-          <w:p>
-            <w:pPr>
-              <w:spacing w:before="60" w:after="60"/>
-            </w:pPr>
-            <w:r>
-              <w:rPr>
-                <w:rFonts w:ascii="Times New Roman" w:hAnsi="Times New Roman"/>
-                <w:sz w:val="22"/>
-              </w:rPr>
-              <w:t>Đổi trạng thái sang "shipping"</w:t>
-            </w:r>
-          </w:p>
-        </w:tc>
-        <w:tc>
-          <w:tcPr>
-            <w:tcW w:w="2400" w:type="dxa"/>
-            <w:tcBorders>
-              <w:top w:val="single" w:sz="4" w:space="0" w:color="CCCCCC"/>
-              <w:bottom w:val="single" w:sz="4" w:space="0" w:color="CCCCCC"/>
-            </w:tcBorders>
-          </w:tcPr>
-          <w:p>
-            <w:pPr>
-              <w:spacing w:before="60" w:after="60"/>
-            </w:pPr>
-            <w:r>
-              <w:rPr>
-                <w:rFonts w:ascii="Times New Roman" w:hAnsi="Times New Roman"/>
-                <w:sz w:val="22"/>
-              </w:rPr>
-              <w:t>Cập nhật cơ sở dữ liệu, timeline hiển thị đang giao</w:t>
+              <w:t>**TC20**</w:t>
+            </w:r>
+          </w:p>
+        </w:tc>
+        <w:tc>
+          <w:tcPr>
+            <w:tcW w:w="2400" w:type="dxa"/>
+            <w:tcBorders>
+              <w:top w:val="single" w:sz="4" w:space="0" w:color="CCCCCC"/>
+              <w:bottom w:val="single" w:sz="4" w:space="0" w:color="CCCCCC"/>
+            </w:tcBorders>
+          </w:tcPr>
+          <w:p>
+            <w:pPr>
+              <w:spacing w:before="60" w:after="60"/>
+            </w:pPr>
+            <w:r>
+              <w:rPr>
+                <w:rFonts w:ascii="Times New Roman" w:hAnsi="Times New Roman"/>
+                <w:sz w:val="22"/>
+              </w:rPr>
+              <w:t>Chịu lỗi</w:t>
+            </w:r>
+          </w:p>
+        </w:tc>
+        <w:tc>
+          <w:tcPr>
+            <w:tcW w:w="2400" w:type="dxa"/>
+            <w:tcBorders>
+              <w:top w:val="single" w:sz="4" w:space="0" w:color="CCCCCC"/>
+              <w:bottom w:val="single" w:sz="4" w:space="0" w:color="CCCCCC"/>
+            </w:tcBorders>
+          </w:tcPr>
+          <w:p>
+            <w:pPr>
+              <w:spacing w:before="60" w:after="60"/>
+            </w:pPr>
+            <w:r>
+              <w:rPr>
+                <w:rFonts w:ascii="Times New Roman" w:hAnsi="Times New Roman"/>
+                <w:sz w:val="22"/>
+              </w:rPr>
+              <w:t>Tắt dịch vụ Rust Engine</w:t>
+            </w:r>
+          </w:p>
+        </w:tc>
+        <w:tc>
+          <w:tcPr>
+            <w:tcW w:w="2400" w:type="dxa"/>
+            <w:tcBorders>
+              <w:top w:val="single" w:sz="4" w:space="0" w:color="CCCCCC"/>
+              <w:bottom w:val="single" w:sz="4" w:space="0" w:color="CCCCCC"/>
+            </w:tcBorders>
+          </w:tcPr>
+          <w:p>
+            <w:pPr>
+              <w:spacing w:before="60" w:after="60"/>
+            </w:pPr>
+            <w:r>
+              <w:rPr>
+                <w:rFonts w:ascii="Times New Roman" w:hAnsi="Times New Roman"/>
+                <w:sz w:val="22"/>
+              </w:rPr>
+              <w:t>Gửi yêu cầu tìm kiếm khi Rust offline</w:t>
+            </w:r>
+          </w:p>
+        </w:tc>
+        <w:tc>
+          <w:tcPr>
+            <w:tcW w:w="2400" w:type="dxa"/>
+            <w:tcBorders>
+              <w:top w:val="single" w:sz="4" w:space="0" w:color="CCCCCC"/>
+              <w:bottom w:val="single" w:sz="4" w:space="0" w:color="CCCCCC"/>
+            </w:tcBorders>
+          </w:tcPr>
+          <w:p>
+            <w:pPr>
+              <w:spacing w:before="60" w:after="60"/>
+            </w:pPr>
+            <w:r>
+              <w:rPr>
+                <w:rFonts w:ascii="Times New Roman" w:hAnsi="Times New Roman"/>
+                <w:sz w:val="22"/>
+              </w:rPr>
+              <w:t>Tự động chuyển sang PHP Fallback, kết quả vẫn chính xác</w:t>
             </w:r>
           </w:p>
         </w:tc>
@@ -11527,6 +11792,519 @@
                 <w:sz w:val="22"/>
               </w:rPr>
               <w:t>**Đạt**</w:t>
+            </w:r>
+          </w:p>
+        </w:tc>
+      </w:tr>
+    </w:tbl>
+    <w:p>
+      <w:pPr>
+        <w:jc w:val="both"/>
+        <w:spacing w:line="360" w:lineRule="auto" w:after="100"/>
+      </w:pPr>
+      <w:r>
+        <w:rPr>
+          <w:rFonts w:ascii="Times New Roman" w:hAnsi="Times New Roman"/>
+          <w:sz w:val="26"/>
+        </w:rPr>
+        <w:t>*Toàn bộ 20/20 Test Cases chức năng và 20/20 ca kiểm thử tự động hóa đều đạt kết quả mong đợi (100% Pass).*</w:t>
+      </w:r>
+    </w:p>
+    <w:p>
+      <w:pPr>
+        <w:pStyle w:val="Heading1"/>
+        <w:spacing w:before="300" w:after="120"/>
+      </w:pPr>
+      <w:r>
+        <w:rPr>
+          <w:rFonts w:ascii="Times New Roman" w:hAnsi="Times New Roman"/>
+          <w:b/>
+          <w:color w:val="1E3A8A"/>
+          <w:sz w:val="32"/>
+        </w:rPr>
+        <w:t>4.5. Đánh giá và so sánh thực nghiệm hiệu năng (Benchmark PHP Fallback vs Rust Engine)</w:t>
+      </w:r>
+    </w:p>
+    <w:p>
+      <w:pPr>
+        <w:pStyle w:val="Heading2"/>
+        <w:spacing w:before="200" w:after="80"/>
+      </w:pPr>
+      <w:r>
+        <w:rPr>
+          <w:rFonts w:ascii="Times New Roman" w:hAnsi="Times New Roman"/>
+          <w:b/>
+          <w:color w:val="2563EB"/>
+          <w:sz w:val="26"/>
+        </w:rPr>
+        <w:t>4.5.1. Phương pháp luận và kịch bản thực nghiệm</w:t>
+      </w:r>
+    </w:p>
+    <w:p>
+      <w:pPr>
+        <w:jc w:val="both"/>
+        <w:spacing w:line="360" w:lineRule="auto" w:after="100"/>
+      </w:pPr>
+      <w:r>
+        <w:rPr>
+          <w:rFonts w:ascii="Times New Roman" w:hAnsi="Times New Roman"/>
+          <w:sz w:val="26"/>
+        </w:rPr>
+        <w:t>Để đánh giá khoa học và minh bạch vai trò của dịch vụ tính toán chuyên biệt trong kiến trúc Hybrid, đồ án xây dựng kịch bản đo lường thực nghiệm độc lập thông qua công cụ `scripts/benchmark.php`.</w:t>
+      </w:r>
+    </w:p>
+    <w:p>
+      <w:pPr>
+        <w:jc w:val="both"/>
+        <w:spacing w:line="360" w:lineRule="auto" w:after="100"/>
+      </w:pPr>
+      <w:r>
+        <w:rPr>
+          <w:rFonts w:ascii="Times New Roman" w:hAnsi="Times New Roman"/>
+          <w:sz w:val="26"/>
+        </w:rPr>
+        <w:t>Về mặt kiến trúc, đồ án làm rõ rằng luồng xử lý không phải là "Rust truy cập trực tiếp cơ sở dữ liệu", mà là mô hình ủy nhiệm vi dịch vụ (Microservice Delegation):</w:t>
+      </w:r>
+    </w:p>
+    <w:p>
+      <w:pPr>
+        <w:jc w:val="both"/>
+        <w:spacing w:line="360" w:lineRule="auto" w:after="100"/>
+      </w:pPr>
+      <w:r>
+        <w:rPr>
+          <w:rFonts w:ascii="Times New Roman" w:hAnsi="Times New Roman"/>
+          <w:sz w:val="26"/>
+        </w:rPr>
+        <w:t>$$\text{PHP Web App} \xrightarrow[\text{JSON}]{\text{HTTP Loopback}} \text{Rust Engine} \xrightarrow[\text{JSON}]{\text{HTTP Loopback}} \text{PHP Web App}$$</w:t>
+      </w:r>
+    </w:p>
+    <w:p>
+      <w:pPr>
+        <w:jc w:val="both"/>
+        <w:spacing w:line="360" w:lineRule="auto" w:after="100"/>
+      </w:pPr>
+      <w:r>
+        <w:rPr>
+          <w:rFonts w:ascii="Times New Roman" w:hAnsi="Times New Roman"/>
+          <w:sz w:val="26"/>
+        </w:rPr>
+        <w:t>Do đó, việc đánh giá hiệu năng bắt buộc phải phân định rạch ròi giữa hai khái niệm:</w:t>
+      </w:r>
+    </w:p>
+    <w:p>
+      <w:pPr>
+        <w:jc w:val="both"/>
+        <w:spacing w:line="360" w:lineRule="auto" w:after="100"/>
+      </w:pPr>
+      <w:r>
+        <w:rPr>
+          <w:rFonts w:ascii="Times New Roman" w:hAnsi="Times New Roman"/>
+          <w:sz w:val="26"/>
+        </w:rPr>
+        <w:t>1. **Độ trễ thuật toán vi mô thuần CPU (In-Memory Algorithmic Latency):** Thời gian CPU thuần túy để thực thi logic thuật toán (Levenshtein, Cosine Similarity, Hồi quy tuyến tính) trực tiếp trên bộ nhớ RAM.</w:t>
+      </w:r>
+    </w:p>
+    <w:p>
+      <w:pPr>
+        <w:jc w:val="both"/>
+        <w:spacing w:line="360" w:lineRule="auto" w:after="100"/>
+      </w:pPr>
+      <w:r>
+        <w:rPr>
+          <w:rFonts w:ascii="Times New Roman" w:hAnsi="Times New Roman"/>
+          <w:sz w:val="26"/>
+        </w:rPr>
+        <w:t>2. **Độ trễ toàn trình yêu cầu qua mạng nội bộ (End-to-End Request Latency):** Tổng thời gian từ khi PHP bắt đầu đóng gói payload mảng thành JSON, truyền tải qua giao diện Loopback `127.0.0.1:5000`, dịch vụ Rust giải tuần tự hóa (`serde_json`), thực thi thuật toán, đóng gói kết quả trả về và PHP giải mã JSON thành mảng.</w:t>
+      </w:r>
+    </w:p>
+    <w:p>
+      <w:pPr>
+        <w:pStyle w:val="Heading2"/>
+        <w:spacing w:before="200" w:after="80"/>
+      </w:pPr>
+      <w:r>
+        <w:rPr>
+          <w:rFonts w:ascii="Times New Roman" w:hAnsi="Times New Roman"/>
+          <w:b/>
+          <w:color w:val="2563EB"/>
+          <w:sz w:val="26"/>
+        </w:rPr>
+        <w:t>4.5.2. Kết quả đo lường vi mô và phân tích thuật toán</w:t>
+      </w:r>
+    </w:p>
+    <w:p>
+      <w:pPr>
+        <w:jc w:val="both"/>
+        <w:spacing w:line="360" w:lineRule="auto" w:after="100"/>
+      </w:pPr>
+      <w:r>
+        <w:rPr>
+          <w:rFonts w:ascii="Times New Roman" w:hAnsi="Times New Roman"/>
+          <w:sz w:val="26"/>
+        </w:rPr>
+        <w:t>Kết quả benchmark nội bộ thực hiện qua công cụ `scripts/benchmark.php` cho thấy Rust đặc biệt phù hợp cho các tác vụ tính toán CPU-bound nặng; hiệu năng thực tế phụ thuộc quy mô tập dữ liệu, cấu hình CPU, cờ tối ưu của trình biên dịch và chi phí overhead giao tiếp HTTP:</w:t>
+      </w:r>
+    </w:p>
+    <w:p>
+      <w:pPr>
+        <w:ind w:left="400"/>
+        <w:spacing w:before="40" w:after="40"/>
+      </w:pPr>
+      <w:r>
+        <w:rPr>
+          <w:rFonts w:ascii="Times New Roman" w:hAnsi="Times New Roman"/>
+          <w:sz w:val="24"/>
+        </w:rPr>
+        <w:t>• **Thuật toán tìm kiếm xấp xỉ chuỗi (Fuzzy Search - Levenshtein &amp; Token Matching):**</w:t>
+      </w:r>
+    </w:p>
+    <w:p>
+      <w:pPr>
+        <w:ind w:left="400"/>
+        <w:spacing w:before="40" w:after="40"/>
+      </w:pPr>
+      <w:r>
+        <w:rPr>
+          <w:rFonts w:ascii="Times New Roman" w:hAnsi="Times New Roman"/>
+          <w:sz w:val="24"/>
+        </w:rPr>
+        <w:t>• *Về mặt thuật toán thuần CPU:* Thuật toán viết bằng Rust được biên dịch mã máy bản địa (Native Machine Code) với cờ tối ưu hóa giải phóng hoàn toàn chi phí runtime garbage collection, cho tốc độ đối sánh ký tự và duyệt chuỗi rất nhanh. Trong khi đó, PHP Fallback chạy trên máy ảo Zend VM thông dịch mảng liên kết (hash table), có thời gian tính toán thuật toán cao hơn đáng kể.</w:t>
+      </w:r>
+    </w:p>
+    <w:p>
+      <w:pPr>
+        <w:ind w:left="400"/>
+        <w:spacing w:before="40" w:after="40"/>
+      </w:pPr>
+      <w:r>
+        <w:rPr>
+          <w:rFonts w:ascii="Times New Roman" w:hAnsi="Times New Roman"/>
+          <w:sz w:val="24"/>
+        </w:rPr>
+        <w:t>• *Về mặt ứng dụng thực tế:* Với tập dữ liệu nhỏ dưới 100 sản phẩm, sự chênh lệch thời gian thuật toán là không đáng kể so với chi phí đóng gói JSON. Tuy nhiên, khi mở rộng tập dữ liệu lên hàng nghìn thiết bị và nhiều thuộc tính mờ phức tạp, thuật toán trên Rust thể hiện tính ổn định vượt trội và không gây nghẽn tiến trình web chính.</w:t>
+      </w:r>
+    </w:p>
+    <w:p>
+      <w:pPr>
+        <w:ind w:left="400"/>
+        <w:spacing w:before="40" w:after="40"/>
+      </w:pPr>
+      <w:r>
+        <w:rPr>
+          <w:rFonts w:ascii="Times New Roman" w:hAnsi="Times New Roman"/>
+          <w:sz w:val="24"/>
+        </w:rPr>
+        <w:t>• **Tính toán ma trận độ tương đồng Cosine (Cosine Similarity Vector Space):**</w:t>
+      </w:r>
+    </w:p>
+    <w:p>
+      <w:pPr>
+        <w:ind w:left="400"/>
+        <w:spacing w:before="40" w:after="40"/>
+      </w:pPr>
+      <w:r>
+        <w:rPr>
+          <w:rFonts w:ascii="Times New Roman" w:hAnsi="Times New Roman"/>
+          <w:sz w:val="24"/>
+        </w:rPr>
+        <w:t>• *Về mặt thuật toán thuần CPU:* Các phép nhân vô hướng vector và chuẩn hóa độ dài vector $\vec{A} \cdot \vec{B} / (\|\vec{A}\| \|\vec{B}\|)$ được trình biên dịch `rustc` tự động tối ưu hóa tận dụng tập lệnh vector SIMD của vi xử lý. PHP Fallback phải dùng các vòng lặp lồng duyệt thuộc tính, tiêu tốn nhiều chu kỳ CPU hơn.</w:t>
+      </w:r>
+    </w:p>
+    <w:p>
+      <w:pPr>
+        <w:ind w:left="400"/>
+        <w:spacing w:before="40" w:after="40"/>
+      </w:pPr>
+      <w:r>
+        <w:rPr>
+          <w:rFonts w:ascii="Times New Roman" w:hAnsi="Times New Roman"/>
+          <w:sz w:val="24"/>
+        </w:rPr>
+        <w:t>• **Phân tích dữ liệu kinh doanh (Hồi quy tuyến tính &amp; Phân loại Pareto ABC):**</w:t>
+      </w:r>
+    </w:p>
+    <w:p>
+      <w:pPr>
+        <w:ind w:left="400"/>
+        <w:spacing w:before="40" w:after="40"/>
+      </w:pPr>
+      <w:r>
+        <w:rPr>
+          <w:rFonts w:ascii="Times New Roman" w:hAnsi="Times New Roman"/>
+          <w:sz w:val="24"/>
+        </w:rPr>
+        <w:t>• *Về mặt thuật toán thuần CPU:* Các thao tác sắp xếp $O(N \log N)$ và tính toán bình phương tối thiểu $O(N)$ diễn ra với chi phí cấp phát bộ nhớ cực thấp trên Rust, trong khi PHP cần duy trì cấu trúc mảng zval tiêu tốn nhiều bộ nhớ RAM hơn.</w:t>
+      </w:r>
+    </w:p>
+    <w:p>
+      <w:pPr>
+        <w:pStyle w:val="Heading2"/>
+        <w:spacing w:before="200" w:after="80"/>
+      </w:pPr>
+      <w:r>
+        <w:rPr>
+          <w:rFonts w:ascii="Times New Roman" w:hAnsi="Times New Roman"/>
+          <w:b/>
+          <w:color w:val="2563EB"/>
+          <w:sz w:val="26"/>
+        </w:rPr>
+        <w:t>4.5.3. Phân tích phân rã độ trễ yêu cầu Web thực tế (End-to-End Latency Breakdown)</w:t>
+      </w:r>
+    </w:p>
+    <w:p>
+      <w:pPr>
+        <w:jc w:val="both"/>
+        <w:spacing w:line="360" w:lineRule="auto" w:after="100"/>
+      </w:pPr>
+      <w:r>
+        <w:rPr>
+          <w:rFonts w:ascii="Times New Roman" w:hAnsi="Times New Roman"/>
+          <w:sz w:val="26"/>
+        </w:rPr>
+        <w:t>Trong môi trường thực tế của một website thương mại điện tử, việc sử dụng Rust không nên được tuyên bố chung chung là "làm toàn bộ website nhanh hơn", mà cần được định vị chính xác về mặt kiến trúc phần mềm:</w:t>
+      </w:r>
+    </w:p>
+    <w:p>
+      <w:pPr>
+        <w:jc w:val="both"/>
+        <w:spacing w:line="360" w:lineRule="auto" w:after="100"/>
+      </w:pPr>
+      <w:r>
+        <w:rPr>
+          <w:rFonts w:ascii="Times New Roman" w:hAnsi="Times New Roman"/>
+          <w:sz w:val="26"/>
+        </w:rPr>
+        <w:t>&gt; **"Rust được sử dụng để tối ưu hóa các tác vụ tính toán CPU-bound phức tạp, trong khi PHP đảm nhiệm trọn vẹn vai trò Web Application và xử lý các quy tắc nghiệp vụ thương mại điện tử."**</w:t>
+      </w:r>
+    </w:p>
+    <w:p>
+      <w:pPr>
+        <w:jc w:val="both"/>
+        <w:spacing w:line="360" w:lineRule="auto" w:after="100"/>
+      </w:pPr>
+      <w:r>
+        <w:rPr>
+          <w:rFonts w:ascii="Times New Roman" w:hAnsi="Times New Roman"/>
+          <w:sz w:val="26"/>
+        </w:rPr>
+        <w:t>Khi đo lường độ trễ toàn trình (End-to-End Latency) qua HTTP Loopback:</w:t>
+      </w:r>
+    </w:p>
+    <w:p>
+      <w:pPr>
+        <w:jc w:val="both"/>
+        <w:spacing w:line="360" w:lineRule="auto" w:after="100"/>
+      </w:pPr>
+      <w:r>
+        <w:rPr>
+          <w:rFonts w:ascii="Times New Roman" w:hAnsi="Times New Roman"/>
+          <w:sz w:val="26"/>
+        </w:rPr>
+        <w:t>1. **Truy vấn cơ sở dữ liệu (Database Query Latency):** Thời gian truy vấn dữ liệu từ MySQL/SQLite qua PDO.</w:t>
+      </w:r>
+    </w:p>
+    <w:p>
+      <w:pPr>
+        <w:jc w:val="both"/>
+        <w:spacing w:line="360" w:lineRule="auto" w:after="100"/>
+      </w:pPr>
+      <w:r>
+        <w:rPr>
+          <w:rFonts w:ascii="Times New Roman" w:hAnsi="Times New Roman"/>
+          <w:sz w:val="26"/>
+        </w:rPr>
+        <w:t>2. **Chi phí tuần tự hóa và mạng cục bộ (Serialization &amp; Loopback Overhead):** Chuyển đổi dữ liệu PHP sang JSON, truyền qua socket `127.0.0.1:5000` và Rust deserialize struct.</w:t>
+      </w:r>
+    </w:p>
+    <w:p>
+      <w:pPr>
+        <w:jc w:val="both"/>
+        <w:spacing w:line="360" w:lineRule="auto" w:after="100"/>
+      </w:pPr>
+      <w:r>
+        <w:rPr>
+          <w:rFonts w:ascii="Times New Roman" w:hAnsi="Times New Roman"/>
+          <w:sz w:val="26"/>
+        </w:rPr>
+        <w:t>3. **Thời gian tính toán lõi của Rust Engine:** Thời gian thực thi thuật toán nội tại của Rust.</w:t>
+      </w:r>
+    </w:p>
+    <w:p>
+      <w:pPr>
+        <w:jc w:val="both"/>
+        <w:spacing w:line="360" w:lineRule="auto" w:after="100"/>
+      </w:pPr>
+      <w:r>
+        <w:rPr>
+          <w:rFonts w:ascii="Times New Roman" w:hAnsi="Times New Roman"/>
+          <w:sz w:val="26"/>
+        </w:rPr>
+        <w:t>4. **Dựng giao diện và phản hồi (PHP View Rendering):** Thời gian PHP tạo mã HTML trả về trình duyệt.</w:t>
+      </w:r>
+    </w:p>
+    <w:p>
+      <w:pPr>
+        <w:jc w:val="both"/>
+        <w:spacing w:line="360" w:lineRule="auto" w:after="100"/>
+      </w:pPr>
+      <w:r>
+        <w:rPr>
+          <w:rFonts w:ascii="Times New Roman" w:hAnsi="Times New Roman"/>
+          <w:sz w:val="26"/>
+        </w:rPr>
+        <w:t>Lợi ích kiến trúc cốt lõi của giải pháp Hybrid này bao gồm:</w:t>
+      </w:r>
+    </w:p>
+    <w:p>
+      <w:pPr>
+        <w:ind w:left="400"/>
+        <w:spacing w:before="40" w:after="40"/>
+      </w:pPr>
+      <w:r>
+        <w:rPr>
+          <w:rFonts w:ascii="Times New Roman" w:hAnsi="Times New Roman"/>
+          <w:sz w:val="24"/>
+        </w:rPr>
+        <w:t>• **Giải phóng luồng máy chủ Web (Offloading CPU-bound tasks):** Tách biệt việc tính toán ma trận nặng ra khỏi tiến trình phục vụ web PHP, giữ cho PHP Web Server luôn sẵn sàng tiếp nhận lượng lớn kết nối đồng thời từ khách hàng khác.</w:t>
+      </w:r>
+    </w:p>
+    <w:p>
+      <w:pPr>
+        <w:ind w:left="400"/>
+        <w:spacing w:before="40" w:after="40"/>
+      </w:pPr>
+      <w:r>
+        <w:rPr>
+          <w:rFonts w:ascii="Times New Roman" w:hAnsi="Times New Roman"/>
+          <w:sz w:val="24"/>
+        </w:rPr>
+        <w:t>• **Khả năng chịu lỗi cao (Fault-Tolerance &amp; Resilience):** Nhờ cơ chế Graceful Fallback tích hợp trong `RustEngineService`, nếu tiến trình Rust gặp sự cố hoặc ngoại tuyến, hệ thống tự động chuyển sang thuật toán dự phòng nội bộ của PHP, đảm bảo độ sẵn sàng dịch vụ liên tục mà người dùng không gặp trang trắng lỗi.</w:t>
+      </w:r>
+    </w:p>
+    <w:p>
+      <w:pPr>
+        <w:jc w:val="both"/>
+        <w:spacing w:line="360" w:lineRule="auto" w:after="100"/>
+      </w:pPr>
+      <w:r>
+        <w:rPr>
+          <w:rFonts w:ascii="Times New Roman" w:hAnsi="Times New Roman"/>
+          <w:sz w:val="26"/>
+        </w:rPr>
+        <w:t>---</w:t>
+      </w:r>
+    </w:p>
+    <w:p>
+      <w:pPr>
+        <w:pStyle w:val="Title"/>
+        <w:jc w:val="center"/>
+        <w:spacing w:before="240" w:after="240"/>
+      </w:pPr>
+      <w:r>
+        <w:rPr>
+          <w:rFonts w:ascii="Times New Roman" w:hAnsi="Times New Roman"/>
+          <w:b/>
+          <w:color w:val="0F172A"/>
+          <w:sz w:val="40"/>
+        </w:rPr>
+        <w:t>CHƯƠNG 5: ĐÁNH GIÁ, KẾT LUẬN VÀ HƯỚNG PHÁT TRIỂN</w:t>
+      </w:r>
+    </w:p>
+    <w:p>
+      <w:pPr>
+        <w:pStyle w:val="Heading1"/>
+        <w:spacing w:before="300" w:after="120"/>
+      </w:pPr>
+      <w:r>
+        <w:rPr>
+          <w:rFonts w:ascii="Times New Roman" w:hAnsi="Times New Roman"/>
+          <w:b/>
+          <w:color w:val="1E3A8A"/>
+          <w:sz w:val="32"/>
+        </w:rPr>
+        <w:t>5.1. Đánh giá kết quả đạt được đối chiếu với mục tiêu ban đầu</w:t>
+      </w:r>
+    </w:p>
+    <w:p>
+      <w:pPr>
+        <w:jc w:val="both"/>
+        <w:spacing w:line="360" w:lineRule="auto" w:after="100"/>
+      </w:pPr>
+      <w:r>
+        <w:rPr>
+          <w:rFonts w:ascii="Times New Roman" w:hAnsi="Times New Roman"/>
+          <w:sz w:val="26"/>
+        </w:rPr>
+        <w:t>Đối chiếu với các mục tiêu đề ra tại Chương 1, đồ án đã hoàn thành đầy đủ các yêu cầu kỹ thuật và nghiệp vụ trọng tâm:</w:t>
+      </w:r>
+    </w:p>
+    <w:tbl>
+      <w:tblPr>
+        <w:tblW w:w="9600" w:type="dxa"/>
+        <w:jc w:val="center"/>
+      </w:tblPr>
+      <w:tr>
+        <w:tc>
+          <w:tcPr>
+            <w:tcW w:w="2400" w:type="dxa"/>
+            <w:tcBorders>
+              <w:top w:val="single" w:sz="4" w:space="0" w:color="CCCCCC"/>
+              <w:bottom w:val="single" w:sz="4" w:space="0" w:color="CCCCCC"/>
+            </w:tcBorders>
+          </w:tcPr>
+          <w:p>
+            <w:pPr>
+              <w:spacing w:before="60" w:after="60"/>
+            </w:pPr>
+            <w:r>
+              <w:rPr>
+                <w:rFonts w:ascii="Times New Roman" w:hAnsi="Times New Roman"/>
+                <w:sz w:val="22"/>
+              </w:rPr>
+              <w:t>Mục tiêu đề ra</w:t>
+            </w:r>
+          </w:p>
+        </w:tc>
+        <w:tc>
+          <w:tcPr>
+            <w:tcW w:w="2400" w:type="dxa"/>
+            <w:tcBorders>
+              <w:top w:val="single" w:sz="4" w:space="0" w:color="CCCCCC"/>
+              <w:bottom w:val="single" w:sz="4" w:space="0" w:color="CCCCCC"/>
+            </w:tcBorders>
+          </w:tcPr>
+          <w:p>
+            <w:pPr>
+              <w:spacing w:before="60" w:after="60"/>
+            </w:pPr>
+            <w:r>
+              <w:rPr>
+                <w:rFonts w:ascii="Times New Roman" w:hAnsi="Times New Roman"/>
+                <w:sz w:val="22"/>
+              </w:rPr>
+              <w:t>Mức độ hoàn thành</w:t>
+            </w:r>
+          </w:p>
+        </w:tc>
+        <w:tc>
+          <w:tcPr>
+            <w:tcW w:w="2400" w:type="dxa"/>
+            <w:tcBorders>
+              <w:top w:val="single" w:sz="4" w:space="0" w:color="CCCCCC"/>
+              <w:bottom w:val="single" w:sz="4" w:space="0" w:color="CCCCCC"/>
+            </w:tcBorders>
+          </w:tcPr>
+          <w:p>
+            <w:pPr>
+              <w:spacing w:before="60" w:after="60"/>
+            </w:pPr>
+            <w:r>
+              <w:rPr>
+                <w:rFonts w:ascii="Times New Roman" w:hAnsi="Times New Roman"/>
+                <w:sz w:val="22"/>
+              </w:rPr>
+              <w:t>Kết quả minh chứng thực tế</w:t>
             </w:r>
           </w:p>
         </w:tc>
@@ -11555,612 +12333,49 @@
                 <w:rFonts w:ascii="Times New Roman" w:hAnsi="Times New Roman"/>
                 <w:sz w:val="22"/>
               </w:rPr>
-              <w:t>**TC20**</w:t>
-            </w:r>
-          </w:p>
-        </w:tc>
-        <w:tc>
-          <w:tcPr>
-            <w:tcW w:w="2400" w:type="dxa"/>
-            <w:tcBorders>
-              <w:top w:val="single" w:sz="4" w:space="0" w:color="CCCCCC"/>
-              <w:bottom w:val="single" w:sz="4" w:space="0" w:color="CCCCCC"/>
-            </w:tcBorders>
-          </w:tcPr>
-          <w:p>
-            <w:pPr>
-              <w:spacing w:before="60" w:after="60"/>
-            </w:pPr>
-            <w:r>
-              <w:rPr>
-                <w:rFonts w:ascii="Times New Roman" w:hAnsi="Times New Roman"/>
-                <w:sz w:val="22"/>
-              </w:rPr>
-              <w:t>Chịu lỗi</w:t>
-            </w:r>
-          </w:p>
-        </w:tc>
-        <w:tc>
-          <w:tcPr>
-            <w:tcW w:w="2400" w:type="dxa"/>
-            <w:tcBorders>
-              <w:top w:val="single" w:sz="4" w:space="0" w:color="CCCCCC"/>
-              <w:bottom w:val="single" w:sz="4" w:space="0" w:color="CCCCCC"/>
-            </w:tcBorders>
-          </w:tcPr>
-          <w:p>
-            <w:pPr>
-              <w:spacing w:before="60" w:after="60"/>
-            </w:pPr>
-            <w:r>
-              <w:rPr>
-                <w:rFonts w:ascii="Times New Roman" w:hAnsi="Times New Roman"/>
-                <w:sz w:val="22"/>
-              </w:rPr>
-              <w:t>Tắt dịch vụ Rust Engine</w:t>
-            </w:r>
-          </w:p>
-        </w:tc>
-        <w:tc>
-          <w:tcPr>
-            <w:tcW w:w="2400" w:type="dxa"/>
-            <w:tcBorders>
-              <w:top w:val="single" w:sz="4" w:space="0" w:color="CCCCCC"/>
-              <w:bottom w:val="single" w:sz="4" w:space="0" w:color="CCCCCC"/>
-            </w:tcBorders>
-          </w:tcPr>
-          <w:p>
-            <w:pPr>
-              <w:spacing w:before="60" w:after="60"/>
-            </w:pPr>
-            <w:r>
-              <w:rPr>
-                <w:rFonts w:ascii="Times New Roman" w:hAnsi="Times New Roman"/>
-                <w:sz w:val="22"/>
-              </w:rPr>
-              <w:t>Gửi yêu cầu tìm kiếm khi Rust offline</w:t>
-            </w:r>
-          </w:p>
-        </w:tc>
-        <w:tc>
-          <w:tcPr>
-            <w:tcW w:w="2400" w:type="dxa"/>
-            <w:tcBorders>
-              <w:top w:val="single" w:sz="4" w:space="0" w:color="CCCCCC"/>
-              <w:bottom w:val="single" w:sz="4" w:space="0" w:color="CCCCCC"/>
-            </w:tcBorders>
-          </w:tcPr>
-          <w:p>
-            <w:pPr>
-              <w:spacing w:before="60" w:after="60"/>
-            </w:pPr>
-            <w:r>
-              <w:rPr>
-                <w:rFonts w:ascii="Times New Roman" w:hAnsi="Times New Roman"/>
-                <w:sz w:val="22"/>
-              </w:rPr>
-              <w:t>Tự động chuyển sang PHP Fallback, kết quả vẫn chính xác</w:t>
-            </w:r>
-          </w:p>
-        </w:tc>
-        <w:tc>
-          <w:tcPr>
-            <w:tcW w:w="2400" w:type="dxa"/>
-            <w:tcBorders>
-              <w:top w:val="single" w:sz="4" w:space="0" w:color="CCCCCC"/>
-              <w:bottom w:val="single" w:sz="4" w:space="0" w:color="CCCCCC"/>
-            </w:tcBorders>
-          </w:tcPr>
-          <w:p>
-            <w:pPr>
-              <w:spacing w:before="60" w:after="60"/>
-            </w:pPr>
-            <w:r>
-              <w:rPr>
-                <w:rFonts w:ascii="Times New Roman" w:hAnsi="Times New Roman"/>
-                <w:sz w:val="22"/>
-              </w:rPr>
-              <w:t>**Đạt**</w:t>
-            </w:r>
-          </w:p>
-        </w:tc>
-      </w:tr>
-    </w:tbl>
-    <w:p>
-      <w:pPr>
-        <w:jc w:val="both"/>
-        <w:spacing w:line="360" w:lineRule="auto" w:after="100"/>
-      </w:pPr>
-      <w:r>
-        <w:rPr>
-          <w:rFonts w:ascii="Times New Roman" w:hAnsi="Times New Roman"/>
-          <w:sz w:val="26"/>
-        </w:rPr>
-        <w:t>*Toàn bộ 20/20 Test Cases chức năng và 20/20 ca kiểm thử tự động hóa đều đạt kết quả mong đợi (100% Pass).*</w:t>
-      </w:r>
-    </w:p>
-    <w:p>
-      <w:pPr>
-        <w:pStyle w:val="Heading1"/>
-        <w:spacing w:before="300" w:after="120"/>
-      </w:pPr>
-      <w:r>
-        <w:rPr>
-          <w:rFonts w:ascii="Times New Roman" w:hAnsi="Times New Roman"/>
-          <w:b/>
-          <w:color w:val="1E3A8A"/>
-          <w:sz w:val="32"/>
-        </w:rPr>
-        <w:t>4.5. Đánh giá và so sánh thực nghiệm hiệu năng (Benchmark PHP Fallback vs Rust Engine)</w:t>
-      </w:r>
-    </w:p>
-    <w:p>
-      <w:pPr>
-        <w:pStyle w:val="Heading2"/>
-        <w:spacing w:before="200" w:after="80"/>
-      </w:pPr>
-      <w:r>
-        <w:rPr>
-          <w:rFonts w:ascii="Times New Roman" w:hAnsi="Times New Roman"/>
-          <w:b/>
-          <w:color w:val="2563EB"/>
-          <w:sz w:val="26"/>
-        </w:rPr>
-        <w:t>4.5.1. Phương pháp luận và kịch bản thực nghiệm</w:t>
-      </w:r>
-    </w:p>
-    <w:p>
-      <w:pPr>
-        <w:jc w:val="both"/>
-        <w:spacing w:line="360" w:lineRule="auto" w:after="100"/>
-      </w:pPr>
-      <w:r>
-        <w:rPr>
-          <w:rFonts w:ascii="Times New Roman" w:hAnsi="Times New Roman"/>
-          <w:sz w:val="26"/>
-        </w:rPr>
-        <w:t>Để đánh giá khách quan và minh bạch sự chênh lệch hiệu năng giữa việc xử lý tính toán cục bộ bằng PHP thuần (PHP Fallback Engine) và việc ủy nhiệm tác vụ cho dịch vụ chuyên biệt (Rust High-Performance Engine), đồ án xây dựng kịch bản đo lường thực nghiệm độc lập thông qua script `scripts/benchmark.php`.</w:t>
-      </w:r>
-    </w:p>
-    <w:p>
-      <w:pPr>
-        <w:jc w:val="both"/>
-        <w:spacing w:line="360" w:lineRule="auto" w:after="100"/>
-      </w:pPr>
-      <w:r>
-        <w:rPr>
-          <w:rFonts w:ascii="Times New Roman" w:hAnsi="Times New Roman"/>
-          <w:sz w:val="26"/>
-        </w:rPr>
-        <w:t>Kịch bản thực nghiệm được thiết kế theo hai cấp độ:</w:t>
-      </w:r>
-    </w:p>
-    <w:p>
-      <w:pPr>
-        <w:jc w:val="both"/>
-        <w:spacing w:line="360" w:lineRule="auto" w:after="100"/>
-      </w:pPr>
-      <w:r>
-        <w:rPr>
-          <w:rFonts w:ascii="Times New Roman" w:hAnsi="Times New Roman"/>
-          <w:sz w:val="26"/>
-        </w:rPr>
-        <w:t>1. **Đo lường thuật toán vi mô (In-Memory Algorithmic Micro-Benchmark):** Đo lường trực tiếp thời gian CPU xử lý các phép toán tổ hợp, ma trận và khoảng cách chuỗi trên cùng một tập dữ liệu đầu vào (từ 50 đến 1.000 bản ghi thông số kỹ thuật thiết bị điện tử) với số lần lặp lại từ 200 đến 500 lần để tính giá trị trung bình.</w:t>
-      </w:r>
-    </w:p>
-    <w:p>
-      <w:pPr>
-        <w:jc w:val="both"/>
-        <w:spacing w:line="360" w:lineRule="auto" w:after="100"/>
-      </w:pPr>
-      <w:r>
-        <w:rPr>
-          <w:rFonts w:ascii="Times New Roman" w:hAnsi="Times New Roman"/>
-          <w:sz w:val="26"/>
-        </w:rPr>
-        <w:t>2. **Phân tích độ trễ luồng yêu cầu Web tổng thể (End-to-End Request Latency Breakdown):** Phân tích chi tiết các thành phần đóng góp vào tổng thời gian phản hồi của một yêu cầu HTTP thực tế đến người dùng.</w:t>
-      </w:r>
-    </w:p>
-    <w:p>
-      <w:pPr>
-        <w:pStyle w:val="Heading2"/>
-        <w:spacing w:before="200" w:after="80"/>
-      </w:pPr>
-      <w:r>
-        <w:rPr>
-          <w:rFonts w:ascii="Times New Roman" w:hAnsi="Times New Roman"/>
-          <w:b/>
-          <w:color w:val="2563EB"/>
-          <w:sz w:val="26"/>
-        </w:rPr>
-        <w:t>4.5.2. Kết quả đo lường vi mô các thuật toán cốt lõi</w:t>
-      </w:r>
-    </w:p>
-    <w:p>
-      <w:pPr>
-        <w:jc w:val="both"/>
-        <w:spacing w:line="360" w:lineRule="auto" w:after="100"/>
-      </w:pPr>
-      <w:r>
-        <w:rPr>
-          <w:rFonts w:ascii="Times New Roman" w:hAnsi="Times New Roman"/>
-          <w:sz w:val="26"/>
-        </w:rPr>
-        <w:t>Dữ liệu đo lường thực nghiệm từ script `scripts/benchmark.php` cho thấy sự phân hóa rõ rệt về đặc tính tính toán:</w:t>
-      </w:r>
-    </w:p>
-    <w:p>
-      <w:pPr>
-        <w:ind w:left="400"/>
-        <w:spacing w:before="40" w:after="40"/>
-      </w:pPr>
-      <w:r>
-        <w:rPr>
-          <w:rFonts w:ascii="Times New Roman" w:hAnsi="Times New Roman"/>
-          <w:sz w:val="24"/>
-        </w:rPr>
-        <w:t>• **Thuật toán tìm kiếm xấp xỉ chuỗi (Fuzzy Search - Levenshtein &amp; Token Matching):**</w:t>
-      </w:r>
-    </w:p>
-    <w:p>
-      <w:pPr>
-        <w:ind w:left="400"/>
-        <w:spacing w:before="40" w:after="40"/>
-      </w:pPr>
-      <w:r>
-        <w:rPr>
-          <w:rFonts w:ascii="Times New Roman" w:hAnsi="Times New Roman"/>
-          <w:sz w:val="24"/>
-        </w:rPr>
-        <w:t>• *Dịch vụ Rust Engine:* Do được biên dịch trực tiếp ra mã máy nhị phân bản địa (Native Machine Code) và tối ưu hóa cấp độ con trỏ mảng không có chi phí Garbage Collection, Rust hoàn tất việc đối sánh từ khóa và tính khoảng cách sửa đổi Levenshtein cho danh mục sản phẩm trong thời gian dưới mili-giây (~0.5 - 2.0 ms tùy kích thước tập dữ liệu).</w:t>
-      </w:r>
-    </w:p>
-    <w:p>
-      <w:pPr>
-        <w:ind w:left="400"/>
-        <w:spacing w:before="40" w:after="40"/>
-      </w:pPr>
-      <w:r>
-        <w:rPr>
-          <w:rFonts w:ascii="Times New Roman" w:hAnsi="Times New Roman"/>
-          <w:sz w:val="24"/>
-        </w:rPr>
-        <w:t>• *PHP Fallback:* PHP xử lý theo mô hình thông dịch kịch bản; việc lặp qua các mảng liên kết lồng nhau và tính toán `levenshtein()` tốn trung bình ~10 - 25 ms.</w:t>
-      </w:r>
-    </w:p>
-    <w:p>
-      <w:pPr>
-        <w:ind w:left="400"/>
-        <w:spacing w:before="40" w:after="40"/>
-      </w:pPr>
-      <w:r>
-        <w:rPr>
-          <w:rFonts w:ascii="Times New Roman" w:hAnsi="Times New Roman"/>
-          <w:sz w:val="24"/>
-        </w:rPr>
-        <w:t>• **Tính toán ma trận độ tương đồng Cosine (Cosine Similarity Vector Space):**</w:t>
-      </w:r>
-    </w:p>
-    <w:p>
-      <w:pPr>
-        <w:ind w:left="400"/>
-        <w:spacing w:before="40" w:after="40"/>
-      </w:pPr>
-      <w:r>
-        <w:rPr>
-          <w:rFonts w:ascii="Times New Roman" w:hAnsi="Times New Roman"/>
-          <w:sz w:val="24"/>
-        </w:rPr>
-        <w:t>• *Dịch vụ Rust Engine:* Các phép nhân vô hướng vector và chuẩn hóa độ dài vector $\vec{A} \cdot \vec{B} / (\|\vec{A}\| \|\vec{B}\|)$ được trình biên dịch `rustc` tự động vector hóa (tận dụng chỉ lệnh SIMD của CPU trong bản build release). Thời gian tìm top 4 sản phẩm tương đồng nhất trong toàn bộ danh mục chỉ mất khoảng ~0.8 - 1.5 ms.</w:t>
-      </w:r>
-    </w:p>
-    <w:p>
-      <w:pPr>
-        <w:ind w:left="400"/>
-        <w:spacing w:before="40" w:after="40"/>
-      </w:pPr>
-      <w:r>
-        <w:rPr>
-          <w:rFonts w:ascii="Times New Roman" w:hAnsi="Times New Roman"/>
-          <w:sz w:val="24"/>
-        </w:rPr>
-        <w:t>• *PHP Fallback:* Cần thực hiện các vòng lặp `foreach` trên các mảng thuộc tính đặc trưng, đạt độ trễ ~15 - 30 ms.</w:t>
-      </w:r>
-    </w:p>
-    <w:p>
-      <w:pPr>
-        <w:ind w:left="400"/>
-        <w:spacing w:before="40" w:after="40"/>
-      </w:pPr>
-      <w:r>
-        <w:rPr>
-          <w:rFonts w:ascii="Times New Roman" w:hAnsi="Times New Roman"/>
-          <w:sz w:val="24"/>
-        </w:rPr>
-        <w:t>• **Phân tích dữ liệu kinh doanh (Hồi quy tuyến tính &amp; Phân loại Pareto ABC):**</w:t>
-      </w:r>
-    </w:p>
-    <w:p>
-      <w:pPr>
-        <w:ind w:left="400"/>
-        <w:spacing w:before="40" w:after="40"/>
-      </w:pPr>
-      <w:r>
-        <w:rPr>
-          <w:rFonts w:ascii="Times New Roman" w:hAnsi="Times New Roman"/>
-          <w:sz w:val="24"/>
-        </w:rPr>
-        <w:t>• *Dịch vụ Rust Engine:* Thuật toán sắp xếp O(N log N) để tính tỷ trọng doanh thu tích lũy và công thức bình phương tối thiểu O(N) hoàn tất tức thì trong khoảng ~0.5 - 1.2 ms.</w:t>
-      </w:r>
-    </w:p>
-    <w:p>
-      <w:pPr>
-        <w:ind w:left="400"/>
-        <w:spacing w:before="40" w:after="40"/>
-      </w:pPr>
-      <w:r>
-        <w:rPr>
-          <w:rFonts w:ascii="Times New Roman" w:hAnsi="Times New Roman"/>
-          <w:sz w:val="24"/>
-        </w:rPr>
-        <w:t>• *PHP Fallback:* Hoàn tất trong khoảng ~8 - 18 ms.</w:t>
-      </w:r>
-    </w:p>
-    <w:p>
-      <w:pPr>
-        <w:pStyle w:val="Heading2"/>
-        <w:spacing w:before="200" w:after="80"/>
-      </w:pPr>
-      <w:r>
-        <w:rPr>
-          <w:rFonts w:ascii="Times New Roman" w:hAnsi="Times New Roman"/>
-          <w:b/>
-          <w:color w:val="2563EB"/>
-          <w:sz w:val="26"/>
-        </w:rPr>
-        <w:t>4.5.3. Phân tích phân rã độ trễ yêu cầu Web thực tế (End-to-End Latency Breakdown)</w:t>
-      </w:r>
-    </w:p>
-    <w:p>
-      <w:pPr>
-        <w:jc w:val="both"/>
-        <w:spacing w:line="360" w:lineRule="auto" w:after="100"/>
-      </w:pPr>
-      <w:r>
-        <w:rPr>
-          <w:rFonts w:ascii="Times New Roman" w:hAnsi="Times New Roman"/>
-          <w:sz w:val="26"/>
-        </w:rPr>
-        <w:t>Trong môi trường thực tế của một website thương mại điện tử, tổng thời gian phản hồi (Client Response Time) từ góc nhìn của trình duyệt người dùng được cấu thành từ nhiều giai đoạn:</w:t>
-      </w:r>
-    </w:p>
-    <w:p>
-      <w:pPr>
-        <w:jc w:val="both"/>
-        <w:spacing w:line="360" w:lineRule="auto" w:after="100"/>
-      </w:pPr>
-      <w:r>
-        <w:rPr>
-          <w:rFonts w:ascii="Times New Roman" w:hAnsi="Times New Roman"/>
-          <w:sz w:val="26"/>
-        </w:rPr>
-        <w:t>1. **Truy vấn cơ sở dữ liệu (Database Query Latency - MySQL/SQLite):** ~5 - 15 ms cho việc truy vấn lấy danh sách sản phẩm và thông số kỹ thuật qua PDO Prepared Statements.</w:t>
-      </w:r>
-    </w:p>
-    <w:p>
-      <w:pPr>
-        <w:jc w:val="both"/>
-        <w:spacing w:line="360" w:lineRule="auto" w:after="100"/>
-      </w:pPr>
-      <w:r>
-        <w:rPr>
-          <w:rFonts w:ascii="Times New Roman" w:hAnsi="Times New Roman"/>
-          <w:sz w:val="26"/>
-        </w:rPr>
-        <w:t>2. **Giao tiếp liên tiến trình qua mạng nội bộ (Loopback IPC Overhead):** ~0.5 - 2 ms cho việc đóng gói JSON trong PHP qua `curl`, truyền qua giao diện Loopback `127.0.0.1:5000` và giải tuần tự hóa JSON trong Rust (`serde_json`).</w:t>
-      </w:r>
-    </w:p>
-    <w:p>
-      <w:pPr>
-        <w:jc w:val="both"/>
-        <w:spacing w:line="360" w:lineRule="auto" w:after="100"/>
-      </w:pPr>
-      <w:r>
-        <w:rPr>
-          <w:rFonts w:ascii="Times New Roman" w:hAnsi="Times New Roman"/>
-          <w:sz w:val="26"/>
-        </w:rPr>
-        <w:t>3. **Thời gian tính toán lõi của Rust Engine:** ~0.5 - 2 ms.</w:t>
-      </w:r>
-    </w:p>
-    <w:p>
-      <w:pPr>
-        <w:jc w:val="both"/>
-        <w:spacing w:line="360" w:lineRule="auto" w:after="100"/>
-      </w:pPr>
-      <w:r>
-        <w:rPr>
-          <w:rFonts w:ascii="Times New Roman" w:hAnsi="Times New Roman"/>
-          <w:sz w:val="26"/>
-        </w:rPr>
-        <w:t>4. **Dựng giao diện và xuất mã HTML (PHP View Rendering):** ~3 - 8 ms.</w:t>
-      </w:r>
-    </w:p>
-    <w:p>
-      <w:pPr>
-        <w:jc w:val="both"/>
-        <w:spacing w:line="360" w:lineRule="auto" w:after="100"/>
-      </w:pPr>
-      <w:r>
-        <w:rPr>
-          <w:rFonts w:ascii="Times New Roman" w:hAnsi="Times New Roman"/>
-          <w:sz w:val="26"/>
-        </w:rPr>
-        <w:t>Như vậy, tổng thời gian xử lý một yêu cầu web tìm kiếm hay gợi ý thông minh dao động trong khoảng lý tưởng từ **10 ms đến 30 ms**. Việc đưa Rust vào xử lý tính toán không nhằm triệt tiêu hoàn toàn độ trễ mạng hay độ trễ CSDL, mà giữ vai trò then chốt trong việc:</w:t>
-      </w:r>
-    </w:p>
-    <w:p>
-      <w:pPr>
-        <w:ind w:left="400"/>
-        <w:spacing w:before="40" w:after="40"/>
-      </w:pPr>
-      <w:r>
-        <w:rPr>
-          <w:rFonts w:ascii="Times New Roman" w:hAnsi="Times New Roman"/>
-          <w:sz w:val="24"/>
-        </w:rPr>
-        <w:t>• Giải phóng tiến trình Web PHP khỏi các vòng lặp tính toán nặng CPU, giúp PHP Web Server duy trì khả năng tiếp nhận các kết nối khác.</w:t>
-      </w:r>
-    </w:p>
-    <w:p>
-      <w:pPr>
-        <w:ind w:left="400"/>
-        <w:spacing w:before="40" w:after="40"/>
-      </w:pPr>
-      <w:r>
-        <w:rPr>
-          <w:rFonts w:ascii="Times New Roman" w:hAnsi="Times New Roman"/>
-          <w:sz w:val="24"/>
-        </w:rPr>
-        <w:t>• Đảm bảo độ trễ tính toán không bị bùng nổ theo cấp số nhân khi số lượng thuộc tính và sản phẩm tăng lên hàng nghìn bản ghi.</w:t>
-      </w:r>
-    </w:p>
-    <w:p>
-      <w:pPr>
-        <w:ind w:left="400"/>
-        <w:spacing w:before="40" w:after="40"/>
-      </w:pPr>
-      <w:r>
-        <w:rPr>
-          <w:rFonts w:ascii="Times New Roman" w:hAnsi="Times New Roman"/>
-          <w:sz w:val="24"/>
-        </w:rPr>
-        <w:t>• Giữ mức tiêu thụ bộ nhớ RAM của dịch vụ Rust cực kỳ khiêm tốn (~5 - 10 MB RAM), độc lập hoàn toàn với vòng đời của các tiến trình PHP.</w:t>
-      </w:r>
-    </w:p>
-    <w:p>
-      <w:pPr>
-        <w:jc w:val="both"/>
-        <w:spacing w:line="360" w:lineRule="auto" w:after="100"/>
-      </w:pPr>
-      <w:r>
-        <w:rPr>
-          <w:rFonts w:ascii="Times New Roman" w:hAnsi="Times New Roman"/>
-          <w:sz w:val="26"/>
-        </w:rPr>
-        <w:t>---</w:t>
-      </w:r>
-    </w:p>
-    <w:p>
-      <w:pPr>
-        <w:pStyle w:val="Title"/>
-        <w:jc w:val="center"/>
-        <w:spacing w:before="240" w:after="240"/>
-      </w:pPr>
-      <w:r>
-        <w:rPr>
-          <w:rFonts w:ascii="Times New Roman" w:hAnsi="Times New Roman"/>
-          <w:b/>
-          <w:color w:val="0F172A"/>
-          <w:sz w:val="40"/>
-        </w:rPr>
-        <w:t>CHƯƠNG 5: ĐÁNH GIÁ, KẾT LUẬN VÀ HƯỚNG PHÁT TRIỂN</w:t>
-      </w:r>
-    </w:p>
-    <w:p>
-      <w:pPr>
-        <w:pStyle w:val="Heading1"/>
-        <w:spacing w:before="300" w:after="120"/>
-      </w:pPr>
-      <w:r>
-        <w:rPr>
-          <w:rFonts w:ascii="Times New Roman" w:hAnsi="Times New Roman"/>
-          <w:b/>
-          <w:color w:val="1E3A8A"/>
-          <w:sz w:val="32"/>
-        </w:rPr>
-        <w:t>5.1. Đánh giá kết quả đạt được đối chiếu với mục tiêu ban đầu</w:t>
-      </w:r>
-    </w:p>
-    <w:p>
-      <w:pPr>
-        <w:jc w:val="both"/>
-        <w:spacing w:line="360" w:lineRule="auto" w:after="100"/>
-      </w:pPr>
-      <w:r>
-        <w:rPr>
-          <w:rFonts w:ascii="Times New Roman" w:hAnsi="Times New Roman"/>
-          <w:sz w:val="26"/>
-        </w:rPr>
-        <w:t>Đối chiếu với các mục tiêu đề ra tại Chương 1, đồ án đã hoàn thành đầy đủ các yêu cầu kỹ thuật và nghiệp vụ trọng tâm:</w:t>
-      </w:r>
-    </w:p>
-    <w:tbl>
-      <w:tblPr>
-        <w:tblW w:w="9600" w:type="dxa"/>
-        <w:jc w:val="center"/>
-      </w:tblPr>
-      <w:tr>
-        <w:tc>
-          <w:tcPr>
-            <w:tcW w:w="2400" w:type="dxa"/>
-            <w:tcBorders>
-              <w:top w:val="single" w:sz="4" w:space="0" w:color="CCCCCC"/>
-              <w:bottom w:val="single" w:sz="4" w:space="0" w:color="CCCCCC"/>
-            </w:tcBorders>
-          </w:tcPr>
-          <w:p>
-            <w:pPr>
-              <w:spacing w:before="60" w:after="60"/>
-            </w:pPr>
-            <w:r>
-              <w:rPr>
-                <w:rFonts w:ascii="Times New Roman" w:hAnsi="Times New Roman"/>
-                <w:sz w:val="22"/>
-              </w:rPr>
-              <w:t>Mục tiêu đề ra</w:t>
-            </w:r>
-          </w:p>
-        </w:tc>
-        <w:tc>
-          <w:tcPr>
-            <w:tcW w:w="2400" w:type="dxa"/>
-            <w:tcBorders>
-              <w:top w:val="single" w:sz="4" w:space="0" w:color="CCCCCC"/>
-              <w:bottom w:val="single" w:sz="4" w:space="0" w:color="CCCCCC"/>
-            </w:tcBorders>
-          </w:tcPr>
-          <w:p>
-            <w:pPr>
-              <w:spacing w:before="60" w:after="60"/>
-            </w:pPr>
-            <w:r>
-              <w:rPr>
-                <w:rFonts w:ascii="Times New Roman" w:hAnsi="Times New Roman"/>
-                <w:sz w:val="22"/>
-              </w:rPr>
-              <w:t>Mức độ hoàn thành</w:t>
-            </w:r>
-          </w:p>
-        </w:tc>
-        <w:tc>
-          <w:tcPr>
-            <w:tcW w:w="2400" w:type="dxa"/>
-            <w:tcBorders>
-              <w:top w:val="single" w:sz="4" w:space="0" w:color="CCCCCC"/>
-              <w:bottom w:val="single" w:sz="4" w:space="0" w:color="CCCCCC"/>
-            </w:tcBorders>
-          </w:tcPr>
-          <w:p>
-            <w:pPr>
-              <w:spacing w:before="60" w:after="60"/>
-            </w:pPr>
-            <w:r>
-              <w:rPr>
-                <w:rFonts w:ascii="Times New Roman" w:hAnsi="Times New Roman"/>
-                <w:sz w:val="22"/>
-              </w:rPr>
-              <w:t>Kết quả minh chứng thực tế</w:t>
+              <w:t>Xây dựng website TMĐT thiết bị điện tử</w:t>
+            </w:r>
+          </w:p>
+        </w:tc>
+        <w:tc>
+          <w:tcPr>
+            <w:tcW w:w="2400" w:type="dxa"/>
+            <w:tcBorders>
+              <w:top w:val="single" w:sz="4" w:space="0" w:color="CCCCCC"/>
+              <w:bottom w:val="single" w:sz="4" w:space="0" w:color="CCCCCC"/>
+            </w:tcBorders>
+          </w:tcPr>
+          <w:p>
+            <w:pPr>
+              <w:spacing w:before="60" w:after="60"/>
+            </w:pPr>
+            <w:r>
+              <w:rPr>
+                <w:rFonts w:ascii="Times New Roman" w:hAnsi="Times New Roman"/>
+                <w:sz w:val="22"/>
+              </w:rPr>
+              <w:t>**Hoàn thành tốt**</w:t>
+            </w:r>
+          </w:p>
+        </w:tc>
+        <w:tc>
+          <w:tcPr>
+            <w:tcW w:w="2400" w:type="dxa"/>
+            <w:tcBorders>
+              <w:top w:val="single" w:sz="4" w:space="0" w:color="CCCCCC"/>
+              <w:bottom w:val="single" w:sz="4" w:space="0" w:color="CCCCCC"/>
+            </w:tcBorders>
+          </w:tcPr>
+          <w:p>
+            <w:pPr>
+              <w:spacing w:before="60" w:after="60"/>
+            </w:pPr>
+            <w:r>
+              <w:rPr>
+                <w:rFonts w:ascii="Times New Roman" w:hAnsi="Times New Roman"/>
+                <w:sz w:val="22"/>
+              </w:rPr>
+              <w:t>Đầy đủ giao diện responsive, 6 ngành hàng, giỏ hàng AJAX, checkout VietQR.</w:t>
             </w:r>
           </w:p>
         </w:tc>
@@ -12189,7 +12404,7 @@
                 <w:rFonts w:ascii="Times New Roman" w:hAnsi="Times New Roman"/>
                 <w:sz w:val="22"/>
               </w:rPr>
-              <w:t>Xây dựng website TMĐT thiết bị điện tử</w:t>
+              <w:t>Kiến trúc Hybrid PHP kết hợp Rust Engine</w:t>
             </w:r>
           </w:p>
         </w:tc>
@@ -12231,7 +12446,7 @@
                 <w:rFonts w:ascii="Times New Roman" w:hAnsi="Times New Roman"/>
                 <w:sz w:val="22"/>
               </w:rPr>
-              <w:t>Đầy đủ giao diện responsive, 6 ngành hàng, giỏ hàng AJAX, checkout VietQR.</w:t>
+              <w:t>Dịch vụ Rust độc lập xử lý tìm kiếm, gợi ý, phân tích; giao tiếp qua REST API.</w:t>
             </w:r>
           </w:p>
         </w:tc>
@@ -12260,7 +12475,7 @@
                 <w:rFonts w:ascii="Times New Roman" w:hAnsi="Times New Roman"/>
                 <w:sz w:val="22"/>
               </w:rPr>
-              <w:t>Kiến trúc Hybrid PHP kết hợp Rust Engine</w:t>
+              <w:t>Cơ chế Graceful Fallback dự phòng</w:t>
             </w:r>
           </w:p>
         </w:tc>
@@ -12302,7 +12517,7 @@
                 <w:rFonts w:ascii="Times New Roman" w:hAnsi="Times New Roman"/>
                 <w:sz w:val="22"/>
               </w:rPr>
-              <w:t>Dịch vụ Rust độc lập xử lý tìm kiếm, gợi ý, phân tích; giao tiếp qua REST API.</w:t>
+              <w:t>Tự động chuyển sang thuật toán PHP nội bộ khi Rust tắt, không phát sinh lỗi.</w:t>
             </w:r>
           </w:p>
         </w:tc>
@@ -12331,7 +12546,7 @@
                 <w:rFonts w:ascii="Times New Roman" w:hAnsi="Times New Roman"/>
                 <w:sz w:val="22"/>
               </w:rPr>
-              <w:t>Cơ chế Graceful Fallback dự phòng</w:t>
+              <w:t>Khả năng chạy Portable trên máy trường</w:t>
             </w:r>
           </w:p>
         </w:tc>
@@ -12373,7 +12588,7 @@
                 <w:rFonts w:ascii="Times New Roman" w:hAnsi="Times New Roman"/>
                 <w:sz w:val="22"/>
               </w:rPr>
-              <w:t>Tự động chuyển sang thuật toán PHP nội bộ khi Rust tắt, không phát sinh lỗi.</w:t>
+              <w:t>Hỗ trợ Dual Database (MySQL + SQLite tự động); kịch bản 1-click `start.bat`.</w:t>
             </w:r>
           </w:p>
         </w:tc>
@@ -12402,7 +12617,7 @@
                 <w:rFonts w:ascii="Times New Roman" w:hAnsi="Times New Roman"/>
                 <w:sz w:val="22"/>
               </w:rPr>
-              <w:t>Khả năng chạy Portable trên máy trường</w:t>
+              <w:t>Tự động hóa CI/CD với GitHub Actions</w:t>
             </w:r>
           </w:p>
         </w:tc>
@@ -12444,7 +12659,7 @@
                 <w:rFonts w:ascii="Times New Roman" w:hAnsi="Times New Roman"/>
                 <w:sz w:val="22"/>
               </w:rPr>
-              <w:t>Hỗ trợ Dual Database (MySQL + SQLite tự động); kịch bản 1-click `start.bat`.</w:t>
+              <w:t>Pipeline kiểm thử PHP và biên dịch chéo Rust nhị phân cho cả Windows và Linux.</w:t>
             </w:r>
           </w:p>
         </w:tc>
@@ -12473,77 +12688,6 @@
                 <w:rFonts w:ascii="Times New Roman" w:hAnsi="Times New Roman"/>
                 <w:sz w:val="22"/>
               </w:rPr>
-              <w:t>Tự động hóa CI/CD với GitHub Actions</w:t>
-            </w:r>
-          </w:p>
-        </w:tc>
-        <w:tc>
-          <w:tcPr>
-            <w:tcW w:w="2400" w:type="dxa"/>
-            <w:tcBorders>
-              <w:top w:val="single" w:sz="4" w:space="0" w:color="CCCCCC"/>
-              <w:bottom w:val="single" w:sz="4" w:space="0" w:color="CCCCCC"/>
-            </w:tcBorders>
-          </w:tcPr>
-          <w:p>
-            <w:pPr>
-              <w:spacing w:before="60" w:after="60"/>
-            </w:pPr>
-            <w:r>
-              <w:rPr>
-                <w:rFonts w:ascii="Times New Roman" w:hAnsi="Times New Roman"/>
-                <w:sz w:val="22"/>
-              </w:rPr>
-              <w:t>**Hoàn thành tốt**</w:t>
-            </w:r>
-          </w:p>
-        </w:tc>
-        <w:tc>
-          <w:tcPr>
-            <w:tcW w:w="2400" w:type="dxa"/>
-            <w:tcBorders>
-              <w:top w:val="single" w:sz="4" w:space="0" w:color="CCCCCC"/>
-              <w:bottom w:val="single" w:sz="4" w:space="0" w:color="CCCCCC"/>
-            </w:tcBorders>
-          </w:tcPr>
-          <w:p>
-            <w:pPr>
-              <w:spacing w:before="60" w:after="60"/>
-            </w:pPr>
-            <w:r>
-              <w:rPr>
-                <w:rFonts w:ascii="Times New Roman" w:hAnsi="Times New Roman"/>
-                <w:sz w:val="22"/>
-              </w:rPr>
-              <w:t>Pipeline kiểm thử PHP và biên dịch chéo Rust nhị phân cho cả Windows và Linux.</w:t>
-            </w:r>
-          </w:p>
-        </w:tc>
-      </w:tr>
-    </w:tbl>
-    <w:tbl>
-      <w:tblPr>
-        <w:tblW w:w="9600" w:type="dxa"/>
-        <w:jc w:val="center"/>
-      </w:tblPr>
-      <w:tr>
-        <w:tc>
-          <w:tcPr>
-            <w:tcW w:w="2400" w:type="dxa"/>
-            <w:tcBorders>
-              <w:top w:val="single" w:sz="4" w:space="0" w:color="CCCCCC"/>
-              <w:bottom w:val="single" w:sz="4" w:space="0" w:color="CCCCCC"/>
-            </w:tcBorders>
-          </w:tcPr>
-          <w:p>
-            <w:pPr>
-              <w:spacing w:before="60" w:after="60"/>
-            </w:pPr>
-            <w:r>
-              <w:rPr>
-                <w:rFonts w:ascii="Times New Roman" w:hAnsi="Times New Roman"/>
-                <w:sz w:val="22"/>
-              </w:rPr>
               <w:t>Thuật toán thông minh (Cosine, Levenshtein, ABC)</w:t>
             </w:r>
           </w:p>
@@ -12697,46 +12841,72 @@
           <w:rFonts w:ascii="Times New Roman" w:hAnsi="Times New Roman"/>
           <w:sz w:val="26"/>
         </w:rPr>
-        <w:t>Mặc dù đã đạt được những kết quả rất tích cực, hệ thống vẫn tồn tại một số hạn chế cần tiếp tục hoàn thiện:</w:t>
-      </w:r>
-    </w:p>
-    <w:p>
-      <w:pPr>
-        <w:ind w:left="400"/>
-        <w:spacing w:before="40" w:after="40"/>
-      </w:pPr>
-      <w:r>
-        <w:rPr>
-          <w:rFonts w:ascii="Times New Roman" w:hAnsi="Times New Roman"/>
-          <w:sz w:val="24"/>
-        </w:rPr>
-        <w:t>• Phương thức thanh toán trực tuyến mới dừng lại ở việc tạo mã VietQR tĩnh theo đơn hàng mà chưa kết nối Webhook ngân hàng thời gian thực (như SeAPay, PayOS hoặc Casso) để tự động đổi trạng thái "Đã thanh toán" mà không cần quản trị viên duyệt tay.</w:t>
-      </w:r>
-    </w:p>
-    <w:p>
-      <w:pPr>
-        <w:ind w:left="400"/>
-        <w:spacing w:before="40" w:after="40"/>
-      </w:pPr>
-      <w:r>
-        <w:rPr>
-          <w:rFonts w:ascii="Times New Roman" w:hAnsi="Times New Roman"/>
-          <w:sz w:val="24"/>
-        </w:rPr>
-        <w:t>• Chưa tích hợp dịch vụ tính phí vận chuyển thời gian thực từ các đơn vị giao vận (Giao Hàng Nhanh, Giao Hàng Tiết Kiệm, Viettel Post).</w:t>
-      </w:r>
-    </w:p>
-    <w:p>
-      <w:pPr>
-        <w:ind w:left="400"/>
-        <w:spacing w:before="40" w:after="40"/>
-      </w:pPr>
-      <w:r>
-        <w:rPr>
-          <w:rFonts w:ascii="Times New Roman" w:hAnsi="Times New Roman"/>
-          <w:sz w:val="24"/>
-        </w:rPr>
-        <w:t>• Dịch vụ Rust Engine hiện đang lưu dữ liệu trong bộ nhớ (In-memory computation) cho từng lượt yêu cầu thay vì duy trì một bộ nhớ đệm phân tán như Redis.</w:t>
+        <w:t>Mặc dù đã đạt được những kết quả rất tích cực, hệ thống vẫn tồn tại một số hạn chế mang tính thực tiễn cần tiếp tục hoàn thiện:</w:t>
+      </w:r>
+    </w:p>
+    <w:p>
+      <w:pPr>
+        <w:ind w:left="400"/>
+        <w:spacing w:before="40" w:after="40"/>
+      </w:pPr>
+      <w:r>
+        <w:rPr>
+          <w:rFonts w:ascii="Times New Roman" w:hAnsi="Times New Roman"/>
+          <w:sz w:val="24"/>
+        </w:rPr>
+        <w:t>• **Phương thức thanh toán trực tuyến:** Đồ án mô phỏng luồng chuyển khoản ngân hàng bằng mã VietQR động chuẩn NAPAS 247; chưa tích hợp webhook xác thực biến động số dư ngân hàng thời gian thực (như SeAPay, PayOS hoặc Casso) để tự động cập nhật trạng thái "Đã thanh toán" mà vẫn cần nhân viên quản trị đối soát thủ công.</w:t>
+      </w:r>
+    </w:p>
+    <w:p>
+      <w:pPr>
+        <w:ind w:left="400"/>
+        <w:spacing w:before="40" w:after="40"/>
+      </w:pPr>
+      <w:r>
+        <w:rPr>
+          <w:rFonts w:ascii="Times New Roman" w:hAnsi="Times New Roman"/>
+          <w:sz w:val="24"/>
+        </w:rPr>
+        <w:t>• **Quy mô tập ứng viên gợi ý:** Phiên bản đồ án giới hạn tập ứng viên recommendation ở 100 sản phẩm để phù hợp quy mô dữ liệu thử nghiệm và tối ưu độ trễ đóng gói/truyền tải JSON qua HTTP loopback giữa PHP và Rust.</w:t>
+      </w:r>
+    </w:p>
+    <w:p>
+      <w:pPr>
+        <w:ind w:left="400"/>
+        <w:spacing w:before="40" w:after="40"/>
+      </w:pPr>
+      <w:r>
+        <w:rPr>
+          <w:rFonts w:ascii="Times New Roman" w:hAnsi="Times New Roman"/>
+          <w:sz w:val="24"/>
+        </w:rPr>
+        <w:t>• **Quản lý danh mục &amp; thương hiệu:** Danh mục và thương hiệu hiện được quản lý thông qua dữ liệu khởi tạo (seed data), chưa có giao diện CRUD riêng trên trang quản trị viên trong phiên bản hiện tại nhằm tập trung nguồn lực vào luồng thương mại cốt lõi.</w:t>
+      </w:r>
+    </w:p>
+    <w:p>
+      <w:pPr>
+        <w:ind w:left="400"/>
+        <w:spacing w:before="40" w:after="40"/>
+      </w:pPr>
+      <w:r>
+        <w:rPr>
+          <w:rFonts w:ascii="Times New Roman" w:hAnsi="Times New Roman"/>
+          <w:sz w:val="24"/>
+        </w:rPr>
+        <w:t>• **Chi phí vận chuyển &amp; Hóa đơn tự động:** Chưa tích hợp API tính cước vận chuyển thời gian thực từ các đối tác giao vận (GHN, GHTK, Viettel Post) và chưa triển khai dịch vụ gửi email tự động xác nhận đơn hàng hay hóa đơn điện tử VAT.</w:t>
+      </w:r>
+    </w:p>
+    <w:p>
+      <w:pPr>
+        <w:ind w:left="400"/>
+        <w:spacing w:before="40" w:after="40"/>
+      </w:pPr>
+      <w:r>
+        <w:rPr>
+          <w:rFonts w:ascii="Times New Roman" w:hAnsi="Times New Roman"/>
+          <w:sz w:val="24"/>
+        </w:rPr>
+        <w:t>• **Lưu trữ trạng thái tính toán:** Dịch vụ Rust Engine hiện đang tính toán trực tiếp trên dữ liệu nhận được trong từng lượt yêu cầu (Stateless In-Memory) thay vì duy trì bộ nhớ đệm phân tán (Redis/Memcached).</w:t>
       </w:r>
     </w:p>
     <w:p>
